--- a/制作ノート_25074.docx
+++ b/制作ノート_25074.docx
@@ -6,11 +6,15 @@
       <w:pPr>
         <w:rPr>
           <w:rFonts w:ascii="ＭＳ Ｐ明朝" w:eastAsia="ＭＳ Ｐ明朝" w:hAnsi="ＭＳ Ｐ明朝"/>
-        </w:rPr>
-      </w:pPr>
-      <w:r>
-        <w:rPr>
-          <w:rFonts w:ascii="ＭＳ Ｐ明朝" w:eastAsia="ＭＳ Ｐ明朝" w:hAnsi="ＭＳ Ｐ明朝" w:hint="eastAsia"/>
+          <w:b/>
+          <w:bCs/>
+        </w:rPr>
+      </w:pPr>
+      <w:r>
+        <w:rPr>
+          <w:rFonts w:ascii="ＭＳ Ｐ明朝" w:eastAsia="ＭＳ Ｐ明朝" w:hAnsi="ＭＳ Ｐ明朝" w:hint="eastAsia"/>
+          <w:b/>
+          <w:bCs/>
         </w:rPr>
         <w:t>制作ノート</w:t>
       </w:r>
@@ -20,17 +24,23 @@
         <w:ind w:leftChars="3028" w:left="7267"/>
         <w:rPr>
           <w:rFonts w:ascii="ＭＳ Ｐ明朝" w:eastAsia="ＭＳ Ｐ明朝" w:hAnsi="ＭＳ Ｐ明朝"/>
-        </w:rPr>
-      </w:pPr>
-      <w:r>
-        <w:rPr>
-          <w:rFonts w:ascii="ＭＳ Ｐ明朝" w:eastAsia="ＭＳ Ｐ明朝" w:hAnsi="ＭＳ Ｐ明朝" w:hint="eastAsia"/>
+          <w:b/>
+          <w:bCs/>
+        </w:rPr>
+      </w:pPr>
+      <w:r>
+        <w:rPr>
+          <w:rFonts w:ascii="ＭＳ Ｐ明朝" w:eastAsia="ＭＳ Ｐ明朝" w:hAnsi="ＭＳ Ｐ明朝" w:hint="eastAsia"/>
+          <w:b/>
+          <w:bCs/>
         </w:rPr>
         <w:t xml:space="preserve">学籍番号：　　</w:t>
       </w:r>
       <w:r>
         <w:rPr>
           <w:rFonts w:ascii="ＭＳ Ｐ明朝" w:eastAsia="ＭＳ Ｐ明朝" w:hAnsi="ＭＳ Ｐ明朝" w:hint="eastAsia"/>
+          <w:b/>
+          <w:bCs/>
           <w:u w:val="single"/>
         </w:rPr>
         <w:t>２５０</w:t>
@@ -38,6 +48,8 @@
       <w:r>
         <w:rPr>
           <w:rFonts w:ascii="ＭＳ Ｐ明朝" w:eastAsia="ＭＳ Ｐ明朝" w:hAnsi="ＭＳ Ｐ明朝"/>
+          <w:b/>
+          <w:bCs/>
           <w:u w:val="single"/>
         </w:rPr>
         <w:t>74</w:t>
@@ -48,17 +60,23 @@
         <w:ind w:leftChars="3028" w:left="7267"/>
         <w:rPr>
           <w:rFonts w:ascii="ＭＳ Ｐ明朝" w:eastAsia="ＭＳ Ｐ明朝" w:hAnsi="ＭＳ Ｐ明朝"/>
-        </w:rPr>
-      </w:pPr>
-      <w:r>
-        <w:rPr>
-          <w:rFonts w:ascii="ＭＳ Ｐ明朝" w:eastAsia="ＭＳ Ｐ明朝" w:hAnsi="ＭＳ Ｐ明朝" w:hint="eastAsia"/>
+          <w:b/>
+          <w:bCs/>
+        </w:rPr>
+      </w:pPr>
+      <w:r>
+        <w:rPr>
+          <w:rFonts w:ascii="ＭＳ Ｐ明朝" w:eastAsia="ＭＳ Ｐ明朝" w:hAnsi="ＭＳ Ｐ明朝" w:hint="eastAsia"/>
+          <w:b/>
+          <w:bCs/>
         </w:rPr>
         <w:t xml:space="preserve">氏名：　</w:t>
       </w:r>
       <w:r>
         <w:rPr>
           <w:rFonts w:ascii="ＭＳ Ｐ明朝" w:eastAsia="ＭＳ Ｐ明朝" w:hAnsi="ＭＳ Ｐ明朝" w:hint="eastAsia"/>
+          <w:b/>
+          <w:bCs/>
         </w:rPr>
         <w:t>佐藤涼哉</w:t>
       </w:r>
@@ -69,18 +87,24 @@
         <w:spacing w:line="259" w:lineRule="auto"/>
         <w:rPr>
           <w:rFonts w:ascii="ＭＳ Ｐ明朝" w:eastAsia="ＭＳ Ｐ明朝" w:hAnsi="ＭＳ Ｐ明朝"/>
+          <w:b/>
+          <w:bCs/>
           <w:u w:val="single"/>
         </w:rPr>
       </w:pPr>
       <w:r>
         <w:rPr>
           <w:rFonts w:ascii="ＭＳ Ｐ明朝" w:eastAsia="ＭＳ Ｐ明朝" w:hAnsi="ＭＳ Ｐ明朝" w:hint="eastAsia"/>
+          <w:b/>
+          <w:bCs/>
         </w:rPr>
         <w:t>テーマ１：</w:t>
       </w:r>
       <w:r>
         <w:rPr>
           <w:rFonts w:ascii="ＭＳ Ｐ明朝" w:eastAsia="ＭＳ Ｐ明朝" w:hAnsi="ＭＳ Ｐ明朝"/>
+          <w:b/>
+          <w:bCs/>
           <w:u w:val="single"/>
         </w:rPr>
         <w:t>自然と学問の神社　大宰府天満宮の</w:t>
@@ -88,6 +112,8 @@
       <w:r>
         <w:rPr>
           <w:rFonts w:ascii="ＭＳ Ｐ明朝" w:eastAsia="ＭＳ Ｐ明朝" w:hAnsi="ＭＳ Ｐ明朝" w:hint="eastAsia"/>
+          <w:b/>
+          <w:bCs/>
           <w:u w:val="single"/>
         </w:rPr>
         <w:t>歴史</w:t>
@@ -95,6 +121,8 @@
       <w:r>
         <w:rPr>
           <w:rFonts w:ascii="ＭＳ Ｐ明朝" w:eastAsia="ＭＳ Ｐ明朝" w:hAnsi="ＭＳ Ｐ明朝"/>
+          <w:b/>
+          <w:bCs/>
           <w:u w:val="single"/>
         </w:rPr>
         <w:t>を知ろう</w:t>
@@ -104,11 +132,15 @@
       <w:pPr>
         <w:rPr>
           <w:rFonts w:ascii="ＭＳ Ｐ明朝" w:eastAsia="ＭＳ Ｐ明朝" w:hAnsi="ＭＳ Ｐ明朝"/>
-        </w:rPr>
-      </w:pPr>
-      <w:r>
-        <w:rPr>
-          <w:rFonts w:ascii="ＭＳ Ｐ明朝" w:eastAsia="ＭＳ Ｐ明朝" w:hAnsi="ＭＳ Ｐ明朝" w:hint="eastAsia"/>
+          <w:b/>
+          <w:bCs/>
+        </w:rPr>
+      </w:pPr>
+      <w:r>
+        <w:rPr>
+          <w:rFonts w:ascii="ＭＳ Ｐ明朝" w:eastAsia="ＭＳ Ｐ明朝" w:hAnsi="ＭＳ Ｐ明朝" w:hint="eastAsia"/>
+          <w:b/>
+          <w:bCs/>
         </w:rPr>
         <w:t>目的・背景</w:t>
       </w:r>
@@ -237,6 +269,8 @@
       <w:r>
         <w:rPr>
           <w:rFonts w:ascii="ＭＳ Ｐ明朝" w:eastAsia="ＭＳ Ｐ明朝" w:hAnsi="ＭＳ Ｐ明朝"/>
+          <w:b/>
+          <w:bCs/>
           <w:noProof/>
         </w:rPr>
         <w:drawing>
@@ -284,6 +318,8 @@
       <w:r>
         <w:rPr>
           <w:rFonts w:ascii="ＭＳ Ｐ明朝" w:eastAsia="ＭＳ Ｐ明朝" w:hAnsi="ＭＳ Ｐ明朝"/>
+          <w:b/>
+          <w:bCs/>
           <w:noProof/>
         </w:rPr>
         <w:drawing>
@@ -332,6 +368,15 @@
     <w:p>
       <w:pPr>
         <w:rPr>
+          <w:rFonts w:ascii="ＭＳ Ｐ明朝" w:eastAsia="ＭＳ Ｐ明朝" w:hAnsi="ＭＳ Ｐ明朝" w:hint="eastAsia"/>
+          <w:b/>
+          <w:bCs/>
+        </w:rPr>
+      </w:pPr>
+    </w:p>
+    <w:p>
+      <w:pPr>
+        <w:rPr>
           <w:rFonts w:ascii="ＭＳ Ｐ明朝" w:eastAsia="ＭＳ Ｐ明朝" w:hAnsi="ＭＳ Ｐ明朝"/>
           <w:b/>
           <w:bCs/>
@@ -367,11 +412,15 @@
       <w:pPr>
         <w:rPr>
           <w:rFonts w:ascii="ＭＳ Ｐ明朝" w:eastAsia="ＭＳ Ｐ明朝" w:hAnsi="ＭＳ Ｐ明朝"/>
-        </w:rPr>
-      </w:pPr>
-      <w:r>
-        <w:rPr>
-          <w:rFonts w:ascii="ＭＳ Ｐ明朝" w:eastAsia="ＭＳ Ｐ明朝" w:hAnsi="ＭＳ Ｐ明朝" w:hint="eastAsia"/>
+          <w:b/>
+          <w:bCs/>
+        </w:rPr>
+      </w:pPr>
+      <w:r>
+        <w:rPr>
+          <w:rFonts w:ascii="ＭＳ Ｐ明朝" w:eastAsia="ＭＳ Ｐ明朝" w:hAnsi="ＭＳ Ｐ明朝" w:hint="eastAsia"/>
+          <w:b/>
+          <w:bCs/>
         </w:rPr>
         <w:t>ターゲット：（想定される閲覧者について）</w:t>
       </w:r>
@@ -401,18 +450,24 @@
       <w:pPr>
         <w:rPr>
           <w:rFonts w:ascii="ＭＳ Ｐ明朝" w:eastAsia="ＭＳ Ｐ明朝" w:hAnsi="ＭＳ Ｐ明朝"/>
-        </w:rPr>
-      </w:pPr>
-    </w:p>
-    <w:p>
-      <w:pPr>
-        <w:rPr>
-          <w:rFonts w:ascii="ＭＳ Ｐ明朝" w:eastAsia="ＭＳ Ｐ明朝" w:hAnsi="ＭＳ Ｐ明朝"/>
-        </w:rPr>
-      </w:pPr>
-      <w:r>
-        <w:rPr>
-          <w:rFonts w:ascii="ＭＳ Ｐ明朝" w:eastAsia="ＭＳ Ｐ明朝" w:hAnsi="ＭＳ Ｐ明朝" w:hint="eastAsia"/>
+          <w:b/>
+          <w:bCs/>
+        </w:rPr>
+      </w:pPr>
+    </w:p>
+    <w:p>
+      <w:pPr>
+        <w:rPr>
+          <w:rFonts w:ascii="ＭＳ Ｐ明朝" w:eastAsia="ＭＳ Ｐ明朝" w:hAnsi="ＭＳ Ｐ明朝"/>
+          <w:b/>
+          <w:bCs/>
+        </w:rPr>
+      </w:pPr>
+      <w:r>
+        <w:rPr>
+          <w:rFonts w:ascii="ＭＳ Ｐ明朝" w:eastAsia="ＭＳ Ｐ明朝" w:hAnsi="ＭＳ Ｐ明朝" w:hint="eastAsia"/>
+          <w:b/>
+          <w:bCs/>
         </w:rPr>
         <w:t>制作スケジュール</w:t>
       </w:r>
@@ -428,67 +483,320 @@
       <w:r>
         <w:rPr>
           <w:rFonts w:ascii="ＭＳ Ｐ明朝" w:eastAsia="ＭＳ Ｐ明朝" w:hAnsi="ＭＳ Ｐ明朝" w:hint="eastAsia"/>
+          <w:b/>
+          <w:bCs/>
         </w:rPr>
         <w:t>7月</w:t>
       </w:r>
       <w:r>
         <w:rPr>
           <w:rFonts w:ascii="ＭＳ Ｐ明朝" w:eastAsia="ＭＳ Ｐ明朝" w:hAnsi="ＭＳ Ｐ明朝" w:hint="eastAsia"/>
+          <w:b/>
+          <w:bCs/>
+        </w:rPr>
+        <w:t>：テーマを固めて、どんな</w:t>
+      </w:r>
+      <w:r>
+        <w:rPr>
+          <w:rFonts w:ascii="ＭＳ Ｐ明朝" w:eastAsia="ＭＳ Ｐ明朝" w:hAnsi="ＭＳ Ｐ明朝"/>
+          <w:b/>
+          <w:bCs/>
+        </w:rPr>
+        <w:t>Web</w:t>
+      </w:r>
+      <w:r>
+        <w:rPr>
+          <w:rFonts w:ascii="ＭＳ Ｐ明朝" w:eastAsia="ＭＳ Ｐ明朝" w:hAnsi="ＭＳ Ｐ明朝" w:hint="eastAsia"/>
+          <w:b/>
+          <w:bCs/>
+        </w:rPr>
+        <w:t>ページを作るかを決める</w:t>
+      </w:r>
+    </w:p>
+    <w:p>
+      <w:pPr>
+        <w:rPr>
+          <w:rFonts w:ascii="ＭＳ Ｐ明朝" w:eastAsia="ＭＳ Ｐ明朝" w:hAnsi="ＭＳ Ｐ明朝"/>
+          <w:b/>
+          <w:bCs/>
+        </w:rPr>
+      </w:pPr>
+      <w:r>
+        <w:rPr>
+          <w:rFonts w:ascii="ＭＳ Ｐ明朝" w:eastAsia="ＭＳ Ｐ明朝" w:hAnsi="ＭＳ Ｐ明朝" w:hint="eastAsia"/>
+          <w:b/>
+          <w:bCs/>
+        </w:rPr>
+        <w:t>8月</w:t>
+      </w:r>
+      <w:r>
+        <w:rPr>
+          <w:rFonts w:ascii="ＭＳ Ｐ明朝" w:eastAsia="ＭＳ Ｐ明朝" w:hAnsi="ＭＳ Ｐ明朝" w:hint="eastAsia"/>
+          <w:b/>
+          <w:bCs/>
+        </w:rPr>
+        <w:t>：大宰府天満宮周辺の写真を撮る素材集め</w:t>
+      </w:r>
+      <w:r>
+        <w:rPr>
+          <w:rFonts w:ascii="ＭＳ Ｐ明朝" w:eastAsia="ＭＳ Ｐ明朝" w:hAnsi="ＭＳ Ｐ明朝"/>
+          <w:b/>
+          <w:bCs/>
+        </w:rPr>
+        <w:t>(</w:t>
+      </w:r>
+      <w:r>
+        <w:rPr>
+          <w:rFonts w:ascii="ＭＳ Ｐ明朝" w:eastAsia="ＭＳ Ｐ明朝" w:hAnsi="ＭＳ Ｐ明朝" w:hint="eastAsia"/>
+          <w:b/>
+          <w:bCs/>
+        </w:rPr>
+        <w:t>写真を撮る許可をもらえたところのみ</w:t>
+      </w:r>
+      <w:r>
+        <w:rPr>
+          <w:rFonts w:ascii="ＭＳ Ｐ明朝" w:eastAsia="ＭＳ Ｐ明朝" w:hAnsi="ＭＳ Ｐ明朝"/>
+          <w:b/>
+          <w:bCs/>
+        </w:rPr>
+        <w:t>)</w:t>
+      </w:r>
+      <w:r>
+        <w:rPr>
+          <w:rFonts w:ascii="ＭＳ Ｐ明朝" w:eastAsia="ＭＳ Ｐ明朝" w:hAnsi="ＭＳ Ｐ明朝" w:hint="eastAsia"/>
+          <w:b/>
+          <w:bCs/>
+        </w:rPr>
+        <w:t>、</w:t>
+      </w:r>
+      <w:r>
+        <w:rPr>
+          <w:rFonts w:ascii="ＭＳ Ｐ明朝" w:eastAsia="ＭＳ Ｐ明朝" w:hAnsi="ＭＳ Ｐ明朝"/>
+          <w:b/>
+          <w:bCs/>
+        </w:rPr>
+        <w:t>Photoshop</w:t>
+      </w:r>
+      <w:r>
+        <w:rPr>
+          <w:rFonts w:ascii="ＭＳ Ｐ明朝" w:eastAsia="ＭＳ Ｐ明朝" w:hAnsi="ＭＳ Ｐ明朝" w:hint="eastAsia"/>
+          <w:b/>
+          <w:bCs/>
+        </w:rPr>
+        <w:t>で集めた写真を加工する</w:t>
+      </w:r>
+      <w:r>
+        <w:rPr>
+          <w:rFonts w:ascii="ＭＳ Ｐ明朝" w:eastAsia="ＭＳ Ｐ明朝" w:hAnsi="ＭＳ Ｐ明朝" w:hint="eastAsia"/>
+          <w:b/>
+          <w:bCs/>
+        </w:rPr>
+        <w:t xml:space="preserve">　ポスター制作</w:t>
+      </w:r>
+    </w:p>
+    <w:p>
+      <w:pPr>
+        <w:rPr>
+          <w:rFonts w:ascii="ＭＳ Ｐ明朝" w:eastAsia="ＭＳ Ｐ明朝" w:hAnsi="ＭＳ Ｐ明朝"/>
+          <w:b/>
+          <w:bCs/>
+        </w:rPr>
+      </w:pPr>
+      <w:r>
+        <w:rPr>
+          <w:rFonts w:ascii="ＭＳ Ｐ明朝" w:eastAsia="ＭＳ Ｐ明朝" w:hAnsi="ＭＳ Ｐ明朝" w:hint="eastAsia"/>
+          <w:b/>
+          <w:bCs/>
+        </w:rPr>
+        <w:t>9月</w:t>
+      </w:r>
+      <w:r>
+        <w:rPr>
+          <w:rFonts w:ascii="ＭＳ Ｐ明朝" w:eastAsia="ＭＳ Ｐ明朝" w:hAnsi="ＭＳ Ｐ明朝" w:hint="eastAsia"/>
+          <w:b/>
+          <w:bCs/>
+        </w:rPr>
+        <w:t>～１０月：集めた素材を元に</w:t>
+      </w:r>
+      <w:r>
+        <w:rPr>
+          <w:rFonts w:ascii="ＭＳ Ｐ明朝" w:eastAsia="ＭＳ Ｐ明朝" w:hAnsi="ＭＳ Ｐ明朝"/>
+          <w:b/>
+          <w:bCs/>
+        </w:rPr>
+        <w:t>Web</w:t>
+      </w:r>
+      <w:r>
+        <w:rPr>
+          <w:rFonts w:ascii="ＭＳ Ｐ明朝" w:eastAsia="ＭＳ Ｐ明朝" w:hAnsi="ＭＳ Ｐ明朝" w:hint="eastAsia"/>
+          <w:b/>
+          <w:bCs/>
+        </w:rPr>
+        <w:t>ページの</w:t>
+      </w:r>
+      <w:r>
+        <w:rPr>
+          <w:rFonts w:ascii="ＭＳ Ｐ明朝" w:eastAsia="ＭＳ Ｐ明朝" w:hAnsi="ＭＳ Ｐ明朝"/>
+          <w:b/>
+          <w:bCs/>
+        </w:rPr>
+        <w:t>HTML</w:t>
+      </w:r>
+      <w:r>
+        <w:rPr>
+          <w:rFonts w:ascii="ＭＳ Ｐ明朝" w:eastAsia="ＭＳ Ｐ明朝" w:hAnsi="ＭＳ Ｐ明朝" w:hint="eastAsia"/>
+          <w:b/>
+          <w:bCs/>
+        </w:rPr>
+        <w:t>・</w:t>
+      </w:r>
+      <w:r>
+        <w:rPr>
+          <w:rFonts w:ascii="ＭＳ Ｐ明朝" w:eastAsia="ＭＳ Ｐ明朝" w:hAnsi="ＭＳ Ｐ明朝"/>
+          <w:b/>
+          <w:bCs/>
+        </w:rPr>
+        <w:t>CSS</w:t>
+      </w:r>
+      <w:r>
+        <w:rPr>
+          <w:rFonts w:ascii="ＭＳ Ｐ明朝" w:eastAsia="ＭＳ Ｐ明朝" w:hAnsi="ＭＳ Ｐ明朝" w:hint="eastAsia"/>
+          <w:b/>
+          <w:bCs/>
+        </w:rPr>
+        <w:t>を打ち込んでいく</w:t>
+      </w:r>
+    </w:p>
+    <w:p>
+      <w:pPr>
+        <w:rPr>
+          <w:rFonts w:ascii="ＭＳ Ｐ明朝" w:eastAsia="ＭＳ Ｐ明朝" w:hAnsi="ＭＳ Ｐ明朝"/>
+          <w:b/>
+          <w:bCs/>
+        </w:rPr>
+      </w:pPr>
+      <w:r>
+        <w:rPr>
+          <w:rFonts w:ascii="ＭＳ Ｐ明朝" w:eastAsia="ＭＳ Ｐ明朝" w:hAnsi="ＭＳ Ｐ明朝" w:hint="eastAsia"/>
+          <w:b/>
+          <w:bCs/>
+        </w:rPr>
+        <w:t>11月</w:t>
+      </w:r>
+      <w:r>
+        <w:rPr>
+          <w:rFonts w:ascii="ＭＳ Ｐ明朝" w:eastAsia="ＭＳ Ｐ明朝" w:hAnsi="ＭＳ Ｐ明朝" w:hint="eastAsia"/>
+          <w:b/>
+          <w:bCs/>
         </w:rPr>
         <w:t>：</w:t>
       </w:r>
       <w:r>
         <w:rPr>
-          <w:rFonts w:ascii="ＭＳ Ｐ明朝" w:eastAsia="ＭＳ Ｐ明朝" w:hAnsi="ＭＳ Ｐ明朝" w:hint="eastAsia"/>
-          <w:b/>
-          <w:bCs/>
-        </w:rPr>
-        <w:t>テーマを固めて、どんな</w:t>
-      </w:r>
-      <w:r>
-        <w:rPr>
-          <w:rFonts w:ascii="ＭＳ Ｐ明朝" w:eastAsia="ＭＳ Ｐ明朝" w:hAnsi="ＭＳ Ｐ明朝"/>
-          <w:b/>
-          <w:bCs/>
-        </w:rPr>
-        <w:t>Web</w:t>
-      </w:r>
-      <w:r>
-        <w:rPr>
-          <w:rFonts w:ascii="ＭＳ Ｐ明朝" w:eastAsia="ＭＳ Ｐ明朝" w:hAnsi="ＭＳ Ｐ明朝" w:hint="eastAsia"/>
-          <w:b/>
-          <w:bCs/>
-        </w:rPr>
-        <w:t>ページを作るかを決める</w:t>
-      </w:r>
-    </w:p>
-    <w:p>
-      <w:pPr>
-        <w:rPr>
-          <w:rFonts w:ascii="ＭＳ Ｐ明朝" w:eastAsia="ＭＳ Ｐ明朝" w:hAnsi="ＭＳ Ｐ明朝"/>
-          <w:b/>
-          <w:bCs/>
-        </w:rPr>
-      </w:pPr>
-      <w:r>
-        <w:rPr>
-          <w:rFonts w:ascii="ＭＳ Ｐ明朝" w:eastAsia="ＭＳ Ｐ明朝" w:hAnsi="ＭＳ Ｐ明朝" w:hint="eastAsia"/>
-        </w:rPr>
-        <w:t>8月</w:t>
-      </w:r>
-      <w:r>
-        <w:rPr>
-          <w:rFonts w:ascii="ＭＳ Ｐ明朝" w:eastAsia="ＭＳ Ｐ明朝" w:hAnsi="ＭＳ Ｐ明朝" w:hint="eastAsia"/>
-        </w:rPr>
-        <w:t>：</w:t>
-      </w:r>
-      <w:r>
-        <w:rPr>
-          <w:rFonts w:ascii="ＭＳ Ｐ明朝" w:eastAsia="ＭＳ Ｐ明朝" w:hAnsi="ＭＳ Ｐ明朝" w:hint="eastAsia"/>
-          <w:b/>
-          <w:bCs/>
-        </w:rPr>
-        <w:t>大宰府天満宮周辺の写真を撮る素材集め</w:t>
+          <w:rFonts w:ascii="ＭＳ Ｐ明朝" w:eastAsia="ＭＳ Ｐ明朝" w:hAnsi="ＭＳ Ｐ明朝"/>
+          <w:b/>
+          <w:bCs/>
+        </w:rPr>
+        <w:t>動作確認</w:t>
+      </w:r>
+    </w:p>
+    <w:p>
+      <w:pPr>
+        <w:rPr>
+          <w:rFonts w:ascii="ＭＳ Ｐ明朝" w:eastAsia="ＭＳ Ｐ明朝" w:hAnsi="ＭＳ Ｐ明朝"/>
+          <w:b/>
+          <w:bCs/>
+        </w:rPr>
+      </w:pPr>
+      <w:r>
+        <w:rPr>
+          <w:rFonts w:ascii="ＭＳ Ｐ明朝" w:eastAsia="ＭＳ Ｐ明朝" w:hAnsi="ＭＳ Ｐ明朝" w:hint="eastAsia"/>
+          <w:b/>
+          <w:bCs/>
+        </w:rPr>
+        <w:t>12月</w:t>
+      </w:r>
+      <w:r>
+        <w:rPr>
+          <w:rFonts w:ascii="ＭＳ Ｐ明朝" w:eastAsia="ＭＳ Ｐ明朝" w:hAnsi="ＭＳ Ｐ明朝" w:hint="eastAsia"/>
+          <w:b/>
+          <w:bCs/>
+        </w:rPr>
+        <w:t>：問題がなければ完成</w:t>
+      </w:r>
+    </w:p>
+    <w:p>
+      <w:pPr>
+        <w:rPr>
+          <w:rFonts w:ascii="ＭＳ Ｐ明朝" w:eastAsia="ＭＳ Ｐ明朝" w:hAnsi="ＭＳ Ｐ明朝"/>
+          <w:b/>
+          <w:bCs/>
+        </w:rPr>
+      </w:pPr>
+      <w:r>
+        <w:rPr>
+          <w:rFonts w:ascii="ＭＳ Ｐ明朝" w:eastAsia="ＭＳ Ｐ明朝" w:hAnsi="ＭＳ Ｐ明朝" w:hint="eastAsia"/>
+          <w:b/>
+          <w:bCs/>
+        </w:rPr>
+        <w:t>備品・準備について</w:t>
+      </w:r>
+    </w:p>
+    <w:p>
+      <w:pPr>
+        <w:rPr>
+          <w:rFonts w:ascii="ＭＳ Ｐ明朝" w:eastAsia="ＭＳ Ｐ明朝" w:hAnsi="ＭＳ Ｐ明朝"/>
+          <w:b/>
+          <w:bCs/>
+        </w:rPr>
+      </w:pPr>
+      <w:r>
+        <w:rPr>
+          <w:rFonts w:ascii="ＭＳ Ｐ明朝" w:eastAsia="ＭＳ Ｐ明朝" w:hAnsi="ＭＳ Ｐ明朝"/>
+          <w:b/>
+          <w:bCs/>
+        </w:rPr>
+        <w:t>HTML</w:t>
+      </w:r>
+      <w:r>
+        <w:rPr>
+          <w:rFonts w:ascii="ＭＳ Ｐ明朝" w:eastAsia="ＭＳ Ｐ明朝" w:hAnsi="ＭＳ Ｐ明朝" w:hint="eastAsia"/>
+          <w:b/>
+          <w:bCs/>
+        </w:rPr>
+        <w:t>・</w:t>
+      </w:r>
+      <w:r>
+        <w:rPr>
+          <w:rFonts w:ascii="ＭＳ Ｐ明朝" w:eastAsia="ＭＳ Ｐ明朝" w:hAnsi="ＭＳ Ｐ明朝"/>
+          <w:b/>
+          <w:bCs/>
+        </w:rPr>
+        <w:t>CSS</w:t>
+      </w:r>
+      <w:r>
+        <w:rPr>
+          <w:rFonts w:ascii="ＭＳ Ｐ明朝" w:eastAsia="ＭＳ Ｐ明朝" w:hAnsi="ＭＳ Ｐ明朝" w:hint="eastAsia"/>
+          <w:b/>
+          <w:bCs/>
+        </w:rPr>
+        <w:t>、</w:t>
+      </w:r>
+      <w:r>
+        <w:rPr>
+          <w:rFonts w:ascii="ＭＳ Ｐ明朝" w:eastAsia="ＭＳ Ｐ明朝" w:hAnsi="ＭＳ Ｐ明朝"/>
+          <w:b/>
+          <w:bCs/>
+        </w:rPr>
+        <w:t>Photoshop</w:t>
+      </w:r>
+      <w:r>
+        <w:rPr>
+          <w:rFonts w:ascii="ＭＳ Ｐ明朝" w:eastAsia="ＭＳ Ｐ明朝" w:hAnsi="ＭＳ Ｐ明朝" w:hint="eastAsia"/>
+          <w:b/>
+          <w:bCs/>
+        </w:rPr>
+        <w:t>、太宰府天満宮の写真</w:t>
       </w:r>
       <w:r>
         <w:rPr>
@@ -504,7 +812,7 @@
           <w:b/>
           <w:bCs/>
         </w:rPr>
-        <w:t>写真を撮る許可をもらえたところのみ</w:t>
+        <w:t>許可の取れた場所のみ</w:t>
       </w:r>
       <w:r>
         <w:rPr>
@@ -528,246 +836,13 @@
           <w:b/>
           <w:bCs/>
         </w:rPr>
-        <w:t>Photoshop</w:t>
-      </w:r>
-      <w:r>
-        <w:rPr>
-          <w:rFonts w:ascii="ＭＳ Ｐ明朝" w:eastAsia="ＭＳ Ｐ明朝" w:hAnsi="ＭＳ Ｐ明朝" w:hint="eastAsia"/>
-          <w:b/>
-          <w:bCs/>
-        </w:rPr>
-        <w:t>で集めた写真を加工する</w:t>
-      </w:r>
-      <w:r>
-        <w:rPr>
-          <w:rFonts w:ascii="ＭＳ Ｐ明朝" w:eastAsia="ＭＳ Ｐ明朝" w:hAnsi="ＭＳ Ｐ明朝" w:hint="eastAsia"/>
-          <w:b/>
-          <w:bCs/>
-        </w:rPr>
-        <w:t xml:space="preserve">　ポスター制作</w:t>
-      </w:r>
-    </w:p>
-    <w:p>
-      <w:pPr>
-        <w:rPr>
-          <w:rFonts w:ascii="ＭＳ Ｐ明朝" w:eastAsia="ＭＳ Ｐ明朝" w:hAnsi="ＭＳ Ｐ明朝"/>
-        </w:rPr>
-      </w:pPr>
-      <w:r>
-        <w:rPr>
-          <w:rFonts w:ascii="ＭＳ Ｐ明朝" w:eastAsia="ＭＳ Ｐ明朝" w:hAnsi="ＭＳ Ｐ明朝" w:hint="eastAsia"/>
-        </w:rPr>
-        <w:t>9月</w:t>
-      </w:r>
-      <w:r>
-        <w:rPr>
-          <w:rFonts w:ascii="ＭＳ Ｐ明朝" w:eastAsia="ＭＳ Ｐ明朝" w:hAnsi="ＭＳ Ｐ明朝" w:hint="eastAsia"/>
-        </w:rPr>
-        <w:t>～１０月：</w:t>
-      </w:r>
-      <w:r>
-        <w:rPr>
-          <w:rFonts w:ascii="ＭＳ Ｐ明朝" w:eastAsia="ＭＳ Ｐ明朝" w:hAnsi="ＭＳ Ｐ明朝" w:hint="eastAsia"/>
-          <w:b/>
-          <w:bCs/>
-        </w:rPr>
-        <w:t>集めた素材を元に</w:t>
-      </w:r>
-      <w:r>
-        <w:rPr>
-          <w:rFonts w:ascii="ＭＳ Ｐ明朝" w:eastAsia="ＭＳ Ｐ明朝" w:hAnsi="ＭＳ Ｐ明朝"/>
-          <w:b/>
-          <w:bCs/>
-        </w:rPr>
-        <w:t>Web</w:t>
-      </w:r>
-      <w:r>
-        <w:rPr>
-          <w:rFonts w:ascii="ＭＳ Ｐ明朝" w:eastAsia="ＭＳ Ｐ明朝" w:hAnsi="ＭＳ Ｐ明朝" w:hint="eastAsia"/>
-          <w:b/>
-          <w:bCs/>
-        </w:rPr>
-        <w:t>ページの</w:t>
-      </w:r>
-      <w:r>
-        <w:rPr>
-          <w:rFonts w:ascii="ＭＳ Ｐ明朝" w:eastAsia="ＭＳ Ｐ明朝" w:hAnsi="ＭＳ Ｐ明朝"/>
-          <w:b/>
-          <w:bCs/>
-        </w:rPr>
-        <w:t>HTML</w:t>
-      </w:r>
-      <w:r>
-        <w:rPr>
-          <w:rFonts w:ascii="ＭＳ Ｐ明朝" w:eastAsia="ＭＳ Ｐ明朝" w:hAnsi="ＭＳ Ｐ明朝" w:hint="eastAsia"/>
-          <w:b/>
-          <w:bCs/>
-        </w:rPr>
-        <w:t>・</w:t>
-      </w:r>
-      <w:r>
-        <w:rPr>
-          <w:rFonts w:ascii="ＭＳ Ｐ明朝" w:eastAsia="ＭＳ Ｐ明朝" w:hAnsi="ＭＳ Ｐ明朝"/>
-          <w:b/>
-          <w:bCs/>
-        </w:rPr>
-        <w:t>CSS</w:t>
-      </w:r>
-      <w:r>
-        <w:rPr>
-          <w:rFonts w:ascii="ＭＳ Ｐ明朝" w:eastAsia="ＭＳ Ｐ明朝" w:hAnsi="ＭＳ Ｐ明朝" w:hint="eastAsia"/>
-          <w:b/>
-          <w:bCs/>
-        </w:rPr>
-        <w:t>を打ち込んでいく</w:t>
-      </w:r>
-    </w:p>
-    <w:p>
-      <w:pPr>
-        <w:rPr>
-          <w:rFonts w:ascii="ＭＳ Ｐ明朝" w:eastAsia="ＭＳ Ｐ明朝" w:hAnsi="ＭＳ Ｐ明朝"/>
-          <w:b/>
-          <w:bCs/>
-        </w:rPr>
-      </w:pPr>
-      <w:r>
-        <w:rPr>
-          <w:rFonts w:ascii="ＭＳ Ｐ明朝" w:eastAsia="ＭＳ Ｐ明朝" w:hAnsi="ＭＳ Ｐ明朝" w:hint="eastAsia"/>
-        </w:rPr>
-        <w:t>11月</w:t>
-      </w:r>
-      <w:r>
-        <w:rPr>
-          <w:rFonts w:ascii="ＭＳ Ｐ明朝" w:eastAsia="ＭＳ Ｐ明朝" w:hAnsi="ＭＳ Ｐ明朝" w:hint="eastAsia"/>
-        </w:rPr>
-        <w:t>：</w:t>
-      </w:r>
-      <w:r>
-        <w:rPr>
-          <w:rFonts w:ascii="ＭＳ Ｐ明朝" w:eastAsia="ＭＳ Ｐ明朝" w:hAnsi="ＭＳ Ｐ明朝"/>
-          <w:b/>
-          <w:bCs/>
-        </w:rPr>
-        <w:t>動作確認</w:t>
-      </w:r>
-    </w:p>
-    <w:p>
-      <w:pPr>
-        <w:rPr>
-          <w:rFonts w:ascii="ＭＳ Ｐ明朝" w:eastAsia="ＭＳ Ｐ明朝" w:hAnsi="ＭＳ Ｐ明朝"/>
-          <w:b/>
-          <w:bCs/>
-        </w:rPr>
-      </w:pPr>
-      <w:r>
-        <w:rPr>
-          <w:rFonts w:ascii="ＭＳ Ｐ明朝" w:eastAsia="ＭＳ Ｐ明朝" w:hAnsi="ＭＳ Ｐ明朝" w:hint="eastAsia"/>
-        </w:rPr>
-        <w:t>12月</w:t>
-      </w:r>
-      <w:r>
-        <w:rPr>
-          <w:rFonts w:ascii="ＭＳ Ｐ明朝" w:eastAsia="ＭＳ Ｐ明朝" w:hAnsi="ＭＳ Ｐ明朝" w:hint="eastAsia"/>
-        </w:rPr>
-        <w:t>：</w:t>
-      </w:r>
-      <w:r>
-        <w:rPr>
-          <w:rFonts w:ascii="ＭＳ Ｐ明朝" w:eastAsia="ＭＳ Ｐ明朝" w:hAnsi="ＭＳ Ｐ明朝" w:hint="eastAsia"/>
-          <w:b/>
-          <w:bCs/>
-        </w:rPr>
-        <w:t>問題がなければ完成</w:t>
-      </w:r>
-    </w:p>
-    <w:p>
-      <w:pPr>
-        <w:rPr>
-          <w:rFonts w:ascii="ＭＳ Ｐ明朝" w:eastAsia="ＭＳ Ｐ明朝" w:hAnsi="ＭＳ Ｐ明朝"/>
-        </w:rPr>
-      </w:pPr>
-      <w:r>
-        <w:rPr>
-          <w:rFonts w:ascii="ＭＳ Ｐ明朝" w:eastAsia="ＭＳ Ｐ明朝" w:hAnsi="ＭＳ Ｐ明朝" w:hint="eastAsia"/>
-        </w:rPr>
-        <w:t>備品・準備について</w:t>
-      </w:r>
-    </w:p>
-    <w:p>
-      <w:pPr>
-        <w:rPr>
-          <w:rFonts w:ascii="ＭＳ Ｐ明朝" w:eastAsia="ＭＳ Ｐ明朝" w:hAnsi="ＭＳ Ｐ明朝"/>
-        </w:rPr>
-      </w:pPr>
-      <w:r>
-        <w:rPr>
-          <w:rFonts w:ascii="ＭＳ Ｐ明朝" w:eastAsia="ＭＳ Ｐ明朝" w:hAnsi="ＭＳ Ｐ明朝"/>
-        </w:rPr>
-        <w:t>HTML</w:t>
-      </w:r>
-      <w:r>
-        <w:rPr>
-          <w:rFonts w:ascii="ＭＳ Ｐ明朝" w:eastAsia="ＭＳ Ｐ明朝" w:hAnsi="ＭＳ Ｐ明朝" w:hint="eastAsia"/>
-        </w:rPr>
-        <w:t>・</w:t>
-      </w:r>
-      <w:r>
-        <w:rPr>
-          <w:rFonts w:ascii="ＭＳ Ｐ明朝" w:eastAsia="ＭＳ Ｐ明朝" w:hAnsi="ＭＳ Ｐ明朝"/>
-        </w:rPr>
-        <w:t>CSS</w:t>
-      </w:r>
-      <w:r>
-        <w:rPr>
-          <w:rFonts w:ascii="ＭＳ Ｐ明朝" w:eastAsia="ＭＳ Ｐ明朝" w:hAnsi="ＭＳ Ｐ明朝" w:hint="eastAsia"/>
-        </w:rPr>
-        <w:t>、</w:t>
-      </w:r>
-      <w:r>
-        <w:rPr>
-          <w:rFonts w:ascii="ＭＳ Ｐ明朝" w:eastAsia="ＭＳ Ｐ明朝" w:hAnsi="ＭＳ Ｐ明朝"/>
-        </w:rPr>
-        <w:t>Photoshop</w:t>
-      </w:r>
-      <w:r>
-        <w:rPr>
-          <w:rFonts w:ascii="ＭＳ Ｐ明朝" w:eastAsia="ＭＳ Ｐ明朝" w:hAnsi="ＭＳ Ｐ明朝" w:hint="eastAsia"/>
-        </w:rPr>
-        <w:t>、太宰府天満宮の写真</w:t>
-      </w:r>
-      <w:r>
-        <w:rPr>
-          <w:rFonts w:ascii="ＭＳ Ｐ明朝" w:eastAsia="ＭＳ Ｐ明朝" w:hAnsi="ＭＳ Ｐ明朝"/>
-        </w:rPr>
-        <w:t>(</w:t>
-      </w:r>
-      <w:r>
-        <w:rPr>
-          <w:rFonts w:ascii="ＭＳ Ｐ明朝" w:eastAsia="ＭＳ Ｐ明朝" w:hAnsi="ＭＳ Ｐ明朝" w:hint="eastAsia"/>
-        </w:rPr>
-        <w:t>許可の取れた場所のみ</w:t>
-      </w:r>
-      <w:r>
-        <w:rPr>
-          <w:rFonts w:ascii="ＭＳ Ｐ明朝" w:eastAsia="ＭＳ Ｐ明朝" w:hAnsi="ＭＳ Ｐ明朝"/>
-        </w:rPr>
-        <w:t>)</w:t>
-      </w:r>
-      <w:r>
-        <w:rPr>
-          <w:rFonts w:ascii="ＭＳ Ｐ明朝" w:eastAsia="ＭＳ Ｐ明朝" w:hAnsi="ＭＳ Ｐ明朝" w:hint="eastAsia"/>
-        </w:rPr>
-        <w:t>、</w:t>
-      </w:r>
-      <w:r>
-        <w:rPr>
-          <w:rFonts w:ascii="ＭＳ Ｐ明朝" w:eastAsia="ＭＳ Ｐ明朝" w:hAnsi="ＭＳ Ｐ明朝"/>
-        </w:rPr>
         <w:t>JavaScript</w:t>
       </w:r>
       <w:r>
         <w:rPr>
           <w:rFonts w:ascii="ＭＳ Ｐ明朝" w:eastAsia="ＭＳ Ｐ明朝" w:hAnsi="ＭＳ Ｐ明朝" w:hint="eastAsia"/>
+          <w:b/>
+          <w:bCs/>
         </w:rPr>
         <w:t>、インターネットにある太宰府天満宮の資料やグラフ画像</w:t>
       </w:r>
@@ -776,18 +851,24 @@
       <w:pPr>
         <w:rPr>
           <w:rFonts w:ascii="ＭＳ Ｐ明朝" w:eastAsia="ＭＳ Ｐ明朝" w:hAnsi="ＭＳ Ｐ明朝"/>
-        </w:rPr>
-      </w:pPr>
-    </w:p>
-    <w:p>
-      <w:pPr>
-        <w:rPr>
-          <w:rFonts w:ascii="ＭＳ Ｐ明朝" w:eastAsia="ＭＳ Ｐ明朝" w:hAnsi="ＭＳ Ｐ明朝"/>
-        </w:rPr>
-      </w:pPr>
-      <w:r>
-        <w:rPr>
-          <w:rFonts w:ascii="ＭＳ Ｐ明朝" w:eastAsia="ＭＳ Ｐ明朝" w:hAnsi="ＭＳ Ｐ明朝" w:hint="eastAsia"/>
+          <w:b/>
+          <w:bCs/>
+        </w:rPr>
+      </w:pPr>
+    </w:p>
+    <w:p>
+      <w:pPr>
+        <w:rPr>
+          <w:rFonts w:ascii="ＭＳ Ｐ明朝" w:eastAsia="ＭＳ Ｐ明朝" w:hAnsi="ＭＳ Ｐ明朝"/>
+          <w:b/>
+          <w:bCs/>
+        </w:rPr>
+      </w:pPr>
+      <w:r>
+        <w:rPr>
+          <w:rFonts w:ascii="ＭＳ Ｐ明朝" w:eastAsia="ＭＳ Ｐ明朝" w:hAnsi="ＭＳ Ｐ明朝" w:hint="eastAsia"/>
+          <w:b/>
+          <w:bCs/>
         </w:rPr>
         <w:t>制作案</w:t>
       </w:r>
@@ -796,29 +877,39 @@
       <w:pPr>
         <w:rPr>
           <w:rFonts w:ascii="ＭＳ Ｐ明朝" w:eastAsia="ＭＳ Ｐ明朝" w:hAnsi="ＭＳ Ｐ明朝"/>
-        </w:rPr>
-      </w:pPr>
-      <w:r>
-        <w:rPr>
-          <w:rFonts w:ascii="ＭＳ Ｐ明朝" w:eastAsia="ＭＳ Ｐ明朝" w:hAnsi="ＭＳ Ｐ明朝"/>
+          <w:b/>
+          <w:bCs/>
+        </w:rPr>
+      </w:pPr>
+      <w:r>
+        <w:rPr>
+          <w:rFonts w:ascii="ＭＳ Ｐ明朝" w:eastAsia="ＭＳ Ｐ明朝" w:hAnsi="ＭＳ Ｐ明朝"/>
+          <w:b/>
+          <w:bCs/>
         </w:rPr>
         <w:t>太宰府天満宮の</w:t>
       </w:r>
       <w:r>
         <w:rPr>
           <w:rFonts w:ascii="ＭＳ Ｐ明朝" w:eastAsia="ＭＳ Ｐ明朝" w:hAnsi="ＭＳ Ｐ明朝" w:hint="eastAsia"/>
+          <w:b/>
+          <w:bCs/>
         </w:rPr>
         <w:t>歴史や解説</w:t>
       </w:r>
       <w:r>
         <w:rPr>
           <w:rFonts w:ascii="ＭＳ Ｐ明朝" w:eastAsia="ＭＳ Ｐ明朝" w:hAnsi="ＭＳ Ｐ明朝"/>
+          <w:b/>
+          <w:bCs/>
         </w:rPr>
         <w:t>をWebページに</w:t>
       </w:r>
       <w:r>
         <w:rPr>
           <w:rFonts w:ascii="ＭＳ Ｐ明朝" w:eastAsia="ＭＳ Ｐ明朝" w:hAnsi="ＭＳ Ｐ明朝" w:hint="eastAsia"/>
+          <w:b/>
+          <w:bCs/>
         </w:rPr>
         <w:t>掲載します。</w:t>
       </w:r>
@@ -827,11 +918,15 @@
       <w:pPr>
         <w:rPr>
           <w:rFonts w:ascii="ＭＳ Ｐ明朝" w:eastAsia="ＭＳ Ｐ明朝" w:hAnsi="ＭＳ Ｐ明朝"/>
-        </w:rPr>
-      </w:pPr>
-      <w:r>
-        <w:rPr>
-          <w:rFonts w:ascii="ＭＳ Ｐ明朝" w:eastAsia="ＭＳ Ｐ明朝" w:hAnsi="ＭＳ Ｐ明朝"/>
+          <w:b/>
+          <w:bCs/>
+        </w:rPr>
+      </w:pPr>
+      <w:r>
+        <w:rPr>
+          <w:rFonts w:ascii="ＭＳ Ｐ明朝" w:eastAsia="ＭＳ Ｐ明朝" w:hAnsi="ＭＳ Ｐ明朝"/>
+          <w:b/>
+          <w:bCs/>
         </w:rPr>
         <w:t>HOME：ホームページの最初の欄　太宰府天満宮の人気な観光スポットを写真付きで紹介</w:t>
       </w:r>
@@ -840,12 +935,17 @@
       <w:pPr>
         <w:rPr>
           <w:rFonts w:ascii="ＭＳ Ｐ明朝" w:eastAsia="ＭＳ Ｐ明朝" w:hAnsi="ＭＳ Ｐ明朝"/>
-        </w:rPr>
-      </w:pPr>
-      <w:r>
-        <w:rPr>
-          <w:rFonts w:ascii="ＭＳ Ｐ明朝" w:eastAsia="ＭＳ Ｐ明朝" w:hAnsi="ＭＳ Ｐ明朝"/>
-        </w:rPr>
+          <w:b/>
+          <w:bCs/>
+        </w:rPr>
+      </w:pPr>
+      <w:r>
+        <w:rPr>
+          <w:rFonts w:ascii="ＭＳ Ｐ明朝" w:eastAsia="ＭＳ Ｐ明朝" w:hAnsi="ＭＳ Ｐ明朝"/>
+          <w:b/>
+          <w:bCs/>
+        </w:rPr>
+        <w:lastRenderedPageBreak/>
         <w:t>歴史：太宰府天満宮の誕生から現在までの歴史を解説</w:t>
       </w:r>
     </w:p>
@@ -853,18 +953,23 @@
       <w:pPr>
         <w:rPr>
           <w:rFonts w:ascii="ＭＳ Ｐ明朝" w:eastAsia="ＭＳ Ｐ明朝" w:hAnsi="ＭＳ Ｐ明朝"/>
-        </w:rPr>
-      </w:pPr>
-      <w:r>
-        <w:rPr>
-          <w:rFonts w:ascii="ＭＳ Ｐ明朝" w:eastAsia="ＭＳ Ｐ明朝" w:hAnsi="ＭＳ Ｐ明朝"/>
-        </w:rPr>
-        <w:lastRenderedPageBreak/>
+          <w:b/>
+          <w:bCs/>
+        </w:rPr>
+      </w:pPr>
+      <w:r>
+        <w:rPr>
+          <w:rFonts w:ascii="ＭＳ Ｐ明朝" w:eastAsia="ＭＳ Ｐ明朝" w:hAnsi="ＭＳ Ｐ明朝"/>
+          <w:b/>
+          <w:bCs/>
+        </w:rPr>
         <w:t>グッズ：太宰府天満宮で売られているお守りやペンダントを写真付きで紹介</w:t>
       </w:r>
       <w:r>
         <w:rPr>
           <w:rFonts w:ascii="ＭＳ Ｐ明朝" w:eastAsia="ＭＳ Ｐ明朝" w:hAnsi="ＭＳ Ｐ明朝" w:hint="eastAsia"/>
+          <w:b/>
+          <w:bCs/>
         </w:rPr>
         <w:t>と解説</w:t>
       </w:r>
@@ -873,17 +978,23 @@
       <w:pPr>
         <w:rPr>
           <w:rFonts w:ascii="ＭＳ Ｐ明朝" w:eastAsia="ＭＳ Ｐ明朝" w:hAnsi="ＭＳ Ｐ明朝"/>
-        </w:rPr>
-      </w:pPr>
-      <w:r>
-        <w:rPr>
-          <w:rFonts w:ascii="ＭＳ Ｐ明朝" w:eastAsia="ＭＳ Ｐ明朝" w:hAnsi="ＭＳ Ｐ明朝"/>
+          <w:b/>
+          <w:bCs/>
+        </w:rPr>
+      </w:pPr>
+      <w:r>
+        <w:rPr>
+          <w:rFonts w:ascii="ＭＳ Ｐ明朝" w:eastAsia="ＭＳ Ｐ明朝" w:hAnsi="ＭＳ Ｐ明朝"/>
+          <w:b/>
+          <w:bCs/>
         </w:rPr>
         <w:t>グルメ：太宰府天満宮で有名なご当地グルメを写真付きで紹介</w:t>
       </w:r>
       <w:r>
         <w:rPr>
           <w:rFonts w:ascii="ＭＳ Ｐ明朝" w:eastAsia="ＭＳ Ｐ明朝" w:hAnsi="ＭＳ Ｐ明朝" w:hint="eastAsia"/>
+          <w:b/>
+          <w:bCs/>
         </w:rPr>
         <w:t>と出来た歴史の解説</w:t>
       </w:r>
@@ -892,11 +1003,15 @@
       <w:pPr>
         <w:rPr>
           <w:rFonts w:ascii="ＭＳ Ｐ明朝" w:eastAsia="ＭＳ Ｐ明朝" w:hAnsi="ＭＳ Ｐ明朝"/>
-        </w:rPr>
-      </w:pPr>
-      <w:r>
-        <w:rPr>
-          <w:rFonts w:ascii="ＭＳ Ｐ明朝" w:eastAsia="ＭＳ Ｐ明朝" w:hAnsi="ＭＳ Ｐ明朝" w:hint="eastAsia"/>
+          <w:b/>
+          <w:bCs/>
+        </w:rPr>
+      </w:pPr>
+      <w:r>
+        <w:rPr>
+          <w:rFonts w:ascii="ＭＳ Ｐ明朝" w:eastAsia="ＭＳ Ｐ明朝" w:hAnsi="ＭＳ Ｐ明朝" w:hint="eastAsia"/>
+          <w:b/>
+          <w:bCs/>
         </w:rPr>
         <w:t>また、利用者が見やすいようなページを開く際のアニメーションなどの動きも取り入れて、目的の観光スポットを検索できる検索機能を付け加える。</w:t>
       </w:r>
@@ -921,20 +1036,26 @@
           </w:tcPr>
           <w:p>
             <w:pPr>
-              <w:ind w:firstLineChars="350" w:firstLine="840"/>
+              <w:ind w:firstLineChars="350" w:firstLine="843"/>
               <w:rPr>
                 <w:rFonts w:ascii="ＭＳ Ｐ明朝" w:eastAsia="ＭＳ Ｐ明朝" w:hAnsi="ＭＳ Ｐ明朝"/>
+                <w:b/>
+                <w:bCs/>
               </w:rPr>
             </w:pPr>
             <w:r>
               <w:rPr>
                 <w:rFonts w:ascii="ＭＳ Ｐ明朝" w:eastAsia="ＭＳ Ｐ明朝" w:hAnsi="ＭＳ Ｐ明朝"/>
+                <w:b/>
+                <w:bCs/>
               </w:rPr>
               <w:t>HOME</w:t>
             </w:r>
             <w:r>
               <w:rPr>
                 <w:rFonts w:ascii="ＭＳ Ｐ明朝" w:eastAsia="ＭＳ Ｐ明朝" w:hAnsi="ＭＳ Ｐ明朝" w:hint="eastAsia"/>
+                <w:b/>
+                <w:bCs/>
               </w:rPr>
               <w:t xml:space="preserve">　　　　　　　　　　</w:t>
             </w:r>
@@ -946,14 +1067,18 @@
           </w:tcPr>
           <w:p>
             <w:pPr>
-              <w:ind w:firstLineChars="350" w:firstLine="840"/>
+              <w:ind w:firstLineChars="350" w:firstLine="843"/>
               <w:rPr>
                 <w:rFonts w:ascii="ＭＳ Ｐ明朝" w:eastAsia="ＭＳ Ｐ明朝" w:hAnsi="ＭＳ Ｐ明朝"/>
+                <w:b/>
+                <w:bCs/>
               </w:rPr>
             </w:pPr>
             <w:r>
               <w:rPr>
                 <w:rFonts w:ascii="ＭＳ Ｐ明朝" w:eastAsia="ＭＳ Ｐ明朝" w:hAnsi="ＭＳ Ｐ明朝" w:hint="eastAsia"/>
+                <w:b/>
+                <w:bCs/>
               </w:rPr>
               <w:t xml:space="preserve">歴史　</w:t>
             </w:r>
@@ -965,14 +1090,18 @@
           </w:tcPr>
           <w:p>
             <w:pPr>
-              <w:ind w:firstLineChars="350" w:firstLine="840"/>
+              <w:ind w:firstLineChars="350" w:firstLine="843"/>
               <w:rPr>
                 <w:rFonts w:ascii="ＭＳ Ｐ明朝" w:eastAsia="ＭＳ Ｐ明朝" w:hAnsi="ＭＳ Ｐ明朝"/>
+                <w:b/>
+                <w:bCs/>
               </w:rPr>
             </w:pPr>
             <w:r>
               <w:rPr>
                 <w:rFonts w:ascii="ＭＳ Ｐ明朝" w:eastAsia="ＭＳ Ｐ明朝" w:hAnsi="ＭＳ Ｐ明朝" w:hint="eastAsia"/>
+                <w:b/>
+                <w:bCs/>
               </w:rPr>
               <w:t xml:space="preserve">グッズ　</w:t>
             </w:r>
@@ -984,14 +1113,18 @@
           </w:tcPr>
           <w:p>
             <w:pPr>
-              <w:ind w:firstLineChars="400" w:firstLine="960"/>
+              <w:ind w:firstLineChars="400" w:firstLine="964"/>
               <w:rPr>
                 <w:rFonts w:ascii="ＭＳ Ｐ明朝" w:eastAsia="ＭＳ Ｐ明朝" w:hAnsi="ＭＳ Ｐ明朝"/>
+                <w:b/>
+                <w:bCs/>
               </w:rPr>
             </w:pPr>
             <w:r>
               <w:rPr>
                 <w:rFonts w:ascii="ＭＳ Ｐ明朝" w:eastAsia="ＭＳ Ｐ明朝" w:hAnsi="ＭＳ Ｐ明朝" w:hint="eastAsia"/>
+                <w:b/>
+                <w:bCs/>
               </w:rPr>
               <w:t>グルメ</w:t>
             </w:r>
@@ -1003,36 +1136,48 @@
       <w:pPr>
         <w:rPr>
           <w:rFonts w:ascii="ＭＳ Ｐ明朝" w:eastAsia="ＭＳ Ｐ明朝" w:hAnsi="ＭＳ Ｐ明朝"/>
-        </w:rPr>
-      </w:pPr>
-    </w:p>
-    <w:p>
-      <w:pPr>
-        <w:rPr>
-          <w:rFonts w:ascii="ＭＳ Ｐ明朝" w:eastAsia="ＭＳ Ｐ明朝" w:hAnsi="ＭＳ Ｐ明朝"/>
-        </w:rPr>
-      </w:pPr>
-      <w:r>
-        <w:rPr>
-          <w:rFonts w:ascii="ＭＳ Ｐ明朝" w:eastAsia="ＭＳ Ｐ明朝" w:hAnsi="ＭＳ Ｐ明朝"/>
+          <w:b/>
+          <w:bCs/>
+        </w:rPr>
+      </w:pPr>
+    </w:p>
+    <w:p>
+      <w:pPr>
+        <w:rPr>
+          <w:rFonts w:ascii="ＭＳ Ｐ明朝" w:eastAsia="ＭＳ Ｐ明朝" w:hAnsi="ＭＳ Ｐ明朝"/>
+          <w:b/>
+          <w:bCs/>
+        </w:rPr>
+      </w:pPr>
+      <w:r>
+        <w:rPr>
+          <w:rFonts w:ascii="ＭＳ Ｐ明朝" w:eastAsia="ＭＳ Ｐ明朝" w:hAnsi="ＭＳ Ｐ明朝"/>
+          <w:b/>
+          <w:bCs/>
         </w:rPr>
         <w:t>4</w:t>
       </w:r>
       <w:r>
         <w:rPr>
           <w:rFonts w:ascii="ＭＳ Ｐ明朝" w:eastAsia="ＭＳ Ｐ明朝" w:hAnsi="ＭＳ Ｐ明朝" w:hint="eastAsia"/>
+          <w:b/>
+          <w:bCs/>
         </w:rPr>
         <w:t>つのページを自由に開けるようにしてほしいので上の欄を画面の移動についてくるように</w:t>
       </w:r>
       <w:r>
         <w:rPr>
           <w:rFonts w:ascii="ＭＳ Ｐ明朝" w:eastAsia="ＭＳ Ｐ明朝" w:hAnsi="ＭＳ Ｐ明朝" w:hint="eastAsia"/>
+          <w:b/>
+          <w:bCs/>
         </w:rPr>
         <w:t>す</w:t>
       </w:r>
       <w:r>
         <w:rPr>
           <w:rFonts w:ascii="ＭＳ Ｐ明朝" w:eastAsia="ＭＳ Ｐ明朝" w:hAnsi="ＭＳ Ｐ明朝" w:hint="eastAsia"/>
+          <w:b/>
+          <w:bCs/>
         </w:rPr>
         <w:t>る（ページが見にくいと判断した場合は工夫を加えるか没にする）</w:t>
       </w:r>
@@ -1041,23 +1186,31 @@
       <w:pPr>
         <w:rPr>
           <w:rFonts w:ascii="ＭＳ Ｐ明朝" w:eastAsia="ＭＳ Ｐ明朝" w:hAnsi="ＭＳ Ｐ明朝"/>
-        </w:rPr>
-      </w:pPr>
-      <w:r>
-        <w:rPr>
-          <w:rFonts w:ascii="ＭＳ Ｐ明朝" w:eastAsia="ＭＳ Ｐ明朝" w:hAnsi="ＭＳ Ｐ明朝" w:hint="eastAsia"/>
+          <w:b/>
+          <w:bCs/>
+        </w:rPr>
+      </w:pPr>
+      <w:r>
+        <w:rPr>
+          <w:rFonts w:ascii="ＭＳ Ｐ明朝" w:eastAsia="ＭＳ Ｐ明朝" w:hAnsi="ＭＳ Ｐ明朝" w:hint="eastAsia"/>
+          <w:b/>
+          <w:bCs/>
         </w:rPr>
         <w:t>スマホでも</w:t>
       </w:r>
       <w:r>
         <w:rPr>
           <w:rFonts w:ascii="ＭＳ Ｐ明朝" w:eastAsia="ＭＳ Ｐ明朝" w:hAnsi="ＭＳ Ｐ明朝" w:hint="eastAsia"/>
+          <w:b/>
+          <w:bCs/>
         </w:rPr>
         <w:t>綺麗に</w:t>
       </w:r>
       <w:r>
         <w:rPr>
           <w:rFonts w:ascii="ＭＳ Ｐ明朝" w:eastAsia="ＭＳ Ｐ明朝" w:hAnsi="ＭＳ Ｐ明朝" w:hint="eastAsia"/>
+          <w:b/>
+          <w:bCs/>
         </w:rPr>
         <w:t>見られるようにレスポンシブデザインに対応させる。</w:t>
       </w:r>
@@ -1066,18 +1219,24 @@
       <w:pPr>
         <w:rPr>
           <w:rFonts w:ascii="ＭＳ Ｐ明朝" w:eastAsia="ＭＳ Ｐ明朝" w:hAnsi="ＭＳ Ｐ明朝"/>
-        </w:rPr>
-      </w:pPr>
-    </w:p>
-    <w:p>
-      <w:pPr>
-        <w:rPr>
-          <w:rFonts w:ascii="ＭＳ Ｐ明朝" w:eastAsia="ＭＳ Ｐ明朝" w:hAnsi="ＭＳ Ｐ明朝"/>
-        </w:rPr>
-      </w:pPr>
-      <w:r>
-        <w:rPr>
-          <w:rFonts w:ascii="ＭＳ Ｐ明朝" w:eastAsia="ＭＳ Ｐ明朝" w:hAnsi="ＭＳ Ｐ明朝" w:hint="eastAsia"/>
+          <w:b/>
+          <w:bCs/>
+        </w:rPr>
+      </w:pPr>
+    </w:p>
+    <w:p>
+      <w:pPr>
+        <w:rPr>
+          <w:rFonts w:ascii="ＭＳ Ｐ明朝" w:eastAsia="ＭＳ Ｐ明朝" w:hAnsi="ＭＳ Ｐ明朝"/>
+          <w:b/>
+          <w:bCs/>
+        </w:rPr>
+      </w:pPr>
+      <w:r>
+        <w:rPr>
+          <w:rFonts w:ascii="ＭＳ Ｐ明朝" w:eastAsia="ＭＳ Ｐ明朝" w:hAnsi="ＭＳ Ｐ明朝" w:hint="eastAsia"/>
+          <w:b/>
+          <w:bCs/>
         </w:rPr>
         <w:t>撮影場所、情報収集について</w:t>
       </w:r>
@@ -1086,41 +1245,55 @@
       <w:pPr>
         <w:rPr>
           <w:rFonts w:ascii="ＭＳ Ｐ明朝" w:eastAsia="ＭＳ Ｐ明朝" w:hAnsi="ＭＳ Ｐ明朝"/>
-        </w:rPr>
-      </w:pPr>
-      <w:r>
-        <w:rPr>
-          <w:rFonts w:ascii="ＭＳ Ｐ明朝" w:eastAsia="ＭＳ Ｐ明朝" w:hAnsi="ＭＳ Ｐ明朝" w:hint="eastAsia"/>
+          <w:b/>
+          <w:bCs/>
+        </w:rPr>
+      </w:pPr>
+      <w:r>
+        <w:rPr>
+          <w:rFonts w:ascii="ＭＳ Ｐ明朝" w:eastAsia="ＭＳ Ｐ明朝" w:hAnsi="ＭＳ Ｐ明朝" w:hint="eastAsia"/>
+          <w:b/>
+          <w:bCs/>
         </w:rPr>
         <w:t>太宰府天満宮周辺</w:t>
       </w:r>
       <w:r>
         <w:rPr>
           <w:rFonts w:ascii="ＭＳ Ｐ明朝" w:eastAsia="ＭＳ Ｐ明朝" w:hAnsi="ＭＳ Ｐ明朝"/>
+          <w:b/>
+          <w:bCs/>
         </w:rPr>
         <w:t>(</w:t>
       </w:r>
       <w:r>
         <w:rPr>
           <w:rFonts w:ascii="ＭＳ Ｐ明朝" w:eastAsia="ＭＳ Ｐ明朝" w:hAnsi="ＭＳ Ｐ明朝" w:hint="eastAsia"/>
+          <w:b/>
+          <w:bCs/>
         </w:rPr>
         <w:t>許可の取れる場所のみ</w:t>
       </w:r>
       <w:r>
         <w:rPr>
           <w:rFonts w:ascii="ＭＳ Ｐ明朝" w:eastAsia="ＭＳ Ｐ明朝" w:hAnsi="ＭＳ Ｐ明朝"/>
+          <w:b/>
+          <w:bCs/>
         </w:rPr>
         <w:t>)</w:t>
       </w:r>
       <w:r>
         <w:rPr>
           <w:rFonts w:ascii="ＭＳ Ｐ明朝" w:eastAsia="ＭＳ Ｐ明朝" w:hAnsi="ＭＳ Ｐ明朝" w:hint="eastAsia"/>
+          <w:b/>
+          <w:bCs/>
         </w:rPr>
         <w:t>、</w:t>
       </w:r>
       <w:r>
         <w:rPr>
           <w:rFonts w:ascii="ＭＳ Ｐ明朝" w:eastAsia="ＭＳ Ｐ明朝" w:hAnsi="ＭＳ Ｐ明朝" w:hint="eastAsia"/>
+          <w:b/>
+          <w:bCs/>
         </w:rPr>
         <w:t>太宰府天満宮周辺のグッズとグルメの情報</w:t>
       </w:r>
@@ -1129,18 +1302,24 @@
       <w:pPr>
         <w:rPr>
           <w:rFonts w:ascii="ＭＳ Ｐ明朝" w:eastAsia="ＭＳ Ｐ明朝" w:hAnsi="ＭＳ Ｐ明朝"/>
-        </w:rPr>
-      </w:pPr>
-    </w:p>
-    <w:p>
-      <w:pPr>
-        <w:rPr>
-          <w:rFonts w:ascii="ＭＳ Ｐ明朝" w:eastAsia="ＭＳ Ｐ明朝" w:hAnsi="ＭＳ Ｐ明朝"/>
-        </w:rPr>
-      </w:pPr>
-      <w:r>
-        <w:rPr>
-          <w:rFonts w:ascii="ＭＳ Ｐ明朝" w:eastAsia="ＭＳ Ｐ明朝" w:hAnsi="ＭＳ Ｐ明朝" w:hint="eastAsia"/>
+          <w:b/>
+          <w:bCs/>
+        </w:rPr>
+      </w:pPr>
+    </w:p>
+    <w:p>
+      <w:pPr>
+        <w:rPr>
+          <w:rFonts w:ascii="ＭＳ Ｐ明朝" w:eastAsia="ＭＳ Ｐ明朝" w:hAnsi="ＭＳ Ｐ明朝"/>
+          <w:b/>
+          <w:bCs/>
+        </w:rPr>
+      </w:pPr>
+      <w:r>
+        <w:rPr>
+          <w:rFonts w:ascii="ＭＳ Ｐ明朝" w:eastAsia="ＭＳ Ｐ明朝" w:hAnsi="ＭＳ Ｐ明朝" w:hint="eastAsia"/>
+          <w:b/>
+          <w:bCs/>
         </w:rPr>
         <w:t>分析</w:t>
       </w:r>
@@ -1149,11 +1328,15 @@
       <w:pPr>
         <w:rPr>
           <w:rFonts w:ascii="ＭＳ Ｐ明朝" w:eastAsia="ＭＳ Ｐ明朝" w:hAnsi="ＭＳ Ｐ明朝"/>
-        </w:rPr>
-      </w:pPr>
-      <w:r>
-        <w:rPr>
-          <w:rFonts w:ascii="ＭＳ Ｐ明朝" w:eastAsia="ＭＳ Ｐ明朝" w:hAnsi="ＭＳ Ｐ明朝"/>
+          <w:b/>
+          <w:bCs/>
+        </w:rPr>
+      </w:pPr>
+      <w:r>
+        <w:rPr>
+          <w:rFonts w:ascii="ＭＳ Ｐ明朝" w:eastAsia="ＭＳ Ｐ明朝" w:hAnsi="ＭＳ Ｐ明朝"/>
+          <w:b/>
+          <w:bCs/>
         </w:rPr>
         <w:t>歴史の始まりとして、太宰府天満宮は、約1,100年以上前に建てられた神社です。</w:t>
       </w:r>
@@ -1162,11 +1345,15 @@
       <w:pPr>
         <w:rPr>
           <w:rFonts w:ascii="ＭＳ Ｐ明朝" w:eastAsia="ＭＳ Ｐ明朝" w:hAnsi="ＭＳ Ｐ明朝"/>
-        </w:rPr>
-      </w:pPr>
-      <w:r>
-        <w:rPr>
-          <w:rFonts w:ascii="ＭＳ Ｐ明朝" w:eastAsia="ＭＳ Ｐ明朝" w:hAnsi="ＭＳ Ｐ明朝"/>
+          <w:b/>
+          <w:bCs/>
+        </w:rPr>
+      </w:pPr>
+      <w:r>
+        <w:rPr>
+          <w:rFonts w:ascii="ＭＳ Ｐ明朝" w:eastAsia="ＭＳ Ｐ明朝" w:hAnsi="ＭＳ Ｐ明朝"/>
+          <w:b/>
+          <w:bCs/>
         </w:rPr>
         <w:t>菅原道真という学問に優れた人物が、都から太宰府へ送られ、そこで亡くなりました。道真を敬い、その場所に神社を建てたのが太宰府天満宮の始まりです。</w:t>
       </w:r>
@@ -1175,25 +1362,90 @@
       <w:pPr>
         <w:rPr>
           <w:rFonts w:ascii="ＭＳ Ｐ明朝" w:eastAsia="ＭＳ Ｐ明朝" w:hAnsi="ＭＳ Ｐ明朝"/>
-        </w:rPr>
-      </w:pPr>
-      <w:r>
-        <w:rPr>
-          <w:rFonts w:ascii="ＭＳ Ｐ明朝" w:eastAsia="ＭＳ Ｐ明朝" w:hAnsi="ＭＳ Ｐ明朝"/>
+          <w:b/>
+          <w:bCs/>
+        </w:rPr>
+      </w:pPr>
+      <w:r>
+        <w:rPr>
+          <w:rFonts w:ascii="ＭＳ Ｐ明朝" w:eastAsia="ＭＳ Ｐ明朝" w:hAnsi="ＭＳ Ｐ明朝"/>
+          <w:b/>
+          <w:bCs/>
         </w:rPr>
         <w:t>- 今では、道真が「学問の神様」として知られているため、勉学の成功を願う人が多く訪れる神社になり、全国にその名を馳せるように</w:t>
       </w:r>
       <w:r>
         <w:rPr>
           <w:rFonts w:ascii="ＭＳ Ｐ明朝" w:eastAsia="ＭＳ Ｐ明朝" w:hAnsi="ＭＳ Ｐ明朝" w:hint="eastAsia"/>
+          <w:b/>
+          <w:bCs/>
         </w:rPr>
         <w:t>なり</w:t>
       </w:r>
       <w:r>
         <w:rPr>
           <w:rFonts w:ascii="ＭＳ Ｐ明朝" w:eastAsia="ＭＳ Ｐ明朝" w:hAnsi="ＭＳ Ｐ明朝"/>
+          <w:b/>
+          <w:bCs/>
         </w:rPr>
         <w:t>ました。そしてご利益ごとにお守りがあるので参拝の時に購入する人もいます</w:t>
+      </w:r>
+      <w:r>
+        <w:rPr>
+          <w:rFonts w:ascii="ＭＳ Ｐ明朝" w:eastAsia="ＭＳ Ｐ明朝" w:hAnsi="ＭＳ Ｐ明朝" w:hint="eastAsia"/>
+          <w:b/>
+          <w:bCs/>
+        </w:rPr>
+        <w:t>。</w:t>
+      </w:r>
+    </w:p>
+    <w:p>
+      <w:pPr>
+        <w:rPr>
+          <w:rFonts w:ascii="ＭＳ Ｐ明朝" w:eastAsia="ＭＳ Ｐ明朝" w:hAnsi="ＭＳ Ｐ明朝" w:hint="eastAsia"/>
+          <w:b/>
+          <w:bCs/>
+        </w:rPr>
+      </w:pPr>
+      <w:r>
+        <w:rPr>
+          <w:rFonts w:ascii="ＭＳ Ｐ明朝" w:eastAsia="ＭＳ Ｐ明朝" w:hAnsi="ＭＳ Ｐ明朝" w:hint="eastAsia"/>
+          <w:b/>
+          <w:bCs/>
+        </w:rPr>
+        <w:t>特に</w:t>
+      </w:r>
+      <w:r>
+        <w:rPr>
+          <w:rFonts w:ascii="ＭＳ Ｐ明朝" w:eastAsia="ＭＳ Ｐ明朝" w:hAnsi="ＭＳ Ｐ明朝" w:hint="eastAsia"/>
+          <w:b/>
+          <w:bCs/>
+        </w:rPr>
+        <w:t>合格祈願</w:t>
+      </w:r>
+      <w:r>
+        <w:rPr>
+          <w:rFonts w:ascii="ＭＳ Ｐ明朝" w:eastAsia="ＭＳ Ｐ明朝" w:hAnsi="ＭＳ Ｐ明朝" w:hint="eastAsia"/>
+          <w:b/>
+          <w:bCs/>
+        </w:rPr>
+        <w:t>をする学生が多く、全国の</w:t>
+      </w:r>
+      <w:r>
+        <w:rPr>
+          <w:rFonts w:ascii="ＭＳ Ｐ明朝" w:eastAsia="ＭＳ Ｐ明朝" w:hAnsi="ＭＳ Ｐ明朝" w:hint="eastAsia"/>
+          <w:b/>
+          <w:bCs/>
+        </w:rPr>
+        <w:t>合格祈願</w:t>
+      </w:r>
+      <w:r>
+        <w:rPr>
+          <w:rFonts w:ascii="ＭＳ Ｐ明朝" w:eastAsia="ＭＳ Ｐ明朝" w:hAnsi="ＭＳ Ｐ明朝" w:hint="eastAsia"/>
+          <w:b/>
+          <w:bCs/>
+        </w:rPr>
+        <w:t>神社人気ランキングでは1位を取るほどに人気と高い認知度があります。</w:t>
       </w:r>
     </w:p>
     <w:p>
@@ -1326,6 +1578,59 @@
           </wp:inline>
         </w:drawing>
       </w:r>
+      <w:r>
+        <w:rPr>
+          <w:noProof/>
+        </w:rPr>
+        <w:drawing>
+          <wp:inline distT="0" distB="0" distL="0" distR="0" wp14:anchorId="177FF81C" wp14:editId="235E0DFC">
+            <wp:extent cx="2368550" cy="1752727"/>
+            <wp:effectExtent l="0" t="0" r="0" b="0"/>
+            <wp:docPr id="1876773895" name="図 1" descr="テーブル&#10;&#10;AI によって生成されたコンテンツは間違っている可能性があります。"/>
+            <wp:cNvGraphicFramePr>
+              <a:graphicFrameLocks xmlns:a="http://schemas.openxmlformats.org/drawingml/2006/main" noChangeAspect="1"/>
+            </wp:cNvGraphicFramePr>
+            <a:graphic xmlns:a="http://schemas.openxmlformats.org/drawingml/2006/main">
+              <a:graphicData uri="http://schemas.openxmlformats.org/drawingml/2006/picture">
+                <pic:pic xmlns:pic="http://schemas.openxmlformats.org/drawingml/2006/picture">
+                  <pic:nvPicPr>
+                    <pic:cNvPr id="1876773895" name="図 1" descr="テーブル&#10;&#10;AI によって生成されたコンテンツは間違っている可能性があります。"/>
+                    <pic:cNvPicPr>
+                      <a:picLocks noChangeAspect="1" noChangeArrowheads="1"/>
+                    </pic:cNvPicPr>
+                  </pic:nvPicPr>
+                  <pic:blipFill>
+                    <a:blip r:embed="rId10">
+                      <a:extLst>
+                        <a:ext uri="{28A0092B-C50C-407E-A947-70E740481C1C}">
+                          <a14:useLocalDpi xmlns:a14="http://schemas.microsoft.com/office/drawing/2010/main" val="0"/>
+                        </a:ext>
+                      </a:extLst>
+                    </a:blip>
+                    <a:srcRect/>
+                    <a:stretch>
+                      <a:fillRect/>
+                    </a:stretch>
+                  </pic:blipFill>
+                  <pic:spPr bwMode="auto">
+                    <a:xfrm>
+                      <a:off x="0" y="0"/>
+                      <a:ext cx="2400856" cy="1776633"/>
+                    </a:xfrm>
+                    <a:prstGeom prst="rect">
+                      <a:avLst/>
+                    </a:prstGeom>
+                    <a:noFill/>
+                    <a:ln>
+                      <a:noFill/>
+                    </a:ln>
+                  </pic:spPr>
+                </pic:pic>
+              </a:graphicData>
+            </a:graphic>
+          </wp:inline>
+        </w:drawing>
+      </w:r>
     </w:p>
     <w:p>
       <w:pPr>
@@ -1345,7 +1650,7 @@
     <w:p>
       <w:pPr>
         <w:rPr>
-          <w:rFonts w:ascii="ＭＳ Ｐ明朝" w:eastAsia="ＭＳ Ｐ明朝" w:hAnsi="ＭＳ Ｐ明朝"/>
+          <w:rFonts w:ascii="ＭＳ Ｐ明朝" w:eastAsia="ＭＳ Ｐ明朝" w:hAnsi="ＭＳ Ｐ明朝" w:hint="eastAsia"/>
         </w:rPr>
       </w:pPr>
     </w:p>
@@ -1401,7 +1706,7 @@
                     <pic:cNvPicPr/>
                   </pic:nvPicPr>
                   <pic:blipFill>
-                    <a:blip r:embed="rId10" cstate="print">
+                    <a:blip r:embed="rId11" cstate="print">
                       <a:extLst>
                         <a:ext uri="{28A0092B-C50C-407E-A947-70E740481C1C}">
                           <a14:useLocalDpi xmlns:a14="http://schemas.microsoft.com/office/drawing/2010/main" val="0"/>
@@ -1438,7 +1743,7 @@
           <w:color w:val="202122"/>
         </w:rPr>
       </w:pPr>
-      <w:hyperlink r:id="rId11" w:tooltip="菅原道真" w:history="1">
+      <w:hyperlink r:id="rId12" w:tooltip="菅原道真" w:history="1">
         <w:r>
           <w:rPr>
             <w:rStyle w:val="af4"/>
@@ -1455,7 +1760,7 @@
         </w:rPr>
         <w:t>が</w:t>
       </w:r>
-      <w:hyperlink r:id="rId12" w:tooltip="大宰府" w:history="1">
+      <w:hyperlink r:id="rId13" w:tooltip="大宰府" w:history="1">
         <w:r>
           <w:rPr>
             <w:rStyle w:val="af4"/>
@@ -1472,7 +1777,7 @@
         </w:rPr>
         <w:t>へ</w:t>
       </w:r>
-      <w:hyperlink r:id="rId13" w:tooltip="大宰権帥" w:history="1">
+      <w:hyperlink r:id="rId14" w:tooltip="大宰権帥" w:history="1">
         <w:r>
           <w:rPr>
             <w:rStyle w:val="af4"/>
@@ -1505,7 +1810,6 @@
           <w:rFonts w:ascii="Arial" w:hAnsi="Arial" w:cs="Arial"/>
           <w:color w:val="202122"/>
         </w:rPr>
-        <w:lastRenderedPageBreak/>
         <w:t>別の説では、菅原道真が左遷直後軟禁状態で、食事もままならなかったおり、老婆が道真が軟禁されていた部屋の格子ごしに餅を差し入れする際、手では届かないため梅の枝の先に刺して差し入れたというのが由来とされており、絵巻にものこっている。</w:t>
       </w:r>
     </w:p>
@@ -1567,16 +1871,16 @@
         <w:rPr>
           <w:rFonts w:ascii="Arial" w:hAnsi="Arial" w:cs="Arial"/>
           <w:color w:val="202122"/>
-          <w:sz w:val="28"/>
-          <w:szCs w:val="28"/>
+          <w:sz w:val="44"/>
+          <w:szCs w:val="44"/>
         </w:rPr>
       </w:pPr>
       <w:r>
         <w:rPr>
           <w:rFonts w:ascii="Arial" w:hAnsi="Arial" w:cs="Arial" w:hint="eastAsia"/>
           <w:color w:val="202122"/>
-          <w:sz w:val="28"/>
-          <w:szCs w:val="28"/>
+          <w:sz w:val="44"/>
+          <w:szCs w:val="44"/>
         </w:rPr>
         <w:t>ポスター制作</w:t>
       </w:r>
@@ -1700,51 +2004,60 @@
     </w:p>
     <w:p>
       <w:pPr>
+        <w:rPr>
+          <w:rFonts w:ascii="BIZ UDゴシック" w:eastAsia="BIZ UDゴシック" w:hAnsi="BIZ UDゴシック"/>
+        </w:rPr>
+      </w:pPr>
+      <w:r>
+        <w:rPr>
+          <w:rFonts w:ascii="BIZ UDゴシック" w:eastAsia="BIZ UDゴシック" w:hAnsi="BIZ UDゴシック" w:hint="eastAsia"/>
+        </w:rPr>
+        <w:t>目的・背景</w:t>
+      </w:r>
+      <w:r>
+        <w:rPr>
+          <w:rFonts w:ascii="BIZ UDゴシック" w:eastAsia="BIZ UDゴシック" w:hAnsi="BIZ UDゴシック" w:hint="eastAsia"/>
+        </w:rPr>
+        <w:t>：Webサイトだけではまずわざわざ調べたりしようともしない限りは閲覧されることが無いため、ポスターを作ることで見る人の視線を誘導してポスターで興味を持った人が</w:t>
+      </w:r>
+      <w:proofErr w:type="spellStart"/>
+      <w:r>
+        <w:rPr>
+          <w:rFonts w:ascii="BIZ UDゴシック" w:eastAsia="BIZ UDゴシック" w:hAnsi="BIZ UDゴシック" w:hint="eastAsia"/>
+        </w:rPr>
+        <w:t>Web</w:t>
+      </w:r>
+      <w:proofErr w:type="spellEnd"/>
+      <w:r>
+        <w:rPr>
+          <w:rFonts w:ascii="BIZ UDゴシック" w:eastAsia="BIZ UDゴシック" w:hAnsi="BIZ UDゴシック" w:hint="eastAsia"/>
+        </w:rPr>
+        <w:t>サイトを閲覧して、太宰府天満宮の歴史について細かく知ることが出来るため制作を決めました。</w:t>
+      </w:r>
+    </w:p>
+    <w:p>
+      <w:pPr>
+        <w:rPr>
+          <w:rFonts w:ascii="BIZ UDゴシック" w:eastAsia="BIZ UDゴシック" w:hAnsi="BIZ UDゴシック" w:hint="eastAsia"/>
+        </w:rPr>
+      </w:pPr>
+      <w:r>
+        <w:rPr>
+          <w:rFonts w:ascii="BIZ UDゴシック" w:eastAsia="BIZ UDゴシック" w:hAnsi="BIZ UDゴシック" w:hint="eastAsia"/>
+        </w:rPr>
+        <w:t>ポスター作りに大事なのは見てくれる人が分かりやすく、パっと見て目的と内容が読み取れるものを作ることなので内容を詰め込みすぎず興味を惹くものを考えます。</w:t>
+      </w:r>
+    </w:p>
+    <w:p>
+      <w:pPr>
         <w:pStyle w:val="Web"/>
         <w:shd w:val="clear" w:color="auto" w:fill="FFFFFF"/>
         <w:spacing w:before="120" w:beforeAutospacing="0" w:after="240" w:afterAutospacing="0"/>
         <w:rPr>
-          <w:rFonts w:ascii="Arial" w:hAnsi="Arial" w:cs="Arial"/>
-          <w:color w:val="202122"/>
-        </w:rPr>
-      </w:pPr>
-      <w:r>
-        <w:rPr>
           <w:rFonts w:ascii="Arial" w:hAnsi="Arial" w:cs="Arial" w:hint="eastAsia"/>
           <w:color w:val="202122"/>
         </w:rPr>
-        <w:t>内容：太宰府天満宮の歴史と出来た経歴を</w:t>
-      </w:r>
-      <w:r>
-        <w:rPr>
-          <w:rFonts w:ascii="Arial" w:hAnsi="Arial" w:cs="Arial" w:hint="eastAsia"/>
-          <w:color w:val="202122"/>
-        </w:rPr>
-        <w:t>かいつまんで載せる、</w:t>
-      </w:r>
-      <w:r>
-        <w:rPr>
-          <w:rFonts w:ascii="ＭＳ Ｐ明朝" w:eastAsia="ＭＳ Ｐ明朝" w:hAnsi="ＭＳ Ｐ明朝" w:hint="eastAsia"/>
-          <w:b/>
-          <w:bCs/>
-        </w:rPr>
-        <w:t>菅原道真</w:t>
-      </w:r>
-      <w:r>
-        <w:rPr>
-          <w:rFonts w:ascii="ＭＳ Ｐ明朝" w:eastAsia="ＭＳ Ｐ明朝" w:hAnsi="ＭＳ Ｐ明朝" w:hint="eastAsia"/>
-          <w:b/>
-          <w:bCs/>
-        </w:rPr>
-        <w:t>の</w:t>
-      </w:r>
-      <w:r>
-        <w:rPr>
-          <w:rFonts w:ascii="Arial" w:hAnsi="Arial" w:cs="Arial" w:hint="eastAsia"/>
-          <w:color w:val="202122"/>
-        </w:rPr>
-        <w:t>写真などは背景が映らなくなるため貼らない</w:t>
-      </w:r>
+      </w:pPr>
     </w:p>
     <w:p>
       <w:pPr>
@@ -1752,16 +2065,30 @@
         <w:shd w:val="clear" w:color="auto" w:fill="FFFFFF"/>
         <w:spacing w:before="120" w:beforeAutospacing="0" w:after="240" w:afterAutospacing="0"/>
         <w:rPr>
+          <w:rFonts w:ascii="Arial" w:hAnsi="Arial" w:cs="Arial"/>
+          <w:color w:val="202122"/>
+        </w:rPr>
+      </w:pPr>
+      <w:r>
+        <w:rPr>
           <w:rFonts w:ascii="Arial" w:hAnsi="Arial" w:cs="Arial" w:hint="eastAsia"/>
           <w:color w:val="202122"/>
         </w:rPr>
-      </w:pPr>
+        <w:t>内容：太宰府天満宮の歴史と出来た経歴を</w:t>
+      </w:r>
       <w:r>
         <w:rPr>
           <w:rFonts w:ascii="Arial" w:hAnsi="Arial" w:cs="Arial" w:hint="eastAsia"/>
           <w:color w:val="202122"/>
         </w:rPr>
-        <w:t>主に分析の内容を載せる。ただしポスターの大きさにより載せられる文章量には限界があるため</w:t>
+        <w:t>かいつまんで載せる</w:t>
+      </w:r>
+      <w:r>
+        <w:rPr>
+          <w:rFonts w:ascii="Arial" w:hAnsi="Arial" w:cs="Arial" w:hint="eastAsia"/>
+          <w:color w:val="202122"/>
+        </w:rPr>
+        <w:t>。</w:t>
       </w:r>
     </w:p>
     <w:p>
@@ -1776,9 +2103,78 @@
       </w:pPr>
       <w:r>
         <w:rPr>
+          <w:rFonts w:ascii="ＭＳ Ｐ明朝" w:eastAsia="ＭＳ Ｐ明朝" w:hAnsi="ＭＳ Ｐ明朝" w:hint="eastAsia"/>
+          <w:b/>
+          <w:bCs/>
+        </w:rPr>
+        <w:t>菅原道真</w:t>
+      </w:r>
+      <w:r>
+        <w:rPr>
+          <w:rFonts w:ascii="ＭＳ Ｐ明朝" w:eastAsia="ＭＳ Ｐ明朝" w:hAnsi="ＭＳ Ｐ明朝" w:hint="eastAsia"/>
+          <w:b/>
+          <w:bCs/>
+        </w:rPr>
+        <w:t>の</w:t>
+      </w:r>
+      <w:r>
+        <w:rPr>
           <w:rFonts w:ascii="Arial" w:hAnsi="Arial" w:cs="Arial" w:hint="eastAsia"/>
           <w:color w:val="202122"/>
         </w:rPr>
+        <w:t>写真などは背景が映らなくなるため貼らない</w:t>
+      </w:r>
+      <w:r>
+        <w:rPr>
+          <w:rFonts w:ascii="Arial" w:hAnsi="Arial" w:cs="Arial" w:hint="eastAsia"/>
+          <w:color w:val="202122"/>
+        </w:rPr>
+        <w:t>。</w:t>
+      </w:r>
+      <w:r>
+        <w:rPr>
+          <w:rFonts w:ascii="Arial" w:hAnsi="Arial" w:cs="Arial" w:hint="eastAsia"/>
+          <w:color w:val="202122"/>
+        </w:rPr>
+        <w:t>主に分析の内容を載せ</w:t>
+      </w:r>
+      <w:r>
+        <w:rPr>
+          <w:rFonts w:ascii="Arial" w:hAnsi="Arial" w:cs="Arial" w:hint="eastAsia"/>
+          <w:color w:val="202122"/>
+        </w:rPr>
+        <w:t>るが、</w:t>
+      </w:r>
+      <w:r>
+        <w:rPr>
+          <w:rFonts w:ascii="Arial" w:hAnsi="Arial" w:cs="Arial" w:hint="eastAsia"/>
+          <w:color w:val="202122"/>
+        </w:rPr>
+        <w:t>ポスターの大きさにより載せられる文章量には限界があるため</w:t>
+      </w:r>
+      <w:r>
+        <w:rPr>
+          <w:rFonts w:ascii="Arial" w:hAnsi="Arial" w:cs="Arial" w:hint="eastAsia"/>
+          <w:color w:val="202122"/>
+        </w:rPr>
+        <w:t>、グルメの記載も梅々枝餅一つに絞ります</w:t>
+      </w:r>
+    </w:p>
+    <w:p>
+      <w:pPr>
+        <w:pStyle w:val="Web"/>
+        <w:shd w:val="clear" w:color="auto" w:fill="FFFFFF"/>
+        <w:spacing w:before="120" w:beforeAutospacing="0" w:after="240" w:afterAutospacing="0"/>
+        <w:rPr>
+          <w:rFonts w:ascii="Arial" w:hAnsi="Arial" w:cs="Arial" w:hint="eastAsia"/>
+          <w:color w:val="202122"/>
+        </w:rPr>
+      </w:pPr>
+      <w:r>
+        <w:rPr>
+          <w:rFonts w:ascii="Arial" w:hAnsi="Arial" w:cs="Arial" w:hint="eastAsia"/>
+          <w:color w:val="202122"/>
+        </w:rPr>
         <w:t>細かい歴史や解説は</w:t>
       </w:r>
       <w:r>
@@ -1862,10 +2258,11 @@
         <w:rPr>
           <w:noProof/>
         </w:rPr>
+        <w:lastRenderedPageBreak/>
         <w:drawing>
-          <wp:inline distT="0" distB="0" distL="0" distR="0" wp14:anchorId="674BB5B1" wp14:editId="3ABF2A06">
-            <wp:extent cx="1485900" cy="1982692"/>
-            <wp:effectExtent l="0" t="0" r="0" b="0"/>
+          <wp:inline distT="0" distB="0" distL="0" distR="0" wp14:anchorId="674BB5B1" wp14:editId="15248655">
+            <wp:extent cx="1911350" cy="2550385"/>
+            <wp:effectExtent l="0" t="0" r="0" b="2540"/>
             <wp:docPr id="597830924" name="図 1" descr="太宰府観光ポスター（観光PR） - 福岡県太宰府市公式ホームページ"/>
             <wp:cNvGraphicFramePr>
               <a:graphicFrameLocks xmlns:a="http://schemas.openxmlformats.org/drawingml/2006/main" noChangeAspect="1"/>
@@ -1880,7 +2277,7 @@
                     </pic:cNvPicPr>
                   </pic:nvPicPr>
                   <pic:blipFill>
-                    <a:blip r:embed="rId14" cstate="print">
+                    <a:blip r:embed="rId15" cstate="print">
                       <a:extLst>
                         <a:ext uri="{28A0092B-C50C-407E-A947-70E740481C1C}">
                           <a14:useLocalDpi xmlns:a14="http://schemas.microsoft.com/office/drawing/2010/main" val="0"/>
@@ -1895,7 +2292,7 @@
                   <pic:spPr bwMode="auto">
                     <a:xfrm>
                       <a:off x="0" y="0"/>
-                      <a:ext cx="1488555" cy="1986234"/>
+                      <a:ext cx="1917006" cy="2557932"/>
                     </a:xfrm>
                     <a:prstGeom prst="rect">
                       <a:avLst/>
@@ -3168,7 +3565,6 @@
     <w:name w:val="Normal (Web)"/>
     <w:basedOn w:val="a"/>
     <w:uiPriority w:val="99"/>
-    <w:semiHidden/>
     <w:unhideWhenUsed/>
     <w:rsid w:val="005A5650"/>
     <w:pPr>

--- a/制作ノート_25074.docx
+++ b/制作ノート_25074.docx
@@ -107,7 +107,7 @@
           <w:bCs/>
           <w:u w:val="single"/>
         </w:rPr>
-        <w:t>自然と学問の神社　大宰府天満宮の</w:t>
+        <w:t xml:space="preserve">自然と学問の神社　</w:t>
       </w:r>
       <w:r>
         <w:rPr>
@@ -116,6 +116,24 @@
           <w:bCs/>
           <w:u w:val="single"/>
         </w:rPr>
+        <w:t>太宰府</w:t>
+      </w:r>
+      <w:r>
+        <w:rPr>
+          <w:rFonts w:ascii="ＭＳ Ｐ明朝" w:eastAsia="ＭＳ Ｐ明朝" w:hAnsi="ＭＳ Ｐ明朝"/>
+          <w:b/>
+          <w:bCs/>
+          <w:u w:val="single"/>
+        </w:rPr>
+        <w:t>天満宮の</w:t>
+      </w:r>
+      <w:r>
+        <w:rPr>
+          <w:rFonts w:ascii="ＭＳ Ｐ明朝" w:eastAsia="ＭＳ Ｐ明朝" w:hAnsi="ＭＳ Ｐ明朝" w:hint="eastAsia"/>
+          <w:b/>
+          <w:bCs/>
+          <w:u w:val="single"/>
+        </w:rPr>
         <w:t>歴史</w:t>
       </w:r>
       <w:r>
@@ -223,39 +241,154 @@
           <w:b/>
           <w:bCs/>
         </w:rPr>
-        <w:t>万人という数を出しています。ですが、太宰府天満宮の歴史を知らない人は多いと思ったので解説と資料を交えた情報を</w:t>
-      </w:r>
-      <w:r>
-        <w:rPr>
-          <w:rFonts w:ascii="ＭＳ Ｐ明朝" w:eastAsia="ＭＳ Ｐ明朝" w:hAnsi="ＭＳ Ｐ明朝"/>
-          <w:b/>
-          <w:bCs/>
-        </w:rPr>
-        <w:t>Web</w:t>
-      </w:r>
-      <w:r>
-        <w:rPr>
-          <w:rFonts w:ascii="ＭＳ Ｐ明朝" w:eastAsia="ＭＳ Ｐ明朝" w:hAnsi="ＭＳ Ｐ明朝" w:hint="eastAsia"/>
-          <w:b/>
-          <w:bCs/>
-        </w:rPr>
-        <w:t>ページにまとめ、太宰府天満宮へ行ったことのある人、これから太宰府天満宮に行きたいと思う人が</w:t>
-      </w:r>
-      <w:r>
-        <w:rPr>
-          <w:rFonts w:ascii="ＭＳ Ｐ明朝" w:eastAsia="ＭＳ Ｐ明朝" w:hAnsi="ＭＳ Ｐ明朝"/>
-          <w:b/>
-          <w:bCs/>
-        </w:rPr>
-        <w:t>Web</w:t>
-      </w:r>
-      <w:r>
-        <w:rPr>
-          <w:rFonts w:ascii="ＭＳ Ｐ明朝" w:eastAsia="ＭＳ Ｐ明朝" w:hAnsi="ＭＳ Ｐ明朝" w:hint="eastAsia"/>
-          <w:b/>
-          <w:bCs/>
-        </w:rPr>
-        <w:t>ページを読んでさらに興味と見聞を広げてほしいと思って制作を開始しました。</w:t>
+        <w:t>万人という数を出しています。</w:t>
+      </w:r>
+    </w:p>
+    <w:p>
+      <w:pPr>
+        <w:rPr>
+          <w:rFonts w:ascii="ＭＳ Ｐ明朝" w:eastAsia="ＭＳ Ｐ明朝" w:hAnsi="ＭＳ Ｐ明朝"/>
+          <w:b/>
+          <w:bCs/>
+        </w:rPr>
+      </w:pPr>
+      <w:r>
+        <w:rPr>
+          <w:rFonts w:ascii="ＭＳ Ｐ明朝" w:eastAsia="ＭＳ Ｐ明朝" w:hAnsi="ＭＳ Ｐ明朝" w:hint="eastAsia"/>
+          <w:b/>
+          <w:bCs/>
+        </w:rPr>
+        <w:t>ですが、太宰府天満宮の歴史を知らない人は</w:t>
+      </w:r>
+      <w:r>
+        <w:rPr>
+          <w:rFonts w:ascii="ＭＳ Ｐ明朝" w:eastAsia="ＭＳ Ｐ明朝" w:hAnsi="ＭＳ Ｐ明朝" w:hint="eastAsia"/>
+          <w:b/>
+          <w:bCs/>
+        </w:rPr>
+        <w:t>多く、場所は知っているけどなんで出来たんだろう？と</w:t>
+      </w:r>
+      <w:r>
+        <w:rPr>
+          <w:rFonts w:ascii="ＭＳ Ｐ明朝" w:eastAsia="ＭＳ Ｐ明朝" w:hAnsi="ＭＳ Ｐ明朝" w:hint="eastAsia"/>
+          <w:b/>
+          <w:bCs/>
+        </w:rPr>
+        <w:t>なる人もいます</w:t>
+      </w:r>
+    </w:p>
+    <w:p>
+      <w:pPr>
+        <w:rPr>
+          <w:rFonts w:ascii="ＭＳ Ｐ明朝" w:eastAsia="ＭＳ Ｐ明朝" w:hAnsi="ＭＳ Ｐ明朝"/>
+          <w:b/>
+          <w:bCs/>
+        </w:rPr>
+      </w:pPr>
+      <w:r>
+        <w:rPr>
+          <w:rFonts w:ascii="ＭＳ Ｐ明朝" w:eastAsia="ＭＳ Ｐ明朝" w:hAnsi="ＭＳ Ｐ明朝" w:hint="eastAsia"/>
+          <w:b/>
+          <w:bCs/>
+        </w:rPr>
+        <w:t>解説と資料を交えた情報を</w:t>
+      </w:r>
+      <w:r>
+        <w:rPr>
+          <w:rFonts w:ascii="ＭＳ Ｐ明朝" w:eastAsia="ＭＳ Ｐ明朝" w:hAnsi="ＭＳ Ｐ明朝"/>
+          <w:b/>
+          <w:bCs/>
+        </w:rPr>
+        <w:t>We</w:t>
+      </w:r>
+      <w:r>
+        <w:rPr>
+          <w:rFonts w:ascii="ＭＳ Ｐ明朝" w:eastAsia="ＭＳ Ｐ明朝" w:hAnsi="ＭＳ Ｐ明朝" w:hint="eastAsia"/>
+          <w:b/>
+          <w:bCs/>
+        </w:rPr>
+        <w:t>ｂサイト</w:t>
+      </w:r>
+      <w:r>
+        <w:rPr>
+          <w:rFonts w:ascii="ＭＳ Ｐ明朝" w:eastAsia="ＭＳ Ｐ明朝" w:hAnsi="ＭＳ Ｐ明朝" w:hint="eastAsia"/>
+          <w:b/>
+          <w:bCs/>
+        </w:rPr>
+        <w:t>にまとめ、太宰府天満宮へ行ったことのある人、これから太宰府天満宮に行きたいと思う人が</w:t>
+      </w:r>
+      <w:r>
+        <w:rPr>
+          <w:rFonts w:ascii="ＭＳ Ｐ明朝" w:eastAsia="ＭＳ Ｐ明朝" w:hAnsi="ＭＳ Ｐ明朝"/>
+          <w:b/>
+          <w:bCs/>
+        </w:rPr>
+        <w:t>We</w:t>
+      </w:r>
+      <w:r>
+        <w:rPr>
+          <w:rFonts w:ascii="ＭＳ Ｐ明朝" w:eastAsia="ＭＳ Ｐ明朝" w:hAnsi="ＭＳ Ｐ明朝" w:hint="eastAsia"/>
+          <w:b/>
+          <w:bCs/>
+        </w:rPr>
+        <w:t>ｂサイト</w:t>
+      </w:r>
+      <w:r>
+        <w:rPr>
+          <w:rFonts w:ascii="ＭＳ Ｐ明朝" w:eastAsia="ＭＳ Ｐ明朝" w:hAnsi="ＭＳ Ｐ明朝" w:hint="eastAsia"/>
+          <w:b/>
+          <w:bCs/>
+        </w:rPr>
+        <w:t>を読んでさらに興味を広げてほしいと思って制作を開始しました。</w:t>
+      </w:r>
+    </w:p>
+    <w:p>
+      <w:pPr>
+        <w:rPr>
+          <w:rFonts w:ascii="ＭＳ Ｐ明朝" w:eastAsia="ＭＳ Ｐ明朝" w:hAnsi="ＭＳ Ｐ明朝" w:hint="eastAsia"/>
+          <w:b/>
+          <w:bCs/>
+        </w:rPr>
+      </w:pPr>
+      <w:r>
+        <w:rPr>
+          <w:rFonts w:ascii="ＭＳ Ｐ明朝" w:eastAsia="ＭＳ Ｐ明朝" w:hAnsi="ＭＳ Ｐ明朝" w:hint="eastAsia"/>
+          <w:b/>
+          <w:bCs/>
+        </w:rPr>
+        <w:t>Webサイトにした理由は</w:t>
+      </w:r>
+      <w:r>
+        <w:rPr>
+          <w:rFonts w:ascii="ＭＳ Ｐ明朝" w:eastAsia="ＭＳ Ｐ明朝" w:hAnsi="ＭＳ Ｐ明朝" w:hint="eastAsia"/>
+          <w:b/>
+          <w:bCs/>
+        </w:rPr>
+        <w:t>Webサイトの</w:t>
+      </w:r>
+      <w:r>
+        <w:rPr>
+          <w:rFonts w:ascii="ＭＳ Ｐ明朝" w:eastAsia="ＭＳ Ｐ明朝" w:hAnsi="ＭＳ Ｐ明朝" w:hint="eastAsia"/>
+          <w:b/>
+          <w:bCs/>
+        </w:rPr>
+        <w:t>利点としてそのWebサイトでしか得られない情報などがあり、その情報をまとめて</w:t>
+      </w:r>
+      <w:r>
+        <w:rPr>
+          <w:rFonts w:ascii="ＭＳ Ｐ明朝" w:eastAsia="ＭＳ Ｐ明朝" w:hAnsi="ＭＳ Ｐ明朝" w:hint="eastAsia"/>
+          <w:b/>
+          <w:bCs/>
+        </w:rPr>
+        <w:t>見る</w:t>
+      </w:r>
+      <w:r>
+        <w:rPr>
+          <w:rFonts w:ascii="ＭＳ Ｐ明朝" w:eastAsia="ＭＳ Ｐ明朝" w:hAnsi="ＭＳ Ｐ明朝" w:hint="eastAsia"/>
+          <w:b/>
+          <w:bCs/>
+        </w:rPr>
+        <w:t>ことが出来て便利だと思ったからです。</w:t>
       </w:r>
     </w:p>
     <w:p>
@@ -396,6 +529,48 @@
           <w:b/>
           <w:bCs/>
         </w:rPr>
+        <w:t>既に太宰府天満宮が福岡の観光スポットとして有名ですが、歴史については</w:t>
+      </w:r>
+      <w:r>
+        <w:rPr>
+          <w:rFonts w:ascii="ＭＳ Ｐ明朝" w:eastAsia="ＭＳ Ｐ明朝" w:hAnsi="ＭＳ Ｐ明朝" w:hint="eastAsia"/>
+          <w:b/>
+          <w:bCs/>
+        </w:rPr>
+        <w:t>どういう経歴で作られたのか</w:t>
+      </w:r>
+      <w:r>
+        <w:rPr>
+          <w:rFonts w:ascii="ＭＳ Ｐ明朝" w:eastAsia="ＭＳ Ｐ明朝" w:hAnsi="ＭＳ Ｐ明朝" w:hint="eastAsia"/>
+          <w:b/>
+          <w:bCs/>
+        </w:rPr>
+        <w:t>知っている人は多くなく、自分が歴史についてまとめてもっと太宰府天満宮に興味を持ってほしいと考えました。</w:t>
+      </w:r>
+    </w:p>
+    <w:p>
+      <w:pPr>
+        <w:rPr>
+          <w:rFonts w:ascii="ＭＳ Ｐ明朝" w:eastAsia="ＭＳ Ｐ明朝" w:hAnsi="ＭＳ Ｐ明朝" w:hint="eastAsia"/>
+          <w:b/>
+          <w:bCs/>
+        </w:rPr>
+      </w:pPr>
+    </w:p>
+    <w:p>
+      <w:pPr>
+        <w:rPr>
+          <w:rFonts w:ascii="ＭＳ Ｐ明朝" w:eastAsia="ＭＳ Ｐ明朝" w:hAnsi="ＭＳ Ｐ明朝"/>
+          <w:b/>
+          <w:bCs/>
+        </w:rPr>
+      </w:pPr>
+      <w:r>
+        <w:rPr>
+          <w:rFonts w:ascii="ＭＳ Ｐ明朝" w:eastAsia="ＭＳ Ｐ明朝" w:hAnsi="ＭＳ Ｐ明朝" w:hint="eastAsia"/>
+          <w:b/>
+          <w:bCs/>
+        </w:rPr>
         <w:t>歴史についても資料を見て調べていくうちに興味を持ち、既に行ったことのある人でもまだ行ったことのない人にも、まだ知らない歴史を知ってほしいと思いテーマにしました。</w:t>
       </w:r>
     </w:p>
@@ -407,23 +582,6 @@
           <w:bCs/>
         </w:rPr>
       </w:pPr>
-    </w:p>
-    <w:p>
-      <w:pPr>
-        <w:rPr>
-          <w:rFonts w:ascii="ＭＳ Ｐ明朝" w:eastAsia="ＭＳ Ｐ明朝" w:hAnsi="ＭＳ Ｐ明朝"/>
-          <w:b/>
-          <w:bCs/>
-        </w:rPr>
-      </w:pPr>
-      <w:r>
-        <w:rPr>
-          <w:rFonts w:ascii="ＭＳ Ｐ明朝" w:eastAsia="ＭＳ Ｐ明朝" w:hAnsi="ＭＳ Ｐ明朝" w:hint="eastAsia"/>
-          <w:b/>
-          <w:bCs/>
-        </w:rPr>
-        <w:t>ターゲット：（想定される閲覧者について）</w:t>
-      </w:r>
     </w:p>
     <w:p>
       <w:pPr>
@@ -443,6 +601,23 @@
           <w:sz w:val="28"/>
           <w:szCs w:val="28"/>
         </w:rPr>
+        <w:t>ターゲット：（想定される閲覧者について）</w:t>
+      </w:r>
+    </w:p>
+    <w:p>
+      <w:pPr>
+        <w:rPr>
+          <w:rFonts w:ascii="ＭＳ Ｐ明朝" w:eastAsia="ＭＳ Ｐ明朝" w:hAnsi="ＭＳ Ｐ明朝"/>
+          <w:b/>
+          <w:bCs/>
+        </w:rPr>
+      </w:pPr>
+      <w:r>
+        <w:rPr>
+          <w:rFonts w:ascii="ＭＳ Ｐ明朝" w:eastAsia="ＭＳ Ｐ明朝" w:hAnsi="ＭＳ Ｐ明朝" w:hint="eastAsia"/>
+          <w:b/>
+          <w:bCs/>
+        </w:rPr>
         <w:t>太宰府天満宮に行ったことのある人、これから太宰府天満宮に行きたいと思う人</w:t>
       </w:r>
     </w:p>
@@ -474,6 +649,11 @@
     </w:p>
     <w:p>
       <w:pPr>
+        <w:pStyle w:val="a9"/>
+        <w:numPr>
+          <w:ilvl w:val="0"/>
+          <w:numId w:val="3"/>
+        </w:numPr>
         <w:rPr>
           <w:rFonts w:ascii="ＭＳ Ｐ明朝" w:eastAsia="ＭＳ Ｐ明朝" w:hAnsi="ＭＳ Ｐ明朝"/>
           <w:b/>
@@ -515,6 +695,11 @@
     </w:p>
     <w:p>
       <w:pPr>
+        <w:pStyle w:val="a9"/>
+        <w:numPr>
+          <w:ilvl w:val="0"/>
+          <w:numId w:val="3"/>
+        </w:numPr>
         <w:rPr>
           <w:rFonts w:ascii="ＭＳ Ｐ明朝" w:eastAsia="ＭＳ Ｐ明朝" w:hAnsi="ＭＳ Ｐ明朝"/>
           <w:b/>
@@ -596,6 +781,11 @@
     </w:p>
     <w:p>
       <w:pPr>
+        <w:pStyle w:val="a9"/>
+        <w:numPr>
+          <w:ilvl w:val="0"/>
+          <w:numId w:val="3"/>
+        </w:numPr>
         <w:rPr>
           <w:rFonts w:ascii="ＭＳ Ｐ明朝" w:eastAsia="ＭＳ Ｐ明朝" w:hAnsi="ＭＳ Ｐ明朝"/>
           <w:b/>
@@ -669,6 +859,11 @@
     </w:p>
     <w:p>
       <w:pPr>
+        <w:pStyle w:val="a9"/>
+        <w:numPr>
+          <w:ilvl w:val="0"/>
+          <w:numId w:val="3"/>
+        </w:numPr>
         <w:rPr>
           <w:rFonts w:ascii="ＭＳ Ｐ明朝" w:eastAsia="ＭＳ Ｐ明朝" w:hAnsi="ＭＳ Ｐ明朝"/>
           <w:b/>
@@ -702,18 +897,24 @@
     </w:p>
     <w:p>
       <w:pPr>
-        <w:rPr>
-          <w:rFonts w:ascii="ＭＳ Ｐ明朝" w:eastAsia="ＭＳ Ｐ明朝" w:hAnsi="ＭＳ Ｐ明朝"/>
-          <w:b/>
-          <w:bCs/>
-        </w:rPr>
-      </w:pPr>
-      <w:r>
-        <w:rPr>
-          <w:rFonts w:ascii="ＭＳ Ｐ明朝" w:eastAsia="ＭＳ Ｐ明朝" w:hAnsi="ＭＳ Ｐ明朝" w:hint="eastAsia"/>
-          <w:b/>
-          <w:bCs/>
-        </w:rPr>
+        <w:pStyle w:val="a9"/>
+        <w:numPr>
+          <w:ilvl w:val="0"/>
+          <w:numId w:val="3"/>
+        </w:numPr>
+        <w:rPr>
+          <w:rFonts w:ascii="ＭＳ Ｐ明朝" w:eastAsia="ＭＳ Ｐ明朝" w:hAnsi="ＭＳ Ｐ明朝"/>
+          <w:b/>
+          <w:bCs/>
+        </w:rPr>
+      </w:pPr>
+      <w:r>
+        <w:rPr>
+          <w:rFonts w:ascii="ＭＳ Ｐ明朝" w:eastAsia="ＭＳ Ｐ明朝" w:hAnsi="ＭＳ Ｐ明朝" w:hint="eastAsia"/>
+          <w:b/>
+          <w:bCs/>
+        </w:rPr>
+        <w:lastRenderedPageBreak/>
         <w:t>12月</w:t>
       </w:r>
       <w:r>
@@ -733,46 +934,339 @@
           <w:bCs/>
         </w:rPr>
       </w:pPr>
-      <w:r>
-        <w:rPr>
-          <w:rFonts w:ascii="ＭＳ Ｐ明朝" w:eastAsia="ＭＳ Ｐ明朝" w:hAnsi="ＭＳ Ｐ明朝" w:hint="eastAsia"/>
-          <w:b/>
-          <w:bCs/>
-        </w:rPr>
-        <w:t>備品・準備について</w:t>
-      </w:r>
-    </w:p>
-    <w:p>
-      <w:pPr>
-        <w:rPr>
-          <w:rFonts w:ascii="ＭＳ Ｐ明朝" w:eastAsia="ＭＳ Ｐ明朝" w:hAnsi="ＭＳ Ｐ明朝"/>
-          <w:b/>
-          <w:bCs/>
-        </w:rPr>
-      </w:pPr>
-      <w:r>
-        <w:rPr>
-          <w:rFonts w:ascii="ＭＳ Ｐ明朝" w:eastAsia="ＭＳ Ｐ明朝" w:hAnsi="ＭＳ Ｐ明朝"/>
-          <w:b/>
-          <w:bCs/>
-        </w:rPr>
-        <w:t>HTML</w:t>
-      </w:r>
-      <w:r>
-        <w:rPr>
-          <w:rFonts w:ascii="ＭＳ Ｐ明朝" w:eastAsia="ＭＳ Ｐ明朝" w:hAnsi="ＭＳ Ｐ明朝" w:hint="eastAsia"/>
-          <w:b/>
-          <w:bCs/>
-        </w:rPr>
-        <w:t>・</w:t>
-      </w:r>
-      <w:r>
-        <w:rPr>
-          <w:rFonts w:ascii="ＭＳ Ｐ明朝" w:eastAsia="ＭＳ Ｐ明朝" w:hAnsi="ＭＳ Ｐ明朝"/>
-          <w:b/>
-          <w:bCs/>
-        </w:rPr>
-        <w:t>CSS</w:t>
+    </w:p>
+    <w:p>
+      <w:pPr>
+        <w:rPr>
+          <w:rFonts w:ascii="ＭＳ Ｐ明朝" w:eastAsia="ＭＳ Ｐ明朝" w:hAnsi="ＭＳ Ｐ明朝"/>
+          <w:b/>
+          <w:bCs/>
+        </w:rPr>
+      </w:pPr>
+      <w:r>
+        <w:rPr>
+          <w:rFonts w:ascii="ＭＳ Ｐ明朝" w:eastAsia="ＭＳ Ｐ明朝" w:hAnsi="ＭＳ Ｐ明朝" w:hint="eastAsia"/>
+          <w:b/>
+          <w:bCs/>
+        </w:rPr>
+        <w:t>制作案</w:t>
+      </w:r>
+    </w:p>
+    <w:p>
+      <w:pPr>
+        <w:rPr>
+          <w:rFonts w:ascii="ＭＳ Ｐ明朝" w:eastAsia="ＭＳ Ｐ明朝" w:hAnsi="ＭＳ Ｐ明朝" w:hint="eastAsia"/>
+          <w:b/>
+          <w:bCs/>
+        </w:rPr>
+      </w:pPr>
+      <w:r>
+        <w:rPr>
+          <w:rFonts w:ascii="ＭＳ Ｐ明朝" w:eastAsia="ＭＳ Ｐ明朝" w:hAnsi="ＭＳ Ｐ明朝" w:hint="eastAsia"/>
+          <w:b/>
+          <w:bCs/>
+        </w:rPr>
+        <w:t>Webサイトの構成については4つのページを開けるようにします。</w:t>
+      </w:r>
+    </w:p>
+    <w:p>
+      <w:pPr>
+        <w:pStyle w:val="a9"/>
+        <w:numPr>
+          <w:ilvl w:val="0"/>
+          <w:numId w:val="2"/>
+        </w:numPr>
+        <w:rPr>
+          <w:rFonts w:ascii="ＭＳ Ｐ明朝" w:eastAsia="ＭＳ Ｐ明朝" w:hAnsi="ＭＳ Ｐ明朝"/>
+          <w:b/>
+          <w:bCs/>
+        </w:rPr>
+      </w:pPr>
+      <w:r>
+        <w:rPr>
+          <w:rFonts w:ascii="ＭＳ Ｐ明朝" w:eastAsia="ＭＳ Ｐ明朝" w:hAnsi="ＭＳ Ｐ明朝"/>
+          <w:b/>
+          <w:bCs/>
+        </w:rPr>
+        <w:t>HOME：ホームページの最初の欄　太宰府天満宮の人気な観光スポットを写真付きで紹介</w:t>
+      </w:r>
+    </w:p>
+    <w:p>
+      <w:pPr>
+        <w:pStyle w:val="a9"/>
+        <w:numPr>
+          <w:ilvl w:val="0"/>
+          <w:numId w:val="2"/>
+        </w:numPr>
+        <w:rPr>
+          <w:rFonts w:ascii="ＭＳ Ｐ明朝" w:eastAsia="ＭＳ Ｐ明朝" w:hAnsi="ＭＳ Ｐ明朝"/>
+          <w:b/>
+          <w:bCs/>
+        </w:rPr>
+      </w:pPr>
+      <w:r>
+        <w:rPr>
+          <w:rFonts w:ascii="ＭＳ Ｐ明朝" w:eastAsia="ＭＳ Ｐ明朝" w:hAnsi="ＭＳ Ｐ明朝"/>
+          <w:b/>
+          <w:bCs/>
+        </w:rPr>
+        <w:t>歴史：太宰府天満宮の誕生から現在までの歴史を解説</w:t>
+      </w:r>
+    </w:p>
+    <w:p>
+      <w:pPr>
+        <w:pStyle w:val="a9"/>
+        <w:numPr>
+          <w:ilvl w:val="0"/>
+          <w:numId w:val="2"/>
+        </w:numPr>
+        <w:rPr>
+          <w:rFonts w:ascii="ＭＳ Ｐ明朝" w:eastAsia="ＭＳ Ｐ明朝" w:hAnsi="ＭＳ Ｐ明朝"/>
+          <w:b/>
+          <w:bCs/>
+        </w:rPr>
+      </w:pPr>
+      <w:r>
+        <w:rPr>
+          <w:rFonts w:ascii="ＭＳ Ｐ明朝" w:eastAsia="ＭＳ Ｐ明朝" w:hAnsi="ＭＳ Ｐ明朝"/>
+          <w:b/>
+          <w:bCs/>
+        </w:rPr>
+        <w:t>グッズ：太宰府天満宮で売られているお守りやペンダントを写真付きで紹介</w:t>
+      </w:r>
+      <w:r>
+        <w:rPr>
+          <w:rFonts w:ascii="ＭＳ Ｐ明朝" w:eastAsia="ＭＳ Ｐ明朝" w:hAnsi="ＭＳ Ｐ明朝" w:hint="eastAsia"/>
+          <w:b/>
+          <w:bCs/>
+        </w:rPr>
+        <w:t>と解説</w:t>
+      </w:r>
+    </w:p>
+    <w:p>
+      <w:pPr>
+        <w:pStyle w:val="a9"/>
+        <w:numPr>
+          <w:ilvl w:val="0"/>
+          <w:numId w:val="2"/>
+        </w:numPr>
+        <w:rPr>
+          <w:rFonts w:ascii="ＭＳ Ｐ明朝" w:eastAsia="ＭＳ Ｐ明朝" w:hAnsi="ＭＳ Ｐ明朝"/>
+          <w:b/>
+          <w:bCs/>
+        </w:rPr>
+      </w:pPr>
+      <w:r>
+        <w:rPr>
+          <w:rFonts w:ascii="ＭＳ Ｐ明朝" w:eastAsia="ＭＳ Ｐ明朝" w:hAnsi="ＭＳ Ｐ明朝"/>
+          <w:b/>
+          <w:bCs/>
+        </w:rPr>
+        <w:t>グルメ：太宰府天満宮で有名なご当地グルメを写真付きで紹介</w:t>
+      </w:r>
+      <w:r>
+        <w:rPr>
+          <w:rFonts w:ascii="ＭＳ Ｐ明朝" w:eastAsia="ＭＳ Ｐ明朝" w:hAnsi="ＭＳ Ｐ明朝" w:hint="eastAsia"/>
+          <w:b/>
+          <w:bCs/>
+        </w:rPr>
+        <w:t>と出来た歴史の解説</w:t>
+      </w:r>
+    </w:p>
+    <w:p>
+      <w:pPr>
+        <w:rPr>
+          <w:rFonts w:ascii="ＭＳ Ｐ明朝" w:eastAsia="ＭＳ Ｐ明朝" w:hAnsi="ＭＳ Ｐ明朝" w:hint="eastAsia"/>
+          <w:b/>
+          <w:bCs/>
+        </w:rPr>
+      </w:pPr>
+    </w:p>
+    <w:p>
+      <w:pPr>
+        <w:rPr>
+          <w:rFonts w:ascii="ＭＳ Ｐ明朝" w:eastAsia="ＭＳ Ｐ明朝" w:hAnsi="ＭＳ Ｐ明朝"/>
+          <w:b/>
+          <w:bCs/>
+        </w:rPr>
+      </w:pPr>
+      <w:r>
+        <w:rPr>
+          <w:rFonts w:ascii="ＭＳ Ｐ明朝" w:eastAsia="ＭＳ Ｐ明朝" w:hAnsi="ＭＳ Ｐ明朝" w:hint="eastAsia"/>
+          <w:b/>
+          <w:bCs/>
+        </w:rPr>
+        <w:t>また、利用者が見やすいようなページを開く際のアニメーションなどの動きも取り入れて、目的の観光スポットを検索できる検索機能を付け加え</w:t>
+      </w:r>
+      <w:r>
+        <w:rPr>
+          <w:rFonts w:ascii="ＭＳ Ｐ明朝" w:eastAsia="ＭＳ Ｐ明朝" w:hAnsi="ＭＳ Ｐ明朝" w:hint="eastAsia"/>
+          <w:b/>
+          <w:bCs/>
+        </w:rPr>
+        <w:t>ます</w:t>
+      </w:r>
+      <w:r>
+        <w:rPr>
+          <w:rFonts w:ascii="ＭＳ Ｐ明朝" w:eastAsia="ＭＳ Ｐ明朝" w:hAnsi="ＭＳ Ｐ明朝" w:hint="eastAsia"/>
+          <w:b/>
+          <w:bCs/>
+        </w:rPr>
+        <w:t>。</w:t>
+      </w:r>
+    </w:p>
+    <w:p>
+      <w:pPr>
+        <w:rPr>
+          <w:rFonts w:ascii="ＭＳ Ｐ明朝" w:eastAsia="ＭＳ Ｐ明朝" w:hAnsi="ＭＳ Ｐ明朝"/>
+          <w:b/>
+          <w:bCs/>
+        </w:rPr>
+      </w:pPr>
+    </w:p>
+    <w:p>
+      <w:pPr>
+        <w:rPr>
+          <w:rFonts w:ascii="ＭＳ Ｐ明朝" w:eastAsia="ＭＳ Ｐ明朝" w:hAnsi="ＭＳ Ｐ明朝"/>
+          <w:b/>
+          <w:bCs/>
+        </w:rPr>
+      </w:pPr>
+      <w:r>
+        <w:rPr>
+          <w:rFonts w:ascii="ＭＳ Ｐ明朝" w:eastAsia="ＭＳ Ｐ明朝" w:hAnsi="ＭＳ Ｐ明朝"/>
+          <w:b/>
+          <w:bCs/>
+        </w:rPr>
+        <w:t>4</w:t>
+      </w:r>
+      <w:r>
+        <w:rPr>
+          <w:rFonts w:ascii="ＭＳ Ｐ明朝" w:eastAsia="ＭＳ Ｐ明朝" w:hAnsi="ＭＳ Ｐ明朝" w:hint="eastAsia"/>
+          <w:b/>
+          <w:bCs/>
+        </w:rPr>
+        <w:t>つのページを自由に開けるようにしてほしいので上の欄を画面の移動についてくるように</w:t>
+      </w:r>
+      <w:r>
+        <w:rPr>
+          <w:rFonts w:ascii="ＭＳ Ｐ明朝" w:eastAsia="ＭＳ Ｐ明朝" w:hAnsi="ＭＳ Ｐ明朝" w:hint="eastAsia"/>
+          <w:b/>
+          <w:bCs/>
+        </w:rPr>
+        <w:t>す</w:t>
+      </w:r>
+      <w:r>
+        <w:rPr>
+          <w:rFonts w:ascii="ＭＳ Ｐ明朝" w:eastAsia="ＭＳ Ｐ明朝" w:hAnsi="ＭＳ Ｐ明朝" w:hint="eastAsia"/>
+          <w:b/>
+          <w:bCs/>
+        </w:rPr>
+        <w:t>る（ページが見にくいと判断した場合は工夫を加えるか没にする）</w:t>
+      </w:r>
+    </w:p>
+    <w:p>
+      <w:pPr>
+        <w:rPr>
+          <w:rFonts w:ascii="ＭＳ Ｐ明朝" w:eastAsia="ＭＳ Ｐ明朝" w:hAnsi="ＭＳ Ｐ明朝"/>
+          <w:b/>
+          <w:bCs/>
+        </w:rPr>
+      </w:pPr>
+      <w:r>
+        <w:rPr>
+          <w:rFonts w:ascii="ＭＳ Ｐ明朝" w:eastAsia="ＭＳ Ｐ明朝" w:hAnsi="ＭＳ Ｐ明朝" w:hint="eastAsia"/>
+          <w:b/>
+          <w:bCs/>
+        </w:rPr>
+        <w:t>スマホでも</w:t>
+      </w:r>
+      <w:r>
+        <w:rPr>
+          <w:rFonts w:ascii="ＭＳ Ｐ明朝" w:eastAsia="ＭＳ Ｐ明朝" w:hAnsi="ＭＳ Ｐ明朝" w:hint="eastAsia"/>
+          <w:b/>
+          <w:bCs/>
+        </w:rPr>
+        <w:t>綺麗に</w:t>
+      </w:r>
+      <w:r>
+        <w:rPr>
+          <w:rFonts w:ascii="ＭＳ Ｐ明朝" w:eastAsia="ＭＳ Ｐ明朝" w:hAnsi="ＭＳ Ｐ明朝" w:hint="eastAsia"/>
+          <w:b/>
+          <w:bCs/>
+        </w:rPr>
+        <w:t>見られるようにレスポンシブデザインに対応させる。</w:t>
+      </w:r>
+    </w:p>
+    <w:p>
+      <w:pPr>
+        <w:rPr>
+          <w:rFonts w:ascii="ＭＳ Ｐ明朝" w:eastAsia="ＭＳ Ｐ明朝" w:hAnsi="ＭＳ Ｐ明朝"/>
+          <w:b/>
+          <w:bCs/>
+        </w:rPr>
+      </w:pPr>
+    </w:p>
+    <w:p>
+      <w:pPr>
+        <w:rPr>
+          <w:rFonts w:ascii="ＭＳ Ｐ明朝" w:eastAsia="ＭＳ Ｐ明朝" w:hAnsi="ＭＳ Ｐ明朝"/>
+          <w:b/>
+          <w:bCs/>
+          <w:sz w:val="32"/>
+          <w:szCs w:val="32"/>
+        </w:rPr>
+      </w:pPr>
+      <w:r>
+        <w:rPr>
+          <w:rFonts w:ascii="ＭＳ Ｐ明朝" w:eastAsia="ＭＳ Ｐ明朝" w:hAnsi="ＭＳ Ｐ明朝" w:hint="eastAsia"/>
+          <w:b/>
+          <w:bCs/>
+          <w:sz w:val="32"/>
+          <w:szCs w:val="32"/>
+        </w:rPr>
+        <w:t>撮影場所、情報収集について</w:t>
+      </w:r>
+    </w:p>
+    <w:p>
+      <w:pPr>
+        <w:rPr>
+          <w:rFonts w:ascii="ＭＳ Ｐ明朝" w:eastAsia="ＭＳ Ｐ明朝" w:hAnsi="ＭＳ Ｐ明朝"/>
+          <w:b/>
+          <w:bCs/>
+        </w:rPr>
+      </w:pPr>
+      <w:r>
+        <w:rPr>
+          <w:rFonts w:ascii="ＭＳ Ｐ明朝" w:eastAsia="ＭＳ Ｐ明朝" w:hAnsi="ＭＳ Ｐ明朝" w:hint="eastAsia"/>
+          <w:b/>
+          <w:bCs/>
+        </w:rPr>
+        <w:t>太宰府天満宮周辺</w:t>
+      </w:r>
+      <w:r>
+        <w:rPr>
+          <w:rFonts w:ascii="ＭＳ Ｐ明朝" w:eastAsia="ＭＳ Ｐ明朝" w:hAnsi="ＭＳ Ｐ明朝"/>
+          <w:b/>
+          <w:bCs/>
+        </w:rPr>
+        <w:t>(</w:t>
+      </w:r>
+      <w:r>
+        <w:rPr>
+          <w:rFonts w:ascii="ＭＳ Ｐ明朝" w:eastAsia="ＭＳ Ｐ明朝" w:hAnsi="ＭＳ Ｐ明朝" w:hint="eastAsia"/>
+          <w:b/>
+          <w:bCs/>
+        </w:rPr>
+        <w:t>許可の取れる場所のみ</w:t>
+      </w:r>
+      <w:r>
+        <w:rPr>
+          <w:rFonts w:ascii="ＭＳ Ｐ明朝" w:eastAsia="ＭＳ Ｐ明朝" w:hAnsi="ＭＳ Ｐ明朝"/>
+          <w:b/>
+          <w:bCs/>
+        </w:rPr>
+        <w:t>)</w:t>
       </w:r>
       <w:r>
         <w:rPr>
@@ -784,510 +1278,11 @@
       </w:r>
       <w:r>
         <w:rPr>
-          <w:rFonts w:ascii="ＭＳ Ｐ明朝" w:eastAsia="ＭＳ Ｐ明朝" w:hAnsi="ＭＳ Ｐ明朝"/>
-          <w:b/>
-          <w:bCs/>
-        </w:rPr>
-        <w:t>Photoshop</w:t>
-      </w:r>
-      <w:r>
-        <w:rPr>
-          <w:rFonts w:ascii="ＭＳ Ｐ明朝" w:eastAsia="ＭＳ Ｐ明朝" w:hAnsi="ＭＳ Ｐ明朝" w:hint="eastAsia"/>
-          <w:b/>
-          <w:bCs/>
-        </w:rPr>
-        <w:t>、太宰府天満宮の写真</w:t>
-      </w:r>
-      <w:r>
-        <w:rPr>
-          <w:rFonts w:ascii="ＭＳ Ｐ明朝" w:eastAsia="ＭＳ Ｐ明朝" w:hAnsi="ＭＳ Ｐ明朝"/>
-          <w:b/>
-          <w:bCs/>
-        </w:rPr>
-        <w:t>(</w:t>
-      </w:r>
-      <w:r>
-        <w:rPr>
-          <w:rFonts w:ascii="ＭＳ Ｐ明朝" w:eastAsia="ＭＳ Ｐ明朝" w:hAnsi="ＭＳ Ｐ明朝" w:hint="eastAsia"/>
-          <w:b/>
-          <w:bCs/>
-        </w:rPr>
-        <w:t>許可の取れた場所のみ</w:t>
-      </w:r>
-      <w:r>
-        <w:rPr>
-          <w:rFonts w:ascii="ＭＳ Ｐ明朝" w:eastAsia="ＭＳ Ｐ明朝" w:hAnsi="ＭＳ Ｐ明朝"/>
-          <w:b/>
-          <w:bCs/>
-        </w:rPr>
-        <w:t>)</w:t>
-      </w:r>
-      <w:r>
-        <w:rPr>
-          <w:rFonts w:ascii="ＭＳ Ｐ明朝" w:eastAsia="ＭＳ Ｐ明朝" w:hAnsi="ＭＳ Ｐ明朝" w:hint="eastAsia"/>
-          <w:b/>
-          <w:bCs/>
-        </w:rPr>
-        <w:t>、</w:t>
-      </w:r>
-      <w:r>
-        <w:rPr>
-          <w:rFonts w:ascii="ＭＳ Ｐ明朝" w:eastAsia="ＭＳ Ｐ明朝" w:hAnsi="ＭＳ Ｐ明朝"/>
-          <w:b/>
-          <w:bCs/>
-        </w:rPr>
-        <w:t>JavaScript</w:t>
-      </w:r>
-      <w:r>
-        <w:rPr>
-          <w:rFonts w:ascii="ＭＳ Ｐ明朝" w:eastAsia="ＭＳ Ｐ明朝" w:hAnsi="ＭＳ Ｐ明朝" w:hint="eastAsia"/>
-          <w:b/>
-          <w:bCs/>
-        </w:rPr>
-        <w:t>、インターネットにある太宰府天満宮の資料やグラフ画像</w:t>
-      </w:r>
-    </w:p>
-    <w:p>
-      <w:pPr>
-        <w:rPr>
-          <w:rFonts w:ascii="ＭＳ Ｐ明朝" w:eastAsia="ＭＳ Ｐ明朝" w:hAnsi="ＭＳ Ｐ明朝"/>
-          <w:b/>
-          <w:bCs/>
-        </w:rPr>
-      </w:pPr>
-    </w:p>
-    <w:p>
-      <w:pPr>
-        <w:rPr>
-          <w:rFonts w:ascii="ＭＳ Ｐ明朝" w:eastAsia="ＭＳ Ｐ明朝" w:hAnsi="ＭＳ Ｐ明朝"/>
-          <w:b/>
-          <w:bCs/>
-        </w:rPr>
-      </w:pPr>
-      <w:r>
-        <w:rPr>
-          <w:rFonts w:ascii="ＭＳ Ｐ明朝" w:eastAsia="ＭＳ Ｐ明朝" w:hAnsi="ＭＳ Ｐ明朝" w:hint="eastAsia"/>
-          <w:b/>
-          <w:bCs/>
-        </w:rPr>
-        <w:t>制作案</w:t>
-      </w:r>
-    </w:p>
-    <w:p>
-      <w:pPr>
-        <w:rPr>
-          <w:rFonts w:ascii="ＭＳ Ｐ明朝" w:eastAsia="ＭＳ Ｐ明朝" w:hAnsi="ＭＳ Ｐ明朝"/>
-          <w:b/>
-          <w:bCs/>
-        </w:rPr>
-      </w:pPr>
-      <w:r>
-        <w:rPr>
-          <w:rFonts w:ascii="ＭＳ Ｐ明朝" w:eastAsia="ＭＳ Ｐ明朝" w:hAnsi="ＭＳ Ｐ明朝"/>
-          <w:b/>
-          <w:bCs/>
-        </w:rPr>
-        <w:t>太宰府天満宮の</w:t>
-      </w:r>
-      <w:r>
-        <w:rPr>
-          <w:rFonts w:ascii="ＭＳ Ｐ明朝" w:eastAsia="ＭＳ Ｐ明朝" w:hAnsi="ＭＳ Ｐ明朝" w:hint="eastAsia"/>
-          <w:b/>
-          <w:bCs/>
-        </w:rPr>
-        <w:t>歴史や解説</w:t>
-      </w:r>
-      <w:r>
-        <w:rPr>
-          <w:rFonts w:ascii="ＭＳ Ｐ明朝" w:eastAsia="ＭＳ Ｐ明朝" w:hAnsi="ＭＳ Ｐ明朝"/>
-          <w:b/>
-          <w:bCs/>
-        </w:rPr>
-        <w:t>をWebページに</w:t>
-      </w:r>
-      <w:r>
-        <w:rPr>
-          <w:rFonts w:ascii="ＭＳ Ｐ明朝" w:eastAsia="ＭＳ Ｐ明朝" w:hAnsi="ＭＳ Ｐ明朝" w:hint="eastAsia"/>
-          <w:b/>
-          <w:bCs/>
-        </w:rPr>
-        <w:t>掲載します。</w:t>
-      </w:r>
-    </w:p>
-    <w:p>
-      <w:pPr>
-        <w:rPr>
-          <w:rFonts w:ascii="ＭＳ Ｐ明朝" w:eastAsia="ＭＳ Ｐ明朝" w:hAnsi="ＭＳ Ｐ明朝"/>
-          <w:b/>
-          <w:bCs/>
-        </w:rPr>
-      </w:pPr>
-      <w:r>
-        <w:rPr>
-          <w:rFonts w:ascii="ＭＳ Ｐ明朝" w:eastAsia="ＭＳ Ｐ明朝" w:hAnsi="ＭＳ Ｐ明朝"/>
-          <w:b/>
-          <w:bCs/>
-        </w:rPr>
-        <w:t>HOME：ホームページの最初の欄　太宰府天満宮の人気な観光スポットを写真付きで紹介</w:t>
-      </w:r>
-    </w:p>
-    <w:p>
-      <w:pPr>
-        <w:rPr>
-          <w:rFonts w:ascii="ＭＳ Ｐ明朝" w:eastAsia="ＭＳ Ｐ明朝" w:hAnsi="ＭＳ Ｐ明朝"/>
-          <w:b/>
-          <w:bCs/>
-        </w:rPr>
-      </w:pPr>
-      <w:r>
-        <w:rPr>
-          <w:rFonts w:ascii="ＭＳ Ｐ明朝" w:eastAsia="ＭＳ Ｐ明朝" w:hAnsi="ＭＳ Ｐ明朝"/>
-          <w:b/>
-          <w:bCs/>
-        </w:rPr>
-        <w:lastRenderedPageBreak/>
-        <w:t>歴史：太宰府天満宮の誕生から現在までの歴史を解説</w:t>
-      </w:r>
-    </w:p>
-    <w:p>
-      <w:pPr>
-        <w:rPr>
-          <w:rFonts w:ascii="ＭＳ Ｐ明朝" w:eastAsia="ＭＳ Ｐ明朝" w:hAnsi="ＭＳ Ｐ明朝"/>
-          <w:b/>
-          <w:bCs/>
-        </w:rPr>
-      </w:pPr>
-      <w:r>
-        <w:rPr>
-          <w:rFonts w:ascii="ＭＳ Ｐ明朝" w:eastAsia="ＭＳ Ｐ明朝" w:hAnsi="ＭＳ Ｐ明朝"/>
-          <w:b/>
-          <w:bCs/>
-        </w:rPr>
-        <w:t>グッズ：太宰府天満宮で売られているお守りやペンダントを写真付きで紹介</w:t>
-      </w:r>
-      <w:r>
-        <w:rPr>
-          <w:rFonts w:ascii="ＭＳ Ｐ明朝" w:eastAsia="ＭＳ Ｐ明朝" w:hAnsi="ＭＳ Ｐ明朝" w:hint="eastAsia"/>
-          <w:b/>
-          <w:bCs/>
-        </w:rPr>
-        <w:t>と解説</w:t>
-      </w:r>
-    </w:p>
-    <w:p>
-      <w:pPr>
-        <w:rPr>
-          <w:rFonts w:ascii="ＭＳ Ｐ明朝" w:eastAsia="ＭＳ Ｐ明朝" w:hAnsi="ＭＳ Ｐ明朝"/>
-          <w:b/>
-          <w:bCs/>
-        </w:rPr>
-      </w:pPr>
-      <w:r>
-        <w:rPr>
-          <w:rFonts w:ascii="ＭＳ Ｐ明朝" w:eastAsia="ＭＳ Ｐ明朝" w:hAnsi="ＭＳ Ｐ明朝"/>
-          <w:b/>
-          <w:bCs/>
-        </w:rPr>
-        <w:t>グルメ：太宰府天満宮で有名なご当地グルメを写真付きで紹介</w:t>
-      </w:r>
-      <w:r>
-        <w:rPr>
-          <w:rFonts w:ascii="ＭＳ Ｐ明朝" w:eastAsia="ＭＳ Ｐ明朝" w:hAnsi="ＭＳ Ｐ明朝" w:hint="eastAsia"/>
-          <w:b/>
-          <w:bCs/>
-        </w:rPr>
-        <w:t>と出来た歴史の解説</w:t>
-      </w:r>
-    </w:p>
-    <w:p>
-      <w:pPr>
-        <w:rPr>
-          <w:rFonts w:ascii="ＭＳ Ｐ明朝" w:eastAsia="ＭＳ Ｐ明朝" w:hAnsi="ＭＳ Ｐ明朝"/>
-          <w:b/>
-          <w:bCs/>
-        </w:rPr>
-      </w:pPr>
-      <w:r>
-        <w:rPr>
-          <w:rFonts w:ascii="ＭＳ Ｐ明朝" w:eastAsia="ＭＳ Ｐ明朝" w:hAnsi="ＭＳ Ｐ明朝" w:hint="eastAsia"/>
-          <w:b/>
-          <w:bCs/>
-        </w:rPr>
-        <w:t>また、利用者が見やすいようなページを開く際のアニメーションなどの動きも取り入れて、目的の観光スポットを検索できる検索機能を付け加える。</w:t>
-      </w:r>
-    </w:p>
-    <w:tbl>
-      <w:tblPr>
-        <w:tblStyle w:val="af3"/>
-        <w:tblW w:w="0" w:type="auto"/>
-        <w:tblInd w:w="-5" w:type="dxa"/>
-        <w:tblLook w:val="04A0" w:firstRow="1" w:lastRow="0" w:firstColumn="1" w:lastColumn="0" w:noHBand="0" w:noVBand="1"/>
-      </w:tblPr>
-      <w:tblGrid>
-        <w:gridCol w:w="2619"/>
-        <w:gridCol w:w="2614"/>
-        <w:gridCol w:w="2614"/>
-        <w:gridCol w:w="2614"/>
-      </w:tblGrid>
-      <w:tr>
-        <w:tc>
-          <w:tcPr>
-            <w:tcW w:w="2619" w:type="dxa"/>
-          </w:tcPr>
-          <w:p>
-            <w:pPr>
-              <w:ind w:firstLineChars="350" w:firstLine="843"/>
-              <w:rPr>
-                <w:rFonts w:ascii="ＭＳ Ｐ明朝" w:eastAsia="ＭＳ Ｐ明朝" w:hAnsi="ＭＳ Ｐ明朝"/>
-                <w:b/>
-                <w:bCs/>
-              </w:rPr>
-            </w:pPr>
-            <w:r>
-              <w:rPr>
-                <w:rFonts w:ascii="ＭＳ Ｐ明朝" w:eastAsia="ＭＳ Ｐ明朝" w:hAnsi="ＭＳ Ｐ明朝"/>
-                <w:b/>
-                <w:bCs/>
-              </w:rPr>
-              <w:t>HOME</w:t>
-            </w:r>
-            <w:r>
-              <w:rPr>
-                <w:rFonts w:ascii="ＭＳ Ｐ明朝" w:eastAsia="ＭＳ Ｐ明朝" w:hAnsi="ＭＳ Ｐ明朝" w:hint="eastAsia"/>
-                <w:b/>
-                <w:bCs/>
-              </w:rPr>
-              <w:t xml:space="preserve">　　　　　　　　　　</w:t>
-            </w:r>
-          </w:p>
-        </w:tc>
-        <w:tc>
-          <w:tcPr>
-            <w:tcW w:w="2614" w:type="dxa"/>
-          </w:tcPr>
-          <w:p>
-            <w:pPr>
-              <w:ind w:firstLineChars="350" w:firstLine="843"/>
-              <w:rPr>
-                <w:rFonts w:ascii="ＭＳ Ｐ明朝" w:eastAsia="ＭＳ Ｐ明朝" w:hAnsi="ＭＳ Ｐ明朝"/>
-                <w:b/>
-                <w:bCs/>
-              </w:rPr>
-            </w:pPr>
-            <w:r>
-              <w:rPr>
-                <w:rFonts w:ascii="ＭＳ Ｐ明朝" w:eastAsia="ＭＳ Ｐ明朝" w:hAnsi="ＭＳ Ｐ明朝" w:hint="eastAsia"/>
-                <w:b/>
-                <w:bCs/>
-              </w:rPr>
-              <w:t xml:space="preserve">歴史　</w:t>
-            </w:r>
-          </w:p>
-        </w:tc>
-        <w:tc>
-          <w:tcPr>
-            <w:tcW w:w="2614" w:type="dxa"/>
-          </w:tcPr>
-          <w:p>
-            <w:pPr>
-              <w:ind w:firstLineChars="350" w:firstLine="843"/>
-              <w:rPr>
-                <w:rFonts w:ascii="ＭＳ Ｐ明朝" w:eastAsia="ＭＳ Ｐ明朝" w:hAnsi="ＭＳ Ｐ明朝"/>
-                <w:b/>
-                <w:bCs/>
-              </w:rPr>
-            </w:pPr>
-            <w:r>
-              <w:rPr>
-                <w:rFonts w:ascii="ＭＳ Ｐ明朝" w:eastAsia="ＭＳ Ｐ明朝" w:hAnsi="ＭＳ Ｐ明朝" w:hint="eastAsia"/>
-                <w:b/>
-                <w:bCs/>
-              </w:rPr>
-              <w:t xml:space="preserve">グッズ　</w:t>
-            </w:r>
-          </w:p>
-        </w:tc>
-        <w:tc>
-          <w:tcPr>
-            <w:tcW w:w="2614" w:type="dxa"/>
-          </w:tcPr>
-          <w:p>
-            <w:pPr>
-              <w:ind w:firstLineChars="400" w:firstLine="964"/>
-              <w:rPr>
-                <w:rFonts w:ascii="ＭＳ Ｐ明朝" w:eastAsia="ＭＳ Ｐ明朝" w:hAnsi="ＭＳ Ｐ明朝"/>
-                <w:b/>
-                <w:bCs/>
-              </w:rPr>
-            </w:pPr>
-            <w:r>
-              <w:rPr>
-                <w:rFonts w:ascii="ＭＳ Ｐ明朝" w:eastAsia="ＭＳ Ｐ明朝" w:hAnsi="ＭＳ Ｐ明朝" w:hint="eastAsia"/>
-                <w:b/>
-                <w:bCs/>
-              </w:rPr>
-              <w:t>グルメ</w:t>
-            </w:r>
-          </w:p>
-        </w:tc>
-      </w:tr>
-    </w:tbl>
-    <w:p>
-      <w:pPr>
-        <w:rPr>
-          <w:rFonts w:ascii="ＭＳ Ｐ明朝" w:eastAsia="ＭＳ Ｐ明朝" w:hAnsi="ＭＳ Ｐ明朝"/>
-          <w:b/>
-          <w:bCs/>
-        </w:rPr>
-      </w:pPr>
-    </w:p>
-    <w:p>
-      <w:pPr>
-        <w:rPr>
-          <w:rFonts w:ascii="ＭＳ Ｐ明朝" w:eastAsia="ＭＳ Ｐ明朝" w:hAnsi="ＭＳ Ｐ明朝"/>
-          <w:b/>
-          <w:bCs/>
-        </w:rPr>
-      </w:pPr>
-      <w:r>
-        <w:rPr>
-          <w:rFonts w:ascii="ＭＳ Ｐ明朝" w:eastAsia="ＭＳ Ｐ明朝" w:hAnsi="ＭＳ Ｐ明朝"/>
-          <w:b/>
-          <w:bCs/>
-        </w:rPr>
-        <w:t>4</w:t>
-      </w:r>
-      <w:r>
-        <w:rPr>
-          <w:rFonts w:ascii="ＭＳ Ｐ明朝" w:eastAsia="ＭＳ Ｐ明朝" w:hAnsi="ＭＳ Ｐ明朝" w:hint="eastAsia"/>
-          <w:b/>
-          <w:bCs/>
-        </w:rPr>
-        <w:t>つのページを自由に開けるようにしてほしいので上の欄を画面の移動についてくるように</w:t>
-      </w:r>
-      <w:r>
-        <w:rPr>
-          <w:rFonts w:ascii="ＭＳ Ｐ明朝" w:eastAsia="ＭＳ Ｐ明朝" w:hAnsi="ＭＳ Ｐ明朝" w:hint="eastAsia"/>
-          <w:b/>
-          <w:bCs/>
-        </w:rPr>
-        <w:t>す</w:t>
-      </w:r>
-      <w:r>
-        <w:rPr>
-          <w:rFonts w:ascii="ＭＳ Ｐ明朝" w:eastAsia="ＭＳ Ｐ明朝" w:hAnsi="ＭＳ Ｐ明朝" w:hint="eastAsia"/>
-          <w:b/>
-          <w:bCs/>
-        </w:rPr>
-        <w:t>る（ページが見にくいと判断した場合は工夫を加えるか没にする）</w:t>
-      </w:r>
-    </w:p>
-    <w:p>
-      <w:pPr>
-        <w:rPr>
-          <w:rFonts w:ascii="ＭＳ Ｐ明朝" w:eastAsia="ＭＳ Ｐ明朝" w:hAnsi="ＭＳ Ｐ明朝"/>
-          <w:b/>
-          <w:bCs/>
-        </w:rPr>
-      </w:pPr>
-      <w:r>
-        <w:rPr>
-          <w:rFonts w:ascii="ＭＳ Ｐ明朝" w:eastAsia="ＭＳ Ｐ明朝" w:hAnsi="ＭＳ Ｐ明朝" w:hint="eastAsia"/>
-          <w:b/>
-          <w:bCs/>
-        </w:rPr>
-        <w:t>スマホでも</w:t>
-      </w:r>
-      <w:r>
-        <w:rPr>
-          <w:rFonts w:ascii="ＭＳ Ｐ明朝" w:eastAsia="ＭＳ Ｐ明朝" w:hAnsi="ＭＳ Ｐ明朝" w:hint="eastAsia"/>
-          <w:b/>
-          <w:bCs/>
-        </w:rPr>
-        <w:t>綺麗に</w:t>
-      </w:r>
-      <w:r>
-        <w:rPr>
-          <w:rFonts w:ascii="ＭＳ Ｐ明朝" w:eastAsia="ＭＳ Ｐ明朝" w:hAnsi="ＭＳ Ｐ明朝" w:hint="eastAsia"/>
-          <w:b/>
-          <w:bCs/>
-        </w:rPr>
-        <w:t>見られるようにレスポンシブデザインに対応させる。</w:t>
-      </w:r>
-    </w:p>
-    <w:p>
-      <w:pPr>
-        <w:rPr>
-          <w:rFonts w:ascii="ＭＳ Ｐ明朝" w:eastAsia="ＭＳ Ｐ明朝" w:hAnsi="ＭＳ Ｐ明朝"/>
-          <w:b/>
-          <w:bCs/>
-        </w:rPr>
-      </w:pPr>
-    </w:p>
-    <w:p>
-      <w:pPr>
-        <w:rPr>
-          <w:rFonts w:ascii="ＭＳ Ｐ明朝" w:eastAsia="ＭＳ Ｐ明朝" w:hAnsi="ＭＳ Ｐ明朝"/>
-          <w:b/>
-          <w:bCs/>
-        </w:rPr>
-      </w:pPr>
-      <w:r>
-        <w:rPr>
-          <w:rFonts w:ascii="ＭＳ Ｐ明朝" w:eastAsia="ＭＳ Ｐ明朝" w:hAnsi="ＭＳ Ｐ明朝" w:hint="eastAsia"/>
-          <w:b/>
-          <w:bCs/>
-        </w:rPr>
-        <w:t>撮影場所、情報収集について</w:t>
-      </w:r>
-    </w:p>
-    <w:p>
-      <w:pPr>
-        <w:rPr>
-          <w:rFonts w:ascii="ＭＳ Ｐ明朝" w:eastAsia="ＭＳ Ｐ明朝" w:hAnsi="ＭＳ Ｐ明朝"/>
-          <w:b/>
-          <w:bCs/>
-        </w:rPr>
-      </w:pPr>
-      <w:r>
-        <w:rPr>
-          <w:rFonts w:ascii="ＭＳ Ｐ明朝" w:eastAsia="ＭＳ Ｐ明朝" w:hAnsi="ＭＳ Ｐ明朝" w:hint="eastAsia"/>
-          <w:b/>
-          <w:bCs/>
-        </w:rPr>
-        <w:t>太宰府天満宮周辺</w:t>
-      </w:r>
-      <w:r>
-        <w:rPr>
-          <w:rFonts w:ascii="ＭＳ Ｐ明朝" w:eastAsia="ＭＳ Ｐ明朝" w:hAnsi="ＭＳ Ｐ明朝"/>
-          <w:b/>
-          <w:bCs/>
-        </w:rPr>
-        <w:t>(</w:t>
-      </w:r>
-      <w:r>
-        <w:rPr>
-          <w:rFonts w:ascii="ＭＳ Ｐ明朝" w:eastAsia="ＭＳ Ｐ明朝" w:hAnsi="ＭＳ Ｐ明朝" w:hint="eastAsia"/>
-          <w:b/>
-          <w:bCs/>
-        </w:rPr>
-        <w:t>許可の取れる場所のみ</w:t>
-      </w:r>
-      <w:r>
-        <w:rPr>
-          <w:rFonts w:ascii="ＭＳ Ｐ明朝" w:eastAsia="ＭＳ Ｐ明朝" w:hAnsi="ＭＳ Ｐ明朝"/>
-          <w:b/>
-          <w:bCs/>
-        </w:rPr>
-        <w:t>)</w:t>
-      </w:r>
-      <w:r>
-        <w:rPr>
-          <w:rFonts w:ascii="ＭＳ Ｐ明朝" w:eastAsia="ＭＳ Ｐ明朝" w:hAnsi="ＭＳ Ｐ明朝" w:hint="eastAsia"/>
-          <w:b/>
-          <w:bCs/>
-        </w:rPr>
-        <w:t>、</w:t>
+          <w:rFonts w:ascii="ＭＳ Ｐ明朝" w:eastAsia="ＭＳ Ｐ明朝" w:hAnsi="ＭＳ Ｐ明朝" w:hint="eastAsia"/>
+          <w:b/>
+          <w:bCs/>
+        </w:rPr>
+        <w:t>参道、</w:t>
       </w:r>
       <w:r>
         <w:rPr>
@@ -1313,13 +1308,27 @@
           <w:rFonts w:ascii="ＭＳ Ｐ明朝" w:eastAsia="ＭＳ Ｐ明朝" w:hAnsi="ＭＳ Ｐ明朝"/>
           <w:b/>
           <w:bCs/>
-        </w:rPr>
-      </w:pPr>
-      <w:r>
-        <w:rPr>
-          <w:rFonts w:ascii="ＭＳ Ｐ明朝" w:eastAsia="ＭＳ Ｐ明朝" w:hAnsi="ＭＳ Ｐ明朝" w:hint="eastAsia"/>
-          <w:b/>
-          <w:bCs/>
+          <w:sz w:val="36"/>
+          <w:szCs w:val="36"/>
+        </w:rPr>
+      </w:pPr>
+      <w:r>
+        <w:rPr>
+          <w:rFonts w:ascii="ＭＳ Ｐ明朝" w:eastAsia="ＭＳ Ｐ明朝" w:hAnsi="ＭＳ Ｐ明朝" w:hint="eastAsia"/>
+          <w:b/>
+          <w:bCs/>
+          <w:sz w:val="36"/>
+          <w:szCs w:val="36"/>
+        </w:rPr>
+        <w:t>歴史の</w:t>
+      </w:r>
+      <w:r>
+        <w:rPr>
+          <w:rFonts w:ascii="ＭＳ Ｐ明朝" w:eastAsia="ＭＳ Ｐ明朝" w:hAnsi="ＭＳ Ｐ明朝" w:hint="eastAsia"/>
+          <w:b/>
+          <w:bCs/>
+          <w:sz w:val="36"/>
+          <w:szCs w:val="36"/>
         </w:rPr>
         <w:t>分析</w:t>
       </w:r>
@@ -1361,18 +1370,34 @@
     <w:p>
       <w:pPr>
         <w:rPr>
-          <w:rFonts w:ascii="ＭＳ Ｐ明朝" w:eastAsia="ＭＳ Ｐ明朝" w:hAnsi="ＭＳ Ｐ明朝"/>
-          <w:b/>
-          <w:bCs/>
-        </w:rPr>
-      </w:pPr>
-      <w:r>
-        <w:rPr>
-          <w:rFonts w:ascii="ＭＳ Ｐ明朝" w:eastAsia="ＭＳ Ｐ明朝" w:hAnsi="ＭＳ Ｐ明朝"/>
-          <w:b/>
-          <w:bCs/>
-        </w:rPr>
-        <w:t>- 今では、道真が「学問の神様」として知られているため、勉学の成功を願う人が多く訪れる神社になり、全国にその名を馳せるように</w:t>
+          <w:rFonts w:ascii="ＭＳ Ｐ明朝" w:eastAsia="ＭＳ Ｐ明朝" w:hAnsi="ＭＳ Ｐ明朝" w:hint="eastAsia"/>
+          <w:b/>
+          <w:bCs/>
+        </w:rPr>
+      </w:pPr>
+      <w:r>
+        <w:rPr>
+          <w:rFonts w:ascii="ＭＳ Ｐ明朝" w:eastAsia="ＭＳ Ｐ明朝" w:hAnsi="ＭＳ Ｐ明朝"/>
+          <w:b/>
+          <w:bCs/>
+        </w:rPr>
+        <w:t xml:space="preserve">- </w:t>
+      </w:r>
+      <w:r>
+        <w:rPr>
+          <w:rFonts w:ascii="ＭＳ Ｐ明朝" w:eastAsia="ＭＳ Ｐ明朝" w:hAnsi="ＭＳ Ｐ明朝" w:hint="eastAsia"/>
+          <w:b/>
+          <w:bCs/>
+        </w:rPr>
+        <w:t>現在</w:t>
+      </w:r>
+      <w:r>
+        <w:rPr>
+          <w:rFonts w:ascii="ＭＳ Ｐ明朝" w:eastAsia="ＭＳ Ｐ明朝" w:hAnsi="ＭＳ Ｐ明朝"/>
+          <w:b/>
+          <w:bCs/>
+        </w:rPr>
+        <w:t>では、道真が「学問の神様」として知られているため、勉学の成功を願う人が多く訪れる神社になり、全国にその名を馳せるように</w:t>
       </w:r>
       <w:r>
         <w:rPr>
@@ -1397,55 +1422,6 @@
           <w:bCs/>
         </w:rPr>
         <w:t>。</w:t>
-      </w:r>
-    </w:p>
-    <w:p>
-      <w:pPr>
-        <w:rPr>
-          <w:rFonts w:ascii="ＭＳ Ｐ明朝" w:eastAsia="ＭＳ Ｐ明朝" w:hAnsi="ＭＳ Ｐ明朝" w:hint="eastAsia"/>
-          <w:b/>
-          <w:bCs/>
-        </w:rPr>
-      </w:pPr>
-      <w:r>
-        <w:rPr>
-          <w:rFonts w:ascii="ＭＳ Ｐ明朝" w:eastAsia="ＭＳ Ｐ明朝" w:hAnsi="ＭＳ Ｐ明朝" w:hint="eastAsia"/>
-          <w:b/>
-          <w:bCs/>
-        </w:rPr>
-        <w:t>特に</w:t>
-      </w:r>
-      <w:r>
-        <w:rPr>
-          <w:rFonts w:ascii="ＭＳ Ｐ明朝" w:eastAsia="ＭＳ Ｐ明朝" w:hAnsi="ＭＳ Ｐ明朝" w:hint="eastAsia"/>
-          <w:b/>
-          <w:bCs/>
-        </w:rPr>
-        <w:t>合格祈願</w:t>
-      </w:r>
-      <w:r>
-        <w:rPr>
-          <w:rFonts w:ascii="ＭＳ Ｐ明朝" w:eastAsia="ＭＳ Ｐ明朝" w:hAnsi="ＭＳ Ｐ明朝" w:hint="eastAsia"/>
-          <w:b/>
-          <w:bCs/>
-        </w:rPr>
-        <w:t>をする学生が多く、全国の</w:t>
-      </w:r>
-      <w:r>
-        <w:rPr>
-          <w:rFonts w:ascii="ＭＳ Ｐ明朝" w:eastAsia="ＭＳ Ｐ明朝" w:hAnsi="ＭＳ Ｐ明朝" w:hint="eastAsia"/>
-          <w:b/>
-          <w:bCs/>
-        </w:rPr>
-        <w:t>合格祈願</w:t>
-      </w:r>
-      <w:r>
-        <w:rPr>
-          <w:rFonts w:ascii="ＭＳ Ｐ明朝" w:eastAsia="ＭＳ Ｐ明朝" w:hAnsi="ＭＳ Ｐ明朝" w:hint="eastAsia"/>
-          <w:b/>
-          <w:bCs/>
-        </w:rPr>
-        <w:t>神社人気ランキングでは1位を取るほどに人気と高い認知度があります。</w:t>
       </w:r>
     </w:p>
     <w:p>
@@ -1578,15 +1554,192 @@
           </wp:inline>
         </w:drawing>
       </w:r>
+    </w:p>
+    <w:p>
+      <w:pPr>
+        <w:rPr>
+          <w:rFonts w:ascii="ＭＳ Ｐ明朝" w:eastAsia="ＭＳ Ｐ明朝" w:hAnsi="ＭＳ Ｐ明朝"/>
+        </w:rPr>
+      </w:pPr>
+      <w:r>
+        <w:rPr>
+          <w:rFonts w:ascii="ＭＳ Ｐ明朝" w:eastAsia="ＭＳ Ｐ明朝" w:hAnsi="ＭＳ Ｐ明朝" w:hint="eastAsia"/>
+          <w:b/>
+          <w:bCs/>
+        </w:rPr>
+        <w:t>菅原　道真（すがわらの　みちざね）</w:t>
+      </w:r>
+    </w:p>
+    <w:p>
+      <w:pPr>
+        <w:rPr>
+          <w:rFonts w:ascii="ＭＳ Ｐ明朝" w:eastAsia="ＭＳ Ｐ明朝" w:hAnsi="ＭＳ Ｐ明朝" w:hint="eastAsia"/>
+        </w:rPr>
+      </w:pPr>
+    </w:p>
+    <w:p>
+      <w:pPr>
+        <w:rPr>
+          <w:rFonts w:ascii="ＭＳ Ｐ明朝" w:eastAsia="ＭＳ Ｐ明朝" w:hAnsi="ＭＳ Ｐ明朝"/>
+          <w:b/>
+          <w:bCs/>
+          <w:sz w:val="36"/>
+          <w:szCs w:val="36"/>
+        </w:rPr>
+      </w:pPr>
+      <w:r>
+        <w:rPr>
+          <w:rFonts w:ascii="ＭＳ Ｐ明朝" w:eastAsia="ＭＳ Ｐ明朝" w:hAnsi="ＭＳ Ｐ明朝" w:hint="eastAsia"/>
+          <w:b/>
+          <w:bCs/>
+          <w:sz w:val="36"/>
+          <w:szCs w:val="36"/>
+        </w:rPr>
+        <w:t>参道の分析</w:t>
+      </w:r>
+    </w:p>
+    <w:p>
+      <w:pPr>
+        <w:rPr>
+          <w:rFonts w:ascii="ＭＳ Ｐ明朝" w:eastAsia="ＭＳ Ｐ明朝" w:hAnsi="ＭＳ Ｐ明朝"/>
+          <w:b/>
+          <w:bCs/>
+        </w:rPr>
+      </w:pPr>
+      <w:r>
+        <w:rPr>
+          <w:rFonts w:ascii="ＭＳ Ｐ明朝" w:eastAsia="ＭＳ Ｐ明朝" w:hAnsi="ＭＳ Ｐ明朝" w:hint="eastAsia"/>
+          <w:b/>
+          <w:bCs/>
+        </w:rPr>
+        <w:t>太宰府天満宮へ向かう約250mの参道に梅ヶ枝餅店やみやげ店がずらりと並んでいます。</w:t>
+      </w:r>
+      <w:r>
+        <w:rPr>
+          <w:rFonts w:ascii="ＭＳ Ｐ明朝" w:eastAsia="ＭＳ Ｐ明朝" w:hAnsi="ＭＳ Ｐ明朝" w:hint="eastAsia"/>
+          <w:b/>
+          <w:bCs/>
+        </w:rPr>
+        <w:t>太宰府天満宮</w:t>
+      </w:r>
+      <w:r>
+        <w:rPr>
+          <w:rFonts w:ascii="ＭＳ Ｐ明朝" w:eastAsia="ＭＳ Ｐ明朝" w:hAnsi="ＭＳ Ｐ明朝" w:hint="eastAsia"/>
+          <w:b/>
+          <w:bCs/>
+        </w:rPr>
+        <w:t>参道</w:t>
+      </w:r>
+      <w:r>
+        <w:rPr>
+          <w:rFonts w:ascii="ＭＳ Ｐ明朝" w:eastAsia="ＭＳ Ｐ明朝" w:hAnsi="ＭＳ Ｐ明朝" w:hint="eastAsia"/>
+          <w:b/>
+          <w:bCs/>
+        </w:rPr>
+        <w:t>は人気スポットであり、和を強調した</w:t>
+      </w:r>
+      <w:r>
+        <w:rPr>
+          <w:rFonts w:ascii="ＭＳ Ｐ明朝" w:eastAsia="ＭＳ Ｐ明朝" w:hAnsi="ＭＳ Ｐ明朝" w:hint="eastAsia"/>
+          <w:b/>
+          <w:bCs/>
+        </w:rPr>
+        <w:t>道が特徴です。</w:t>
+      </w:r>
+    </w:p>
+    <w:p>
+      <w:pPr>
+        <w:rPr>
+          <w:rFonts w:ascii="ＭＳ Ｐ明朝" w:eastAsia="ＭＳ Ｐ明朝" w:hAnsi="ＭＳ Ｐ明朝"/>
+          <w:b/>
+          <w:bCs/>
+        </w:rPr>
+      </w:pPr>
+      <w:r>
+        <w:rPr>
+          <w:rFonts w:ascii="ＭＳ Ｐ明朝" w:eastAsia="ＭＳ Ｐ明朝" w:hAnsi="ＭＳ Ｐ明朝" w:hint="eastAsia"/>
+          <w:b/>
+          <w:bCs/>
+        </w:rPr>
+        <w:lastRenderedPageBreak/>
+        <w:t>ご当地グルメ巡りやお参りの帰りにお土産を買うお客さんも多く毎年行列が出来るほどの人気を誇ります。</w:t>
+      </w:r>
+    </w:p>
+    <w:p>
+      <w:pPr>
+        <w:rPr>
+          <w:rFonts w:ascii="ＭＳ Ｐ明朝" w:eastAsia="ＭＳ Ｐ明朝" w:hAnsi="ＭＳ Ｐ明朝" w:hint="eastAsia"/>
+          <w:b/>
+          <w:bCs/>
+        </w:rPr>
+      </w:pPr>
+      <w:r>
+        <w:rPr>
+          <w:rFonts w:ascii="ＭＳ Ｐ明朝" w:eastAsia="ＭＳ Ｐ明朝" w:hAnsi="ＭＳ Ｐ明朝"/>
+          <w:b/>
+          <w:bCs/>
+        </w:rPr>
+        <w:t>参道周辺には約30軒以上の店舗が立ち並び、それぞれ</w:t>
+      </w:r>
+      <w:r>
+        <w:rPr>
+          <w:rFonts w:ascii="ＭＳ Ｐ明朝" w:eastAsia="ＭＳ Ｐ明朝" w:hAnsi="ＭＳ Ｐ明朝" w:hint="eastAsia"/>
+          <w:b/>
+          <w:bCs/>
+        </w:rPr>
+        <w:t>が</w:t>
+      </w:r>
+      <w:r>
+        <w:rPr>
+          <w:rFonts w:ascii="ＭＳ Ｐ明朝" w:eastAsia="ＭＳ Ｐ明朝" w:hAnsi="ＭＳ Ｐ明朝"/>
+          <w:b/>
+          <w:bCs/>
+        </w:rPr>
+        <w:t>こだわりを持った梅ヶ枝餅</w:t>
+      </w:r>
+      <w:r>
+        <w:rPr>
+          <w:rFonts w:ascii="ＭＳ Ｐ明朝" w:eastAsia="ＭＳ Ｐ明朝" w:hAnsi="ＭＳ Ｐ明朝" w:hint="eastAsia"/>
+          <w:b/>
+          <w:bCs/>
+        </w:rPr>
+        <w:t>という和菓子</w:t>
+      </w:r>
+      <w:r>
+        <w:rPr>
+          <w:rFonts w:ascii="ＭＳ Ｐ明朝" w:eastAsia="ＭＳ Ｐ明朝" w:hAnsi="ＭＳ Ｐ明朝"/>
+          <w:b/>
+          <w:bCs/>
+        </w:rPr>
+        <w:t>を提供しています。</w:t>
+      </w:r>
+    </w:p>
+    <w:p>
+      <w:pPr>
+        <w:rPr>
+          <w:rFonts w:ascii="ＭＳ Ｐ明朝" w:eastAsia="ＭＳ Ｐ明朝" w:hAnsi="ＭＳ Ｐ明朝"/>
+          <w:b/>
+          <w:bCs/>
+        </w:rPr>
+      </w:pPr>
+    </w:p>
+    <w:p>
+      <w:pPr>
+        <w:rPr>
+          <w:rFonts w:ascii="ＭＳ Ｐ明朝" w:eastAsia="ＭＳ Ｐ明朝" w:hAnsi="ＭＳ Ｐ明朝"/>
+          <w:b/>
+          <w:bCs/>
+        </w:rPr>
+      </w:pPr>
       <w:r>
         <w:rPr>
           <w:noProof/>
         </w:rPr>
         <w:drawing>
-          <wp:inline distT="0" distB="0" distL="0" distR="0" wp14:anchorId="177FF81C" wp14:editId="235E0DFC">
-            <wp:extent cx="2368550" cy="1752727"/>
+          <wp:inline distT="0" distB="0" distL="0" distR="0" wp14:anchorId="3C8A3396" wp14:editId="709E59DF">
+            <wp:extent cx="3016250" cy="1695740"/>
             <wp:effectExtent l="0" t="0" r="0" b="0"/>
-            <wp:docPr id="1876773895" name="図 1" descr="テーブル&#10;&#10;AI によって生成されたコンテンツは間違っている可能性があります。"/>
+            <wp:docPr id="830357706" name="図 4" descr="ランチ、コーヒーブレイク、おやつ、お土産!! 太宰府参道のおすすめスポット - マンガで見る天神 - 天神サイト"/>
             <wp:cNvGraphicFramePr>
               <a:graphicFrameLocks xmlns:a="http://schemas.openxmlformats.org/drawingml/2006/main" noChangeAspect="1"/>
             </wp:cNvGraphicFramePr>
@@ -1594,13 +1747,13 @@
               <a:graphicData uri="http://schemas.openxmlformats.org/drawingml/2006/picture">
                 <pic:pic xmlns:pic="http://schemas.openxmlformats.org/drawingml/2006/picture">
                   <pic:nvPicPr>
-                    <pic:cNvPr id="1876773895" name="図 1" descr="テーブル&#10;&#10;AI によって生成されたコンテンツは間違っている可能性があります。"/>
+                    <pic:cNvPr id="0" name="Picture 7" descr="ランチ、コーヒーブレイク、おやつ、お土産!! 太宰府参道のおすすめスポット - マンガで見る天神 - 天神サイト"/>
                     <pic:cNvPicPr>
                       <a:picLocks noChangeAspect="1" noChangeArrowheads="1"/>
                     </pic:cNvPicPr>
                   </pic:nvPicPr>
                   <pic:blipFill>
-                    <a:blip r:embed="rId10">
+                    <a:blip r:embed="rId10" cstate="print">
                       <a:extLst>
                         <a:ext uri="{28A0092B-C50C-407E-A947-70E740481C1C}">
                           <a14:useLocalDpi xmlns:a14="http://schemas.microsoft.com/office/drawing/2010/main" val="0"/>
@@ -1615,7 +1768,7 @@
                   <pic:spPr bwMode="auto">
                     <a:xfrm>
                       <a:off x="0" y="0"/>
-                      <a:ext cx="2400856" cy="1776633"/>
+                      <a:ext cx="3021929" cy="1698933"/>
                     </a:xfrm>
                     <a:prstGeom prst="rect">
                       <a:avLst/>
@@ -1631,67 +1784,332 @@
           </wp:inline>
         </w:drawing>
       </w:r>
-    </w:p>
-    <w:p>
-      <w:pPr>
-        <w:rPr>
-          <w:rFonts w:ascii="ＭＳ Ｐ明朝" w:eastAsia="ＭＳ Ｐ明朝" w:hAnsi="ＭＳ Ｐ明朝"/>
-        </w:rPr>
-      </w:pPr>
-      <w:r>
-        <w:rPr>
-          <w:rFonts w:ascii="ＭＳ Ｐ明朝" w:eastAsia="ＭＳ Ｐ明朝" w:hAnsi="ＭＳ Ｐ明朝" w:hint="eastAsia"/>
-          <w:b/>
-          <w:bCs/>
-        </w:rPr>
-        <w:t>菅原　道真（すがわらの　みちざね）</w:t>
-      </w:r>
-    </w:p>
-    <w:p>
-      <w:pPr>
-        <w:rPr>
-          <w:rFonts w:ascii="ＭＳ Ｐ明朝" w:eastAsia="ＭＳ Ｐ明朝" w:hAnsi="ＭＳ Ｐ明朝" w:hint="eastAsia"/>
-        </w:rPr>
-      </w:pPr>
-    </w:p>
-    <w:p>
-      <w:pPr>
-        <w:rPr>
-          <w:rFonts w:ascii="ＭＳ Ｐ明朝" w:eastAsia="ＭＳ Ｐ明朝" w:hAnsi="ＭＳ Ｐ明朝"/>
-          <w:b/>
-          <w:bCs/>
-        </w:rPr>
-      </w:pPr>
-      <w:r>
-        <w:rPr>
-          <w:rFonts w:ascii="ＭＳ Ｐ明朝" w:eastAsia="ＭＳ Ｐ明朝" w:hAnsi="ＭＳ Ｐ明朝" w:hint="eastAsia"/>
-          <w:b/>
-          <w:bCs/>
-        </w:rPr>
-        <w:t>梅ヶ枝餅</w:t>
-      </w:r>
-      <w:r>
-        <w:rPr>
-          <w:rFonts w:ascii="ＭＳ Ｐ明朝" w:eastAsia="ＭＳ Ｐ明朝" w:hAnsi="ＭＳ Ｐ明朝" w:hint="eastAsia"/>
-          <w:b/>
-          <w:bCs/>
-        </w:rPr>
-        <w:t>の分析</w:t>
-      </w:r>
-    </w:p>
-    <w:p>
-      <w:pPr>
-        <w:rPr>
-          <w:rFonts w:ascii="ＭＳ Ｐ明朝" w:eastAsia="ＭＳ Ｐ明朝" w:hAnsi="ＭＳ Ｐ明朝"/>
-        </w:rPr>
-      </w:pPr>
-      <w:r>
-        <w:rPr>
-          <w:rFonts w:ascii="ＭＳ Ｐ明朝" w:eastAsia="ＭＳ Ｐ明朝" w:hAnsi="ＭＳ Ｐ明朝"/>
+      <w:r>
+        <w:rPr>
           <w:noProof/>
         </w:rPr>
         <w:drawing>
-          <wp:inline distT="0" distB="0" distL="0" distR="0" wp14:anchorId="4EA0B289" wp14:editId="4040E802">
+          <wp:inline distT="0" distB="0" distL="0" distR="0" wp14:anchorId="4E20FAB4" wp14:editId="0369102E">
+            <wp:extent cx="2514600" cy="1676320"/>
+            <wp:effectExtent l="0" t="0" r="0" b="635"/>
+            <wp:docPr id="1112747823" name="図 3" descr="お参りとセットで楽しんで♪ 太宰府の参道でグルメやショッピング、体験をまるっと！ | 旅の特集 |  【公式】福岡県の観光/旅行情報サイト「クロスロードふくおか」"/>
+            <wp:cNvGraphicFramePr>
+              <a:graphicFrameLocks xmlns:a="http://schemas.openxmlformats.org/drawingml/2006/main" noChangeAspect="1"/>
+            </wp:cNvGraphicFramePr>
+            <a:graphic xmlns:a="http://schemas.openxmlformats.org/drawingml/2006/main">
+              <a:graphicData uri="http://schemas.openxmlformats.org/drawingml/2006/picture">
+                <pic:pic xmlns:pic="http://schemas.openxmlformats.org/drawingml/2006/picture">
+                  <pic:nvPicPr>
+                    <pic:cNvPr id="0" name="Picture 5" descr="お参りとセットで楽しんで♪ 太宰府の参道でグルメやショッピング、体験をまるっと！ | 旅の特集 |  【公式】福岡県の観光/旅行情報サイト「クロスロードふくおか」"/>
+                    <pic:cNvPicPr>
+                      <a:picLocks noChangeAspect="1" noChangeArrowheads="1"/>
+                    </pic:cNvPicPr>
+                  </pic:nvPicPr>
+                  <pic:blipFill>
+                    <a:blip r:embed="rId11" cstate="print">
+                      <a:extLst>
+                        <a:ext uri="{28A0092B-C50C-407E-A947-70E740481C1C}">
+                          <a14:useLocalDpi xmlns:a14="http://schemas.microsoft.com/office/drawing/2010/main" val="0"/>
+                        </a:ext>
+                      </a:extLst>
+                    </a:blip>
+                    <a:srcRect/>
+                    <a:stretch>
+                      <a:fillRect/>
+                    </a:stretch>
+                  </pic:blipFill>
+                  <pic:spPr bwMode="auto">
+                    <a:xfrm>
+                      <a:off x="0" y="0"/>
+                      <a:ext cx="2519154" cy="1679356"/>
+                    </a:xfrm>
+                    <a:prstGeom prst="rect">
+                      <a:avLst/>
+                    </a:prstGeom>
+                    <a:noFill/>
+                    <a:ln>
+                      <a:noFill/>
+                    </a:ln>
+                  </pic:spPr>
+                </pic:pic>
+              </a:graphicData>
+            </a:graphic>
+          </wp:inline>
+        </w:drawing>
+      </w:r>
+    </w:p>
+    <w:p>
+      <w:pPr>
+        <w:rPr>
+          <w:rFonts w:ascii="ＭＳ Ｐ明朝" w:eastAsia="ＭＳ Ｐ明朝" w:hAnsi="ＭＳ Ｐ明朝"/>
+          <w:b/>
+          <w:bCs/>
+        </w:rPr>
+      </w:pPr>
+    </w:p>
+    <w:p>
+      <w:pPr>
+        <w:rPr>
+          <w:rFonts w:ascii="ＭＳ Ｐ明朝" w:eastAsia="ＭＳ Ｐ明朝" w:hAnsi="ＭＳ Ｐ明朝"/>
+          <w:b/>
+          <w:bCs/>
+        </w:rPr>
+      </w:pPr>
+    </w:p>
+    <w:p>
+      <w:pPr>
+        <w:rPr>
+          <w:rFonts w:ascii="ＭＳ Ｐ明朝" w:eastAsia="ＭＳ Ｐ明朝" w:hAnsi="ＭＳ Ｐ明朝"/>
+          <w:b/>
+          <w:bCs/>
+          <w:sz w:val="32"/>
+          <w:szCs w:val="32"/>
+        </w:rPr>
+      </w:pPr>
+      <w:r>
+        <w:rPr>
+          <w:rFonts w:ascii="ＭＳ Ｐ明朝" w:eastAsia="ＭＳ Ｐ明朝" w:hAnsi="ＭＳ Ｐ明朝" w:hint="eastAsia"/>
+          <w:b/>
+          <w:bCs/>
+          <w:sz w:val="32"/>
+          <w:szCs w:val="32"/>
+        </w:rPr>
+        <w:t>梅ヶ枝餅の分析</w:t>
+      </w:r>
+      <w:r>
+        <w:rPr>
+          <w:rFonts w:ascii="ＭＳ Ｐ明朝" w:eastAsia="ＭＳ Ｐ明朝" w:hAnsi="ＭＳ Ｐ明朝" w:hint="eastAsia"/>
+          <w:b/>
+          <w:bCs/>
+          <w:sz w:val="32"/>
+          <w:szCs w:val="32"/>
+        </w:rPr>
+        <w:t>及び歴史</w:t>
+      </w:r>
+    </w:p>
+    <w:p>
+      <w:pPr>
+        <w:rPr>
+          <w:rFonts w:ascii="ＭＳ Ｐ明朝" w:eastAsia="ＭＳ Ｐ明朝" w:hAnsi="ＭＳ Ｐ明朝"/>
+        </w:rPr>
+      </w:pPr>
+    </w:p>
+    <w:p>
+      <w:pPr>
+        <w:pStyle w:val="Web"/>
+        <w:shd w:val="clear" w:color="auto" w:fill="FFFFFF"/>
+        <w:spacing w:before="120" w:beforeAutospacing="0" w:after="240" w:afterAutospacing="0"/>
+      </w:pPr>
+      <w:r>
+        <w:t>太宰府天満宮の参道名物</w:t>
+      </w:r>
+      <w:r>
+        <w:rPr>
+          <w:rFonts w:hint="eastAsia"/>
+        </w:rPr>
+        <w:t>である</w:t>
+      </w:r>
+      <w:r>
+        <w:t>梅ヶ枝餅は、もち米とうるち米の生地で小豆餡を包み、梅の刻印が入った鉄板で香ばしく焼き上げた伝統的な和菓子</w:t>
+      </w:r>
+      <w:r>
+        <w:rPr>
+          <w:rFonts w:hint="eastAsia"/>
+        </w:rPr>
+        <w:t>です。</w:t>
+      </w:r>
+      <w:r>
+        <w:t>名前には梅とありますが、梅は使われ</w:t>
+      </w:r>
+      <w:r>
+        <w:rPr>
+          <w:rFonts w:hint="eastAsia"/>
+        </w:rPr>
+        <w:t>ていません。</w:t>
+      </w:r>
+    </w:p>
+    <w:p>
+      <w:pPr>
+        <w:pStyle w:val="Web"/>
+        <w:shd w:val="clear" w:color="auto" w:fill="FFFFFF"/>
+        <w:spacing w:before="120" w:beforeAutospacing="0" w:after="240" w:afterAutospacing="0"/>
+      </w:pPr>
+      <w:r>
+        <w:rPr>
+          <w:rFonts w:hint="eastAsia"/>
+        </w:rPr>
+        <w:t>１日に１万個売れる日もあり、とても人気</w:t>
+      </w:r>
+      <w:r>
+        <w:rPr>
+          <w:rFonts w:hint="eastAsia"/>
+        </w:rPr>
+        <w:t>が</w:t>
+      </w:r>
+      <w:r>
+        <w:rPr>
+          <w:rFonts w:hint="eastAsia"/>
+        </w:rPr>
+        <w:t>高</w:t>
+      </w:r>
+      <w:r>
+        <w:rPr>
+          <w:rFonts w:hint="eastAsia"/>
+        </w:rPr>
+        <w:t>く、</w:t>
+      </w:r>
+      <w:r>
+        <w:rPr>
+          <w:rFonts w:hint="eastAsia"/>
+        </w:rPr>
+        <w:t>お土産としても最適です。</w:t>
+      </w:r>
+    </w:p>
+    <w:p>
+      <w:pPr>
+        <w:pStyle w:val="Web"/>
+        <w:shd w:val="clear" w:color="auto" w:fill="FFFFFF"/>
+        <w:spacing w:before="120" w:beforeAutospacing="0" w:after="240" w:afterAutospacing="0"/>
+      </w:pPr>
+      <w:r>
+        <w:rPr>
+          <w:rFonts w:hint="eastAsia"/>
+        </w:rPr>
+        <w:t>歴史としましては</w:t>
+      </w:r>
+    </w:p>
+    <w:p>
+      <w:pPr>
+        <w:pStyle w:val="Web"/>
+        <w:shd w:val="clear" w:color="auto" w:fill="FFFFFF"/>
+        <w:spacing w:before="120" w:beforeAutospacing="0" w:after="240" w:afterAutospacing="0"/>
+      </w:pPr>
+      <w:hyperlink r:id="rId12" w:tooltip="菅原道真" w:history="1">
+        <w:r>
+          <w:rPr>
+            <w:rStyle w:val="af4"/>
+            <w:rFonts w:ascii="Arial" w:hAnsi="Arial" w:cs="Arial"/>
+            <w:color w:val="3366CC"/>
+          </w:rPr>
+          <w:t>菅原道真</w:t>
+        </w:r>
+      </w:hyperlink>
+      <w:r>
+        <w:rPr>
+          <w:rFonts w:ascii="Arial" w:hAnsi="Arial" w:cs="Arial"/>
+          <w:color w:val="202122"/>
+        </w:rPr>
+        <w:t>が</w:t>
+      </w:r>
+      <w:hyperlink r:id="rId13" w:tooltip="大宰府" w:history="1">
+        <w:r>
+          <w:rPr>
+            <w:rStyle w:val="af4"/>
+            <w:rFonts w:ascii="Arial" w:hAnsi="Arial" w:cs="Arial"/>
+            <w:color w:val="3366CC"/>
+          </w:rPr>
+          <w:t>大宰府</w:t>
+        </w:r>
+      </w:hyperlink>
+      <w:r>
+        <w:rPr>
+          <w:rFonts w:ascii="Arial" w:hAnsi="Arial" w:cs="Arial"/>
+          <w:color w:val="202122"/>
+        </w:rPr>
+        <w:t>へ</w:t>
+      </w:r>
+      <w:hyperlink r:id="rId14" w:tooltip="大宰権帥" w:history="1">
+        <w:r>
+          <w:rPr>
+            <w:rStyle w:val="af4"/>
+            <w:rFonts w:ascii="Arial" w:hAnsi="Arial" w:cs="Arial"/>
+            <w:color w:val="3366CC"/>
+          </w:rPr>
+          <w:t>権帥</w:t>
+        </w:r>
+      </w:hyperlink>
+      <w:r>
+        <w:rPr>
+          <w:rFonts w:ascii="Arial" w:hAnsi="Arial" w:cs="Arial"/>
+          <w:color w:val="202122"/>
+        </w:rPr>
+        <w:t>として左遷され悄然としていた時に、安楽寺の門前で老婆が餅を売っていた。その老婆が元気を出して欲しいと道真に餅を供し、その餅が道真の好物になった。後に道真の死後、老婆が餅に梅の枝を添えて墓前に供えたのが始まりとされている。</w:t>
+      </w:r>
+    </w:p>
+    <w:p>
+      <w:pPr>
+        <w:pStyle w:val="Web"/>
+        <w:shd w:val="clear" w:color="auto" w:fill="FFFFFF"/>
+        <w:spacing w:before="120" w:beforeAutospacing="0" w:after="240" w:afterAutospacing="0"/>
+        <w:rPr>
+          <w:rFonts w:ascii="Arial" w:hAnsi="Arial" w:cs="Arial"/>
+          <w:color w:val="202122"/>
+        </w:rPr>
+      </w:pPr>
+      <w:r>
+        <w:rPr>
+          <w:rFonts w:ascii="Arial" w:hAnsi="Arial" w:cs="Arial"/>
+          <w:color w:val="202122"/>
+        </w:rPr>
+        <w:t>別の説では、菅原道真が左遷直後軟禁状態で、食事もままならなかったおり、老婆が道真が軟禁されていた部屋の格子ごしに餅を差し入れする際、手では届かないため梅の枝の先に刺して差し入れたというのが由来とされており、絵巻にものこっている。</w:t>
+      </w:r>
+    </w:p>
+    <w:p>
+      <w:pPr>
+        <w:pStyle w:val="Web"/>
+        <w:shd w:val="clear" w:color="auto" w:fill="FFFFFF"/>
+        <w:spacing w:before="120" w:beforeAutospacing="0" w:after="240" w:afterAutospacing="0"/>
+        <w:rPr>
+          <w:rFonts w:ascii="Arial" w:hAnsi="Arial" w:cs="Arial"/>
+          <w:color w:val="202122"/>
+        </w:rPr>
+      </w:pPr>
+      <w:r>
+        <w:rPr>
+          <w:rFonts w:ascii="Arial" w:hAnsi="Arial" w:cs="Arial"/>
+          <w:color w:val="202122"/>
+        </w:rPr>
+        <w:t>本家に相当する店は現在のところ不明である。一時期、どの店も「元祖」と表示していた時期があったが、まぎらわしいため「名物」と表示されるようになった。</w:t>
+      </w:r>
+      <w:r>
+        <w:rPr>
+          <w:rFonts w:ascii="Arial" w:hAnsi="Arial" w:cs="Arial" w:hint="eastAsia"/>
+          <w:color w:val="202122"/>
+        </w:rPr>
+        <w:t>(</w:t>
+      </w:r>
+      <w:r>
+        <w:rPr>
+          <w:rFonts w:ascii="Arial" w:hAnsi="Arial" w:cs="Arial" w:hint="eastAsia"/>
+          <w:color w:val="202122"/>
+        </w:rPr>
+        <w:t xml:space="preserve">情報元　</w:t>
+      </w:r>
+      <w:r>
+        <w:rPr>
+          <w:rFonts w:ascii="Arial" w:hAnsi="Arial" w:cs="Arial" w:hint="eastAsia"/>
+          <w:color w:val="202122"/>
+        </w:rPr>
+        <w:t>wiki)</w:t>
+      </w:r>
+    </w:p>
+    <w:p>
+      <w:pPr>
+        <w:pStyle w:val="Web"/>
+        <w:shd w:val="clear" w:color="auto" w:fill="FFFFFF"/>
+        <w:spacing w:before="120" w:beforeAutospacing="0" w:after="240" w:afterAutospacing="0"/>
+        <w:rPr>
+          <w:rFonts w:ascii="Arial" w:hAnsi="Arial" w:cs="Arial"/>
+          <w:color w:val="202122"/>
+        </w:rPr>
+      </w:pPr>
+      <w:r>
+        <w:rPr>
+          <w:rFonts w:ascii="ＭＳ Ｐ明朝" w:eastAsia="ＭＳ Ｐ明朝" w:hAnsi="ＭＳ Ｐ明朝"/>
+          <w:noProof/>
+        </w:rPr>
+        <w:drawing>
+          <wp:inline distT="0" distB="0" distL="0" distR="0" wp14:anchorId="0BA2527F" wp14:editId="6D438396">
             <wp:extent cx="1588868" cy="1358900"/>
             <wp:effectExtent l="0" t="0" r="0" b="0"/>
             <wp:docPr id="120878143" name="図 3"/>
@@ -1706,7 +2124,7 @@
                     <pic:cNvPicPr/>
                   </pic:nvPicPr>
                   <pic:blipFill>
-                    <a:blip r:embed="rId11" cstate="print">
+                    <a:blip r:embed="rId15" cstate="print">
                       <a:extLst>
                         <a:ext uri="{28A0092B-C50C-407E-A947-70E740481C1C}">
                           <a14:useLocalDpi xmlns:a14="http://schemas.microsoft.com/office/drawing/2010/main" val="0"/>
@@ -1741,59 +2159,10 @@
         <w:rPr>
           <w:rFonts w:ascii="Arial" w:hAnsi="Arial" w:cs="Arial"/>
           <w:color w:val="202122"/>
-        </w:rPr>
-      </w:pPr>
-      <w:hyperlink r:id="rId12" w:tooltip="菅原道真" w:history="1">
-        <w:r>
-          <w:rPr>
-            <w:rStyle w:val="af4"/>
-            <w:rFonts w:ascii="Arial" w:hAnsi="Arial" w:cs="Arial"/>
-            <w:color w:val="3366CC"/>
-          </w:rPr>
-          <w:t>菅原道真</w:t>
-        </w:r>
-      </w:hyperlink>
-      <w:r>
-        <w:rPr>
-          <w:rFonts w:ascii="Arial" w:hAnsi="Arial" w:cs="Arial"/>
-          <w:color w:val="202122"/>
-        </w:rPr>
-        <w:t>が</w:t>
-      </w:r>
-      <w:hyperlink r:id="rId13" w:tooltip="大宰府" w:history="1">
-        <w:r>
-          <w:rPr>
-            <w:rStyle w:val="af4"/>
-            <w:rFonts w:ascii="Arial" w:hAnsi="Arial" w:cs="Arial"/>
-            <w:color w:val="3366CC"/>
-          </w:rPr>
-          <w:t>大宰府</w:t>
-        </w:r>
-      </w:hyperlink>
-      <w:r>
-        <w:rPr>
-          <w:rFonts w:ascii="Arial" w:hAnsi="Arial" w:cs="Arial"/>
-          <w:color w:val="202122"/>
-        </w:rPr>
-        <w:t>へ</w:t>
-      </w:r>
-      <w:hyperlink r:id="rId14" w:tooltip="大宰権帥" w:history="1">
-        <w:r>
-          <w:rPr>
-            <w:rStyle w:val="af4"/>
-            <w:rFonts w:ascii="Arial" w:hAnsi="Arial" w:cs="Arial"/>
-            <w:color w:val="3366CC"/>
-          </w:rPr>
-          <w:t>権帥</w:t>
-        </w:r>
-      </w:hyperlink>
-      <w:r>
-        <w:rPr>
-          <w:rFonts w:ascii="Arial" w:hAnsi="Arial" w:cs="Arial"/>
-          <w:color w:val="202122"/>
-        </w:rPr>
-        <w:t>として左遷され悄然としていた時に、安楽寺の門前で老婆が餅を売っていた。その老婆が元気を出して欲しいと道真に餅を供し、その餅が道真の好物になった。後に道真の死後、老婆が餅に梅の枝を添えて墓前に供えたのが始まりとされている。</w:t>
-      </w:r>
+          <w:sz w:val="44"/>
+          <w:szCs w:val="44"/>
+        </w:rPr>
+      </w:pPr>
     </w:p>
     <w:p>
       <w:pPr>
@@ -1803,14 +2172,19 @@
         <w:rPr>
           <w:rFonts w:ascii="Arial" w:hAnsi="Arial" w:cs="Arial"/>
           <w:color w:val="202122"/>
-        </w:rPr>
-      </w:pPr>
-      <w:r>
-        <w:rPr>
-          <w:rFonts w:ascii="Arial" w:hAnsi="Arial" w:cs="Arial"/>
-          <w:color w:val="202122"/>
-        </w:rPr>
-        <w:t>別の説では、菅原道真が左遷直後軟禁状態で、食事もままならなかったおり、老婆が道真が軟禁されていた部屋の格子ごしに餅を差し入れする際、手では届かないため梅の枝の先に刺して差し入れたというのが由来とされており、絵巻にものこっている。</w:t>
+          <w:sz w:val="44"/>
+          <w:szCs w:val="44"/>
+        </w:rPr>
+      </w:pPr>
+      <w:r>
+        <w:rPr>
+          <w:rFonts w:ascii="Arial" w:hAnsi="Arial" w:cs="Arial" w:hint="eastAsia"/>
+          <w:color w:val="202122"/>
+          <w:sz w:val="44"/>
+          <w:szCs w:val="44"/>
+        </w:rPr>
+        <w:lastRenderedPageBreak/>
+        <w:t>ポスター制作</w:t>
       </w:r>
     </w:p>
     <w:p>
@@ -1819,37 +2193,58 @@
         <w:shd w:val="clear" w:color="auto" w:fill="FFFFFF"/>
         <w:spacing w:before="120" w:beforeAutospacing="0" w:after="240" w:afterAutospacing="0"/>
         <w:rPr>
-          <w:rFonts w:ascii="Arial" w:hAnsi="Arial" w:cs="Arial"/>
-          <w:color w:val="202122"/>
-        </w:rPr>
-      </w:pPr>
-      <w:r>
-        <w:rPr>
-          <w:rFonts w:ascii="Arial" w:hAnsi="Arial" w:cs="Arial"/>
-          <w:color w:val="202122"/>
-        </w:rPr>
-        <w:t>本家に相当する店は現在のところ不明である。一時期、どの店も「元祖」と表示していた時期があったが、まぎらわしいため「名物」と表示されるようになった。</w:t>
-      </w:r>
-      <w:r>
-        <w:rPr>
           <w:rFonts w:ascii="Arial" w:hAnsi="Arial" w:cs="Arial" w:hint="eastAsia"/>
           <w:color w:val="202122"/>
-        </w:rPr>
-        <w:t>(</w:t>
-      </w:r>
+          <w:sz w:val="28"/>
+          <w:szCs w:val="28"/>
+        </w:rPr>
+      </w:pPr>
       <w:r>
         <w:rPr>
           <w:rFonts w:ascii="Arial" w:hAnsi="Arial" w:cs="Arial" w:hint="eastAsia"/>
           <w:color w:val="202122"/>
-        </w:rPr>
-        <w:t xml:space="preserve">情報元　</w:t>
+          <w:sz w:val="28"/>
+          <w:szCs w:val="28"/>
+        </w:rPr>
+        <w:t>タイトル</w:t>
+      </w:r>
+      <w:r>
+        <w:rPr>
+          <w:rFonts w:ascii="BIZ UDゴシック" w:eastAsia="BIZ UDゴシック" w:hAnsi="BIZ UDゴシック" w:cs="Arial" w:hint="eastAsia"/>
+          <w:color w:val="202122"/>
+          <w:sz w:val="28"/>
+          <w:szCs w:val="28"/>
+        </w:rPr>
+        <w:t>：</w:t>
+      </w:r>
+      <w:r>
+        <w:rPr>
+          <w:rFonts w:ascii="BIZ UDゴシック" w:eastAsia="BIZ UDゴシック" w:hAnsi="BIZ UDゴシック"/>
+          <w:b/>
+          <w:bCs/>
+          <w:sz w:val="28"/>
+          <w:szCs w:val="28"/>
+        </w:rPr>
+        <w:t>自然と学問の神社</w:t>
+      </w:r>
+      <w:r>
+        <w:rPr>
+          <w:rFonts w:ascii="ＭＳ Ｐ明朝" w:eastAsia="ＭＳ Ｐ明朝" w:hAnsi="ＭＳ Ｐ明朝" w:hint="eastAsia"/>
+          <w:b/>
+          <w:bCs/>
+          <w:sz w:val="28"/>
+          <w:szCs w:val="28"/>
+        </w:rPr>
+        <w:t xml:space="preserve">　</w:t>
       </w:r>
       <w:r>
         <w:rPr>
           <w:rFonts w:ascii="Arial" w:hAnsi="Arial" w:cs="Arial" w:hint="eastAsia"/>
           <w:color w:val="202122"/>
-        </w:rPr>
-        <w:t>wiki)</w:t>
+          <w:sz w:val="28"/>
+          <w:szCs w:val="28"/>
+        </w:rPr>
+        <w:t>太宰府天満宮の歴史</w:t>
       </w:r>
     </w:p>
     <w:p>
@@ -1862,6 +2257,27 @@
           <w:color w:val="202122"/>
         </w:rPr>
       </w:pPr>
+      <w:r>
+        <w:rPr>
+          <w:rFonts w:ascii="Arial" w:hAnsi="Arial" w:cs="Arial" w:hint="eastAsia"/>
+          <w:color w:val="202122"/>
+        </w:rPr>
+        <w:t>サイズ：</w:t>
+      </w:r>
+      <w:r>
+        <w:rPr>
+          <w:rFonts w:ascii="Arial" w:hAnsi="Arial" w:cs="Arial" w:hint="eastAsia"/>
+          <w:color w:val="202122"/>
+        </w:rPr>
+        <w:t>B</w:t>
+      </w:r>
+      <w:r>
+        <w:rPr>
+          <w:rFonts w:ascii="Arial" w:hAnsi="Arial" w:cs="Arial" w:hint="eastAsia"/>
+          <w:color w:val="202122"/>
+        </w:rPr>
+        <w:t>４サイズ</w:t>
+      </w:r>
     </w:p>
     <w:p>
       <w:pPr>
@@ -1871,18 +2287,74 @@
         <w:rPr>
           <w:rFonts w:ascii="Arial" w:hAnsi="Arial" w:cs="Arial"/>
           <w:color w:val="202122"/>
-          <w:sz w:val="44"/>
-          <w:szCs w:val="44"/>
         </w:rPr>
       </w:pPr>
       <w:r>
         <w:rPr>
           <w:rFonts w:ascii="Arial" w:hAnsi="Arial" w:cs="Arial" w:hint="eastAsia"/>
           <w:color w:val="202122"/>
-          <w:sz w:val="44"/>
-          <w:szCs w:val="44"/>
-        </w:rPr>
-        <w:t>ポスター制作</w:t>
+        </w:rPr>
+        <w:t>写真元：太宰府天満宮で撮った写真の中から</w:t>
+      </w:r>
+      <w:r>
+        <w:rPr>
+          <w:rFonts w:ascii="Arial" w:hAnsi="Arial" w:cs="Arial" w:hint="eastAsia"/>
+          <w:color w:val="202122"/>
+        </w:rPr>
+        <w:t>ポスターの写真に使えるもの</w:t>
+      </w:r>
+      <w:r>
+        <w:rPr>
+          <w:rFonts w:ascii="Arial" w:hAnsi="Arial" w:cs="Arial" w:hint="eastAsia"/>
+          <w:color w:val="202122"/>
+        </w:rPr>
+        <w:t>を全面１枚</w:t>
+      </w:r>
+    </w:p>
+    <w:p>
+      <w:pPr>
+        <w:rPr>
+          <w:rFonts w:ascii="BIZ UDゴシック" w:eastAsia="BIZ UDゴシック" w:hAnsi="BIZ UDゴシック"/>
+        </w:rPr>
+      </w:pPr>
+      <w:r>
+        <w:rPr>
+          <w:rFonts w:ascii="BIZ UDゴシック" w:eastAsia="BIZ UDゴシック" w:hAnsi="BIZ UDゴシック" w:hint="eastAsia"/>
+        </w:rPr>
+        <w:t>目的・背景</w:t>
+      </w:r>
+      <w:r>
+        <w:rPr>
+          <w:rFonts w:ascii="BIZ UDゴシック" w:eastAsia="BIZ UDゴシック" w:hAnsi="BIZ UDゴシック" w:hint="eastAsia"/>
+        </w:rPr>
+        <w:t>：Webサイトだけではまずわざわざ調べたりしようともしない限りは閲覧されることが無いため、ポスターを作ることで見る人の視線を誘導してポスターで興味を持った人が</w:t>
+      </w:r>
+      <w:proofErr w:type="spellStart"/>
+      <w:r>
+        <w:rPr>
+          <w:rFonts w:ascii="BIZ UDゴシック" w:eastAsia="BIZ UDゴシック" w:hAnsi="BIZ UDゴシック" w:hint="eastAsia"/>
+        </w:rPr>
+        <w:t>Web</w:t>
+      </w:r>
+      <w:proofErr w:type="spellEnd"/>
+      <w:r>
+        <w:rPr>
+          <w:rFonts w:ascii="BIZ UDゴシック" w:eastAsia="BIZ UDゴシック" w:hAnsi="BIZ UDゴシック" w:hint="eastAsia"/>
+        </w:rPr>
+        <w:t>サイトを閲覧して、太宰府天満宮の歴史について細かく知ることが出来るため制作を決めました。</w:t>
+      </w:r>
+    </w:p>
+    <w:p>
+      <w:pPr>
+        <w:rPr>
+          <w:rFonts w:ascii="BIZ UDゴシック" w:eastAsia="BIZ UDゴシック" w:hAnsi="BIZ UDゴシック" w:hint="eastAsia"/>
+        </w:rPr>
+      </w:pPr>
+      <w:r>
+        <w:rPr>
+          <w:rFonts w:ascii="BIZ UDゴシック" w:eastAsia="BIZ UDゴシック" w:hAnsi="BIZ UDゴシック" w:hint="eastAsia"/>
+        </w:rPr>
+        <w:t>ポスター作りに大事なのは見てくれる人が分かりやすく、パっと見て目的と内容が読み取れるものを作ることなので内容を詰め込みすぎず興味を惹くものを考えます。</w:t>
       </w:r>
     </w:p>
     <w:p>
@@ -1893,57 +2365,8 @@
         <w:rPr>
           <w:rFonts w:ascii="Arial" w:hAnsi="Arial" w:cs="Arial" w:hint="eastAsia"/>
           <w:color w:val="202122"/>
-          <w:sz w:val="28"/>
-          <w:szCs w:val="28"/>
-        </w:rPr>
-      </w:pPr>
-      <w:r>
-        <w:rPr>
-          <w:rFonts w:ascii="Arial" w:hAnsi="Arial" w:cs="Arial" w:hint="eastAsia"/>
-          <w:color w:val="202122"/>
-          <w:sz w:val="28"/>
-          <w:szCs w:val="28"/>
-        </w:rPr>
-        <w:t>タイトル</w:t>
-      </w:r>
-      <w:r>
-        <w:rPr>
-          <w:rFonts w:ascii="BIZ UDゴシック" w:eastAsia="BIZ UDゴシック" w:hAnsi="BIZ UDゴシック" w:cs="Arial" w:hint="eastAsia"/>
-          <w:color w:val="202122"/>
-          <w:sz w:val="28"/>
-          <w:szCs w:val="28"/>
-        </w:rPr>
-        <w:t>：</w:t>
-      </w:r>
-      <w:r>
-        <w:rPr>
-          <w:rFonts w:ascii="BIZ UDゴシック" w:eastAsia="BIZ UDゴシック" w:hAnsi="BIZ UDゴシック"/>
-          <w:b/>
-          <w:bCs/>
-          <w:sz w:val="28"/>
-          <w:szCs w:val="28"/>
-        </w:rPr>
-        <w:t>自然と学問の神社</w:t>
-      </w:r>
-      <w:r>
-        <w:rPr>
-          <w:rFonts w:ascii="ＭＳ Ｐ明朝" w:eastAsia="ＭＳ Ｐ明朝" w:hAnsi="ＭＳ Ｐ明朝" w:hint="eastAsia"/>
-          <w:b/>
-          <w:bCs/>
-          <w:sz w:val="28"/>
-          <w:szCs w:val="28"/>
-        </w:rPr>
-        <w:t xml:space="preserve">　</w:t>
-      </w:r>
-      <w:r>
-        <w:rPr>
-          <w:rFonts w:ascii="Arial" w:hAnsi="Arial" w:cs="Arial" w:hint="eastAsia"/>
-          <w:color w:val="202122"/>
-          <w:sz w:val="28"/>
-          <w:szCs w:val="28"/>
-        </w:rPr>
-        <w:t>太宰府天満宮の歴史</w:t>
-      </w:r>
+        </w:rPr>
+      </w:pPr>
     </w:p>
     <w:p>
       <w:pPr>
@@ -1960,21 +2383,21 @@
           <w:rFonts w:ascii="Arial" w:hAnsi="Arial" w:cs="Arial" w:hint="eastAsia"/>
           <w:color w:val="202122"/>
         </w:rPr>
-        <w:t>サイズ：</w:t>
+        <w:t>内容：太宰府天満宮の歴史と出来た経歴を</w:t>
       </w:r>
       <w:r>
         <w:rPr>
           <w:rFonts w:ascii="Arial" w:hAnsi="Arial" w:cs="Arial" w:hint="eastAsia"/>
           <w:color w:val="202122"/>
         </w:rPr>
-        <w:t>B</w:t>
+        <w:t>かいつまんで載せる</w:t>
       </w:r>
       <w:r>
         <w:rPr>
           <w:rFonts w:ascii="Arial" w:hAnsi="Arial" w:cs="Arial" w:hint="eastAsia"/>
           <w:color w:val="202122"/>
         </w:rPr>
-        <w:t>４サイズ</w:t>
+        <w:t>。</w:t>
       </w:r>
     </w:p>
     <w:p>
@@ -1983,69 +2406,67 @@
         <w:shd w:val="clear" w:color="auto" w:fill="FFFFFF"/>
         <w:spacing w:before="120" w:beforeAutospacing="0" w:after="240" w:afterAutospacing="0"/>
         <w:rPr>
-          <w:rFonts w:ascii="Arial" w:hAnsi="Arial" w:cs="Arial"/>
-          <w:color w:val="202122"/>
-        </w:rPr>
-      </w:pPr>
-      <w:r>
-        <w:rPr>
           <w:rFonts w:ascii="Arial" w:hAnsi="Arial" w:cs="Arial" w:hint="eastAsia"/>
           <w:color w:val="202122"/>
         </w:rPr>
-        <w:t>写真元：太宰府天満宮で撮った写真の中から</w:t>
+      </w:pPr>
+      <w:r>
+        <w:rPr>
+          <w:rFonts w:ascii="ＭＳ Ｐ明朝" w:eastAsia="ＭＳ Ｐ明朝" w:hAnsi="ＭＳ Ｐ明朝" w:hint="eastAsia"/>
+          <w:b/>
+          <w:bCs/>
+        </w:rPr>
+        <w:t>菅原道真</w:t>
+      </w:r>
+      <w:r>
+        <w:rPr>
+          <w:rFonts w:ascii="ＭＳ Ｐ明朝" w:eastAsia="ＭＳ Ｐ明朝" w:hAnsi="ＭＳ Ｐ明朝" w:hint="eastAsia"/>
+          <w:b/>
+          <w:bCs/>
+        </w:rPr>
+        <w:t>の</w:t>
       </w:r>
       <w:r>
         <w:rPr>
           <w:rFonts w:ascii="Arial" w:hAnsi="Arial" w:cs="Arial" w:hint="eastAsia"/>
           <w:color w:val="202122"/>
         </w:rPr>
-        <w:t>ポスターの写真に使えるもの</w:t>
-      </w:r>
-    </w:p>
-    <w:p>
-      <w:pPr>
-        <w:rPr>
-          <w:rFonts w:ascii="BIZ UDゴシック" w:eastAsia="BIZ UDゴシック" w:hAnsi="BIZ UDゴシック"/>
-        </w:rPr>
-      </w:pPr>
-      <w:r>
-        <w:rPr>
-          <w:rFonts w:ascii="BIZ UDゴシック" w:eastAsia="BIZ UDゴシック" w:hAnsi="BIZ UDゴシック" w:hint="eastAsia"/>
-        </w:rPr>
-        <w:t>目的・背景</w:t>
-      </w:r>
-      <w:r>
-        <w:rPr>
-          <w:rFonts w:ascii="BIZ UDゴシック" w:eastAsia="BIZ UDゴシック" w:hAnsi="BIZ UDゴシック" w:hint="eastAsia"/>
-        </w:rPr>
-        <w:t>：Webサイトだけではまずわざわざ調べたりしようともしない限りは閲覧されることが無いため、ポスターを作ることで見る人の視線を誘導してポスターで興味を持った人が</w:t>
-      </w:r>
-      <w:proofErr w:type="spellStart"/>
-      <w:r>
-        <w:rPr>
-          <w:rFonts w:ascii="BIZ UDゴシック" w:eastAsia="BIZ UDゴシック" w:hAnsi="BIZ UDゴシック" w:hint="eastAsia"/>
-        </w:rPr>
-        <w:t>Web</w:t>
-      </w:r>
-      <w:proofErr w:type="spellEnd"/>
-      <w:r>
-        <w:rPr>
-          <w:rFonts w:ascii="BIZ UDゴシック" w:eastAsia="BIZ UDゴシック" w:hAnsi="BIZ UDゴシック" w:hint="eastAsia"/>
-        </w:rPr>
-        <w:t>サイトを閲覧して、太宰府天満宮の歴史について細かく知ることが出来るため制作を決めました。</w:t>
-      </w:r>
-    </w:p>
-    <w:p>
-      <w:pPr>
-        <w:rPr>
-          <w:rFonts w:ascii="BIZ UDゴシック" w:eastAsia="BIZ UDゴシック" w:hAnsi="BIZ UDゴシック" w:hint="eastAsia"/>
-        </w:rPr>
-      </w:pPr>
-      <w:r>
-        <w:rPr>
-          <w:rFonts w:ascii="BIZ UDゴシック" w:eastAsia="BIZ UDゴシック" w:hAnsi="BIZ UDゴシック" w:hint="eastAsia"/>
-        </w:rPr>
-        <w:t>ポスター作りに大事なのは見てくれる人が分かりやすく、パっと見て目的と内容が読み取れるものを作ることなので内容を詰め込みすぎず興味を惹くものを考えます。</w:t>
+        <w:t>写真などは背景が映らなくなるため貼らない</w:t>
+      </w:r>
+      <w:r>
+        <w:rPr>
+          <w:rFonts w:ascii="Arial" w:hAnsi="Arial" w:cs="Arial" w:hint="eastAsia"/>
+          <w:color w:val="202122"/>
+        </w:rPr>
+        <w:t>。</w:t>
+      </w:r>
+      <w:r>
+        <w:rPr>
+          <w:rFonts w:ascii="Arial" w:hAnsi="Arial" w:cs="Arial" w:hint="eastAsia"/>
+          <w:color w:val="202122"/>
+        </w:rPr>
+        <w:t>主に分析の内容を載せ</w:t>
+      </w:r>
+      <w:r>
+        <w:rPr>
+          <w:rFonts w:ascii="Arial" w:hAnsi="Arial" w:cs="Arial" w:hint="eastAsia"/>
+          <w:color w:val="202122"/>
+        </w:rPr>
+        <w:t>るが、</w:t>
+      </w:r>
+      <w:r>
+        <w:rPr>
+          <w:rFonts w:ascii="Arial" w:hAnsi="Arial" w:cs="Arial" w:hint="eastAsia"/>
+          <w:color w:val="202122"/>
+        </w:rPr>
+        <w:t>ポスターの大きさにより載せられる文章量には限界があるため</w:t>
+      </w:r>
+      <w:r>
+        <w:rPr>
+          <w:rFonts w:ascii="Arial" w:hAnsi="Arial" w:cs="Arial" w:hint="eastAsia"/>
+          <w:color w:val="202122"/>
+        </w:rPr>
+        <w:t>、グルメの記載も梅々枝餅一つに絞ります</w:t>
       </w:r>
     </w:p>
     <w:p>
@@ -2058,198 +2479,86 @@
           <w:color w:val="202122"/>
         </w:rPr>
       </w:pPr>
-    </w:p>
-    <w:p>
-      <w:pPr>
-        <w:pStyle w:val="Web"/>
-        <w:shd w:val="clear" w:color="auto" w:fill="FFFFFF"/>
-        <w:spacing w:before="120" w:beforeAutospacing="0" w:after="240" w:afterAutospacing="0"/>
-        <w:rPr>
-          <w:rFonts w:ascii="Arial" w:hAnsi="Arial" w:cs="Arial"/>
-          <w:color w:val="202122"/>
-        </w:rPr>
-      </w:pPr>
       <w:r>
         <w:rPr>
           <w:rFonts w:ascii="Arial" w:hAnsi="Arial" w:cs="Arial" w:hint="eastAsia"/>
           <w:color w:val="202122"/>
         </w:rPr>
-        <w:t>内容：太宰府天満宮の歴史と出来た経歴を</w:t>
+        <w:t>細かい歴史や解説は</w:t>
       </w:r>
       <w:r>
         <w:rPr>
           <w:rFonts w:ascii="Arial" w:hAnsi="Arial" w:cs="Arial" w:hint="eastAsia"/>
           <w:color w:val="202122"/>
         </w:rPr>
-        <w:t>かいつまんで載せる</w:t>
+        <w:t>現在制作予定の</w:t>
       </w:r>
       <w:r>
         <w:rPr>
           <w:rFonts w:ascii="Arial" w:hAnsi="Arial" w:cs="Arial" w:hint="eastAsia"/>
           <w:color w:val="202122"/>
         </w:rPr>
+        <w:t>Web</w:t>
+      </w:r>
+      <w:r>
+        <w:rPr>
+          <w:rFonts w:ascii="Arial" w:hAnsi="Arial" w:cs="Arial" w:hint="eastAsia"/>
+          <w:color w:val="202122"/>
+        </w:rPr>
+        <w:t>サイトに記載し、直接</w:t>
+      </w:r>
+      <w:r>
+        <w:rPr>
+          <w:rFonts w:ascii="Arial" w:hAnsi="Arial" w:cs="Arial" w:hint="eastAsia"/>
+          <w:color w:val="202122"/>
+        </w:rPr>
+        <w:t>Web</w:t>
+      </w:r>
+      <w:r>
+        <w:rPr>
+          <w:rFonts w:ascii="Arial" w:hAnsi="Arial" w:cs="Arial" w:hint="eastAsia"/>
+          <w:color w:val="202122"/>
+        </w:rPr>
+        <w:t>サイトに飛べる</w:t>
+      </w:r>
+      <w:r>
+        <w:rPr>
+          <w:rFonts w:ascii="Arial" w:hAnsi="Arial" w:cs="Arial" w:hint="eastAsia"/>
+          <w:color w:val="202122"/>
+        </w:rPr>
+        <w:t>QR</w:t>
+      </w:r>
+      <w:r>
+        <w:rPr>
+          <w:rFonts w:ascii="Arial" w:hAnsi="Arial" w:cs="Arial" w:hint="eastAsia"/>
+          <w:color w:val="202122"/>
+        </w:rPr>
+        <w:t>コードを</w:t>
+      </w:r>
+      <w:r>
+        <w:rPr>
+          <w:rFonts w:ascii="Arial" w:hAnsi="Arial" w:cs="Arial" w:hint="eastAsia"/>
+          <w:color w:val="202122"/>
+        </w:rPr>
+        <w:t>ポスター右下に配置して</w:t>
+      </w:r>
+      <w:r>
+        <w:rPr>
+          <w:rFonts w:ascii="Arial" w:hAnsi="Arial" w:cs="Arial" w:hint="eastAsia"/>
+          <w:color w:val="202122"/>
+        </w:rPr>
+        <w:t>スマホで簡単に読み込めるようにする</w:t>
+      </w:r>
+      <w:r>
+        <w:rPr>
+          <w:rFonts w:ascii="Arial" w:hAnsi="Arial" w:cs="Arial" w:hint="eastAsia"/>
+          <w:color w:val="202122"/>
+        </w:rPr>
         <w:t>。</w:t>
       </w:r>
     </w:p>
     <w:p>
       <w:pPr>
-        <w:pStyle w:val="Web"/>
-        <w:shd w:val="clear" w:color="auto" w:fill="FFFFFF"/>
-        <w:spacing w:before="120" w:beforeAutospacing="0" w:after="240" w:afterAutospacing="0"/>
-        <w:rPr>
-          <w:rFonts w:ascii="Arial" w:hAnsi="Arial" w:cs="Arial" w:hint="eastAsia"/>
-          <w:color w:val="202122"/>
-        </w:rPr>
-      </w:pPr>
-      <w:r>
-        <w:rPr>
-          <w:rFonts w:ascii="ＭＳ Ｐ明朝" w:eastAsia="ＭＳ Ｐ明朝" w:hAnsi="ＭＳ Ｐ明朝" w:hint="eastAsia"/>
-          <w:b/>
-          <w:bCs/>
-        </w:rPr>
-        <w:t>菅原道真</w:t>
-      </w:r>
-      <w:r>
-        <w:rPr>
-          <w:rFonts w:ascii="ＭＳ Ｐ明朝" w:eastAsia="ＭＳ Ｐ明朝" w:hAnsi="ＭＳ Ｐ明朝" w:hint="eastAsia"/>
-          <w:b/>
-          <w:bCs/>
-        </w:rPr>
-        <w:t>の</w:t>
-      </w:r>
-      <w:r>
-        <w:rPr>
-          <w:rFonts w:ascii="Arial" w:hAnsi="Arial" w:cs="Arial" w:hint="eastAsia"/>
-          <w:color w:val="202122"/>
-        </w:rPr>
-        <w:t>写真などは背景が映らなくなるため貼らない</w:t>
-      </w:r>
-      <w:r>
-        <w:rPr>
-          <w:rFonts w:ascii="Arial" w:hAnsi="Arial" w:cs="Arial" w:hint="eastAsia"/>
-          <w:color w:val="202122"/>
-        </w:rPr>
-        <w:t>。</w:t>
-      </w:r>
-      <w:r>
-        <w:rPr>
-          <w:rFonts w:ascii="Arial" w:hAnsi="Arial" w:cs="Arial" w:hint="eastAsia"/>
-          <w:color w:val="202122"/>
-        </w:rPr>
-        <w:t>主に分析の内容を載せ</w:t>
-      </w:r>
-      <w:r>
-        <w:rPr>
-          <w:rFonts w:ascii="Arial" w:hAnsi="Arial" w:cs="Arial" w:hint="eastAsia"/>
-          <w:color w:val="202122"/>
-        </w:rPr>
-        <w:t>るが、</w:t>
-      </w:r>
-      <w:r>
-        <w:rPr>
-          <w:rFonts w:ascii="Arial" w:hAnsi="Arial" w:cs="Arial" w:hint="eastAsia"/>
-          <w:color w:val="202122"/>
-        </w:rPr>
-        <w:t>ポスターの大きさにより載せられる文章量には限界があるため</w:t>
-      </w:r>
-      <w:r>
-        <w:rPr>
-          <w:rFonts w:ascii="Arial" w:hAnsi="Arial" w:cs="Arial" w:hint="eastAsia"/>
-          <w:color w:val="202122"/>
-        </w:rPr>
-        <w:t>、グルメの記載も梅々枝餅一つに絞ります</w:t>
-      </w:r>
-    </w:p>
-    <w:p>
-      <w:pPr>
-        <w:pStyle w:val="Web"/>
-        <w:shd w:val="clear" w:color="auto" w:fill="FFFFFF"/>
-        <w:spacing w:before="120" w:beforeAutospacing="0" w:after="240" w:afterAutospacing="0"/>
-        <w:rPr>
-          <w:rFonts w:ascii="Arial" w:hAnsi="Arial" w:cs="Arial" w:hint="eastAsia"/>
-          <w:color w:val="202122"/>
-        </w:rPr>
-      </w:pPr>
-      <w:r>
-        <w:rPr>
-          <w:rFonts w:ascii="Arial" w:hAnsi="Arial" w:cs="Arial" w:hint="eastAsia"/>
-          <w:color w:val="202122"/>
-        </w:rPr>
-        <w:t>細かい歴史や解説は</w:t>
-      </w:r>
-      <w:r>
-        <w:rPr>
-          <w:rFonts w:ascii="Arial" w:hAnsi="Arial" w:cs="Arial" w:hint="eastAsia"/>
-          <w:color w:val="202122"/>
-        </w:rPr>
-        <w:t>現在制作予定の</w:t>
-      </w:r>
-      <w:r>
-        <w:rPr>
-          <w:rFonts w:ascii="Arial" w:hAnsi="Arial" w:cs="Arial" w:hint="eastAsia"/>
-          <w:color w:val="202122"/>
-        </w:rPr>
-        <w:t>Web</w:t>
-      </w:r>
-      <w:r>
-        <w:rPr>
-          <w:rFonts w:ascii="Arial" w:hAnsi="Arial" w:cs="Arial" w:hint="eastAsia"/>
-          <w:color w:val="202122"/>
-        </w:rPr>
-        <w:t>サイトに記載し、直接</w:t>
-      </w:r>
-      <w:r>
-        <w:rPr>
-          <w:rFonts w:ascii="Arial" w:hAnsi="Arial" w:cs="Arial" w:hint="eastAsia"/>
-          <w:color w:val="202122"/>
-        </w:rPr>
-        <w:t>Web</w:t>
-      </w:r>
-      <w:r>
-        <w:rPr>
-          <w:rFonts w:ascii="Arial" w:hAnsi="Arial" w:cs="Arial" w:hint="eastAsia"/>
-          <w:color w:val="202122"/>
-        </w:rPr>
-        <w:t>サイトに飛べる</w:t>
-      </w:r>
-      <w:r>
-        <w:rPr>
-          <w:rFonts w:ascii="Arial" w:hAnsi="Arial" w:cs="Arial" w:hint="eastAsia"/>
-          <w:color w:val="202122"/>
-        </w:rPr>
-        <w:t>QR</w:t>
-      </w:r>
-      <w:r>
-        <w:rPr>
-          <w:rFonts w:ascii="Arial" w:hAnsi="Arial" w:cs="Arial" w:hint="eastAsia"/>
-          <w:color w:val="202122"/>
-        </w:rPr>
-        <w:t>コードを</w:t>
-      </w:r>
-      <w:r>
-        <w:rPr>
-          <w:rFonts w:ascii="Arial" w:hAnsi="Arial" w:cs="Arial" w:hint="eastAsia"/>
-          <w:color w:val="202122"/>
-        </w:rPr>
-        <w:t>ポスター右下に配置して</w:t>
-      </w:r>
-      <w:r>
-        <w:rPr>
-          <w:rFonts w:ascii="Arial" w:hAnsi="Arial" w:cs="Arial" w:hint="eastAsia"/>
-          <w:color w:val="202122"/>
-        </w:rPr>
-        <w:t>スマホで簡単に読み込めるようにする</w:t>
-      </w:r>
-      <w:r>
-        <w:rPr>
-          <w:rFonts w:ascii="Arial" w:hAnsi="Arial" w:cs="Arial" w:hint="eastAsia"/>
-          <w:color w:val="202122"/>
-        </w:rPr>
-        <w:t>。</w:t>
-      </w:r>
-    </w:p>
-    <w:p>
-      <w:pPr>
         <w:rPr>
           <w:rFonts w:ascii="ＭＳ Ｐ明朝" w:eastAsia="ＭＳ Ｐ明朝" w:hAnsi="ＭＳ Ｐ明朝"/>
         </w:rPr>
@@ -2258,11 +2567,10 @@
         <w:rPr>
           <w:noProof/>
         </w:rPr>
-        <w:lastRenderedPageBreak/>
         <w:drawing>
-          <wp:inline distT="0" distB="0" distL="0" distR="0" wp14:anchorId="674BB5B1" wp14:editId="15248655">
-            <wp:extent cx="1911350" cy="2550385"/>
-            <wp:effectExtent l="0" t="0" r="0" b="2540"/>
+          <wp:inline distT="0" distB="0" distL="0" distR="0" wp14:anchorId="674BB5B1" wp14:editId="376B404C">
+            <wp:extent cx="2476500" cy="3304486"/>
+            <wp:effectExtent l="0" t="0" r="0" b="0"/>
             <wp:docPr id="597830924" name="図 1" descr="太宰府観光ポスター（観光PR） - 福岡県太宰府市公式ホームページ"/>
             <wp:cNvGraphicFramePr>
               <a:graphicFrameLocks xmlns:a="http://schemas.openxmlformats.org/drawingml/2006/main" noChangeAspect="1"/>
@@ -2277,7 +2585,7 @@
                     </pic:cNvPicPr>
                   </pic:nvPicPr>
                   <pic:blipFill>
-                    <a:blip r:embed="rId15" cstate="print">
+                    <a:blip r:embed="rId16" cstate="print">
                       <a:extLst>
                         <a:ext uri="{28A0092B-C50C-407E-A947-70E740481C1C}">
                           <a14:useLocalDpi xmlns:a14="http://schemas.microsoft.com/office/drawing/2010/main" val="0"/>
@@ -2292,7 +2600,7 @@
                   <pic:spPr bwMode="auto">
                     <a:xfrm>
                       <a:off x="0" y="0"/>
-                      <a:ext cx="1917006" cy="2557932"/>
+                      <a:ext cx="2488661" cy="3320713"/>
                     </a:xfrm>
                     <a:prstGeom prst="rect">
                       <a:avLst/>
@@ -2356,7 +2664,7 @@
       <w:pPr>
         <w:rPr>
           <w:rStyle w:val="af4"/>
-          <w:rFonts w:ascii="ＭＳ Ｐ明朝" w:eastAsia="ＭＳ Ｐ明朝" w:hAnsi="ＭＳ Ｐ明朝"/>
+          <w:rFonts w:ascii="ＭＳ Ｐ明朝" w:eastAsia="ＭＳ Ｐ明朝" w:hAnsi="ＭＳ Ｐ明朝" w:hint="eastAsia"/>
         </w:rPr>
       </w:pPr>
       <w:r>
@@ -2370,7 +2678,7 @@
     <w:p>
       <w:pPr>
         <w:rPr>
-          <w:rFonts w:ascii="ＭＳ Ｐ明朝" w:eastAsia="ＭＳ Ｐ明朝" w:hAnsi="ＭＳ Ｐ明朝" w:hint="eastAsia"/>
+          <w:rFonts w:ascii="ＭＳ Ｐ明朝" w:eastAsia="ＭＳ Ｐ明朝" w:hAnsi="ＭＳ Ｐ明朝"/>
         </w:rPr>
       </w:pPr>
       <w:r>
@@ -2378,6 +2686,180 @@
           <w:rFonts w:ascii="ＭＳ Ｐ明朝" w:eastAsia="ＭＳ Ｐ明朝" w:hAnsi="ＭＳ Ｐ明朝"/>
         </w:rPr>
         <w:fldChar w:fldCharType="end"/>
+      </w:r>
+    </w:p>
+    <w:p>
+      <w:pPr>
+        <w:rPr>
+          <w:rFonts w:ascii="ＭＳ Ｐ明朝" w:eastAsia="ＭＳ Ｐ明朝" w:hAnsi="ＭＳ Ｐ明朝" w:hint="eastAsia"/>
+        </w:rPr>
+      </w:pPr>
+    </w:p>
+    <w:p>
+      <w:pPr>
+        <w:rPr>
+          <w:rFonts w:ascii="ＭＳ Ｐ明朝" w:eastAsia="ＭＳ Ｐ明朝" w:hAnsi="ＭＳ Ｐ明朝"/>
+          <w:b/>
+          <w:bCs/>
+          <w:sz w:val="32"/>
+          <w:szCs w:val="32"/>
+        </w:rPr>
+      </w:pPr>
+      <w:r>
+        <w:rPr>
+          <w:rFonts w:ascii="ＭＳ Ｐ明朝" w:eastAsia="ＭＳ Ｐ明朝" w:hAnsi="ＭＳ Ｐ明朝" w:hint="eastAsia"/>
+          <w:b/>
+          <w:bCs/>
+          <w:sz w:val="32"/>
+          <w:szCs w:val="32"/>
+        </w:rPr>
+        <w:lastRenderedPageBreak/>
+        <w:t>機材・制作ソフト</w:t>
+      </w:r>
+    </w:p>
+    <w:p>
+      <w:pPr>
+        <w:rPr>
+          <w:rFonts w:ascii="ＭＳ Ｐ明朝" w:eastAsia="ＭＳ Ｐ明朝" w:hAnsi="ＭＳ Ｐ明朝"/>
+          <w:b/>
+          <w:bCs/>
+          <w:sz w:val="32"/>
+          <w:szCs w:val="32"/>
+        </w:rPr>
+      </w:pPr>
+      <w:r>
+        <w:rPr>
+          <w:rFonts w:ascii="ＭＳ Ｐ明朝" w:eastAsia="ＭＳ Ｐ明朝" w:hAnsi="ＭＳ Ｐ明朝" w:hint="eastAsia"/>
+          <w:b/>
+          <w:bCs/>
+          <w:sz w:val="32"/>
+          <w:szCs w:val="32"/>
+        </w:rPr>
+        <w:t>Photoshop</w:t>
+      </w:r>
+    </w:p>
+    <w:p>
+      <w:pPr>
+        <w:rPr>
+          <w:rFonts w:ascii="ＭＳ Ｐ明朝" w:eastAsia="ＭＳ Ｐ明朝" w:hAnsi="ＭＳ Ｐ明朝"/>
+          <w:b/>
+          <w:bCs/>
+          <w:sz w:val="32"/>
+          <w:szCs w:val="32"/>
+        </w:rPr>
+      </w:pPr>
+      <w:r>
+        <w:rPr>
+          <w:rFonts w:ascii="ＭＳ Ｐ明朝" w:eastAsia="ＭＳ Ｐ明朝" w:hAnsi="ＭＳ Ｐ明朝"/>
+          <w:b/>
+          <w:bCs/>
+          <w:sz w:val="32"/>
+          <w:szCs w:val="32"/>
+        </w:rPr>
+        <w:t>I</w:t>
+      </w:r>
+      <w:r>
+        <w:rPr>
+          <w:rFonts w:ascii="ＭＳ Ｐ明朝" w:eastAsia="ＭＳ Ｐ明朝" w:hAnsi="ＭＳ Ｐ明朝" w:hint="eastAsia"/>
+          <w:b/>
+          <w:bCs/>
+          <w:sz w:val="32"/>
+          <w:szCs w:val="32"/>
+        </w:rPr>
+        <w:t>llustrator</w:t>
+      </w:r>
+    </w:p>
+    <w:p>
+      <w:pPr>
+        <w:rPr>
+          <w:rFonts w:ascii="ＭＳ Ｐ明朝" w:eastAsia="ＭＳ Ｐ明朝" w:hAnsi="ＭＳ Ｐ明朝"/>
+          <w:b/>
+          <w:bCs/>
+          <w:sz w:val="32"/>
+          <w:szCs w:val="32"/>
+        </w:rPr>
+      </w:pPr>
+      <w:r>
+        <w:rPr>
+          <w:rFonts w:ascii="ＭＳ Ｐ明朝" w:eastAsia="ＭＳ Ｐ明朝" w:hAnsi="ＭＳ Ｐ明朝" w:hint="eastAsia"/>
+          <w:b/>
+          <w:bCs/>
+          <w:sz w:val="32"/>
+          <w:szCs w:val="32"/>
+        </w:rPr>
+        <w:t>HTML・CSS</w:t>
+      </w:r>
+    </w:p>
+    <w:p>
+      <w:pPr>
+        <w:rPr>
+          <w:rFonts w:ascii="ＭＳ Ｐ明朝" w:eastAsia="ＭＳ Ｐ明朝" w:hAnsi="ＭＳ Ｐ明朝"/>
+          <w:b/>
+          <w:bCs/>
+          <w:sz w:val="32"/>
+          <w:szCs w:val="32"/>
+        </w:rPr>
+      </w:pPr>
+      <w:r>
+        <w:rPr>
+          <w:rFonts w:ascii="ＭＳ Ｐ明朝" w:eastAsia="ＭＳ Ｐ明朝" w:hAnsi="ＭＳ Ｐ明朝" w:hint="eastAsia"/>
+          <w:b/>
+          <w:bCs/>
+          <w:sz w:val="32"/>
+          <w:szCs w:val="32"/>
+        </w:rPr>
+        <w:t>Java　script</w:t>
+      </w:r>
+    </w:p>
+    <w:p>
+      <w:pPr>
+        <w:rPr>
+          <w:rFonts w:ascii="ＭＳ Ｐ明朝" w:eastAsia="ＭＳ Ｐ明朝" w:hAnsi="ＭＳ Ｐ明朝" w:hint="eastAsia"/>
+          <w:b/>
+          <w:bCs/>
+          <w:sz w:val="32"/>
+          <w:szCs w:val="32"/>
+        </w:rPr>
+      </w:pPr>
+      <w:r>
+        <w:rPr>
+          <w:rFonts w:ascii="ＭＳ Ｐ明朝" w:eastAsia="ＭＳ Ｐ明朝" w:hAnsi="ＭＳ Ｐ明朝" w:hint="eastAsia"/>
+          <w:b/>
+          <w:bCs/>
+          <w:sz w:val="32"/>
+          <w:szCs w:val="32"/>
+        </w:rPr>
+        <w:t>太宰府天満宮の写真</w:t>
+      </w:r>
+      <w:r>
+        <w:rPr>
+          <w:rFonts w:ascii="ＭＳ Ｐ明朝" w:eastAsia="ＭＳ Ｐ明朝" w:hAnsi="ＭＳ Ｐ明朝"/>
+          <w:b/>
+          <w:bCs/>
+          <w:sz w:val="32"/>
+          <w:szCs w:val="32"/>
+        </w:rPr>
+        <w:t>(</w:t>
+      </w:r>
+      <w:r>
+        <w:rPr>
+          <w:rFonts w:ascii="ＭＳ Ｐ明朝" w:eastAsia="ＭＳ Ｐ明朝" w:hAnsi="ＭＳ Ｐ明朝" w:hint="eastAsia"/>
+          <w:b/>
+          <w:bCs/>
+          <w:sz w:val="32"/>
+          <w:szCs w:val="32"/>
+        </w:rPr>
+        <w:t>許可の取れた場所のみ</w:t>
+      </w:r>
+      <w:r>
+        <w:rPr>
+          <w:rFonts w:ascii="ＭＳ Ｐ明朝" w:eastAsia="ＭＳ Ｐ明朝" w:hAnsi="ＭＳ Ｐ明朝"/>
+          <w:b/>
+          <w:bCs/>
+          <w:sz w:val="32"/>
+          <w:szCs w:val="32"/>
+        </w:rPr>
+        <w:t>)</w:t>
       </w:r>
     </w:p>
     <w:sectPr>
@@ -2541,8 +3023,240 @@
       </w:rPr>
     </w:lvl>
   </w:abstractNum>
+  <w:abstractNum w:abstractNumId="1" w15:restartNumberingAfterBreak="0">
+    <w:nsid w:val="3C7E5C77"/>
+    <w:multiLevelType w:val="hybridMultilevel"/>
+    <w:tmpl w:val="0A4EAC74"/>
+    <w:lvl w:ilvl="0" w:tplc="04090001">
+      <w:start w:val="1"/>
+      <w:numFmt w:val="bullet"/>
+      <w:lvlText w:val=""/>
+      <w:lvlJc w:val="left"/>
+      <w:pPr>
+        <w:ind w:left="440" w:hanging="440"/>
+      </w:pPr>
+      <w:rPr>
+        <w:rFonts w:ascii="Wingdings" w:hAnsi="Wingdings" w:hint="default"/>
+      </w:rPr>
+    </w:lvl>
+    <w:lvl w:ilvl="1" w:tplc="0409000B" w:tentative="1">
+      <w:start w:val="1"/>
+      <w:numFmt w:val="bullet"/>
+      <w:lvlText w:val=""/>
+      <w:lvlJc w:val="left"/>
+      <w:pPr>
+        <w:ind w:left="880" w:hanging="440"/>
+      </w:pPr>
+      <w:rPr>
+        <w:rFonts w:ascii="Wingdings" w:hAnsi="Wingdings" w:hint="default"/>
+      </w:rPr>
+    </w:lvl>
+    <w:lvl w:ilvl="2" w:tplc="0409000D" w:tentative="1">
+      <w:start w:val="1"/>
+      <w:numFmt w:val="bullet"/>
+      <w:lvlText w:val=""/>
+      <w:lvlJc w:val="left"/>
+      <w:pPr>
+        <w:ind w:left="1320" w:hanging="440"/>
+      </w:pPr>
+      <w:rPr>
+        <w:rFonts w:ascii="Wingdings" w:hAnsi="Wingdings" w:hint="default"/>
+      </w:rPr>
+    </w:lvl>
+    <w:lvl w:ilvl="3" w:tplc="04090001" w:tentative="1">
+      <w:start w:val="1"/>
+      <w:numFmt w:val="bullet"/>
+      <w:lvlText w:val=""/>
+      <w:lvlJc w:val="left"/>
+      <w:pPr>
+        <w:ind w:left="1760" w:hanging="440"/>
+      </w:pPr>
+      <w:rPr>
+        <w:rFonts w:ascii="Wingdings" w:hAnsi="Wingdings" w:hint="default"/>
+      </w:rPr>
+    </w:lvl>
+    <w:lvl w:ilvl="4" w:tplc="0409000B" w:tentative="1">
+      <w:start w:val="1"/>
+      <w:numFmt w:val="bullet"/>
+      <w:lvlText w:val=""/>
+      <w:lvlJc w:val="left"/>
+      <w:pPr>
+        <w:ind w:left="2200" w:hanging="440"/>
+      </w:pPr>
+      <w:rPr>
+        <w:rFonts w:ascii="Wingdings" w:hAnsi="Wingdings" w:hint="default"/>
+      </w:rPr>
+    </w:lvl>
+    <w:lvl w:ilvl="5" w:tplc="0409000D" w:tentative="1">
+      <w:start w:val="1"/>
+      <w:numFmt w:val="bullet"/>
+      <w:lvlText w:val=""/>
+      <w:lvlJc w:val="left"/>
+      <w:pPr>
+        <w:ind w:left="2640" w:hanging="440"/>
+      </w:pPr>
+      <w:rPr>
+        <w:rFonts w:ascii="Wingdings" w:hAnsi="Wingdings" w:hint="default"/>
+      </w:rPr>
+    </w:lvl>
+    <w:lvl w:ilvl="6" w:tplc="04090001" w:tentative="1">
+      <w:start w:val="1"/>
+      <w:numFmt w:val="bullet"/>
+      <w:lvlText w:val=""/>
+      <w:lvlJc w:val="left"/>
+      <w:pPr>
+        <w:ind w:left="3080" w:hanging="440"/>
+      </w:pPr>
+      <w:rPr>
+        <w:rFonts w:ascii="Wingdings" w:hAnsi="Wingdings" w:hint="default"/>
+      </w:rPr>
+    </w:lvl>
+    <w:lvl w:ilvl="7" w:tplc="0409000B" w:tentative="1">
+      <w:start w:val="1"/>
+      <w:numFmt w:val="bullet"/>
+      <w:lvlText w:val=""/>
+      <w:lvlJc w:val="left"/>
+      <w:pPr>
+        <w:ind w:left="3520" w:hanging="440"/>
+      </w:pPr>
+      <w:rPr>
+        <w:rFonts w:ascii="Wingdings" w:hAnsi="Wingdings" w:hint="default"/>
+      </w:rPr>
+    </w:lvl>
+    <w:lvl w:ilvl="8" w:tplc="0409000D" w:tentative="1">
+      <w:start w:val="1"/>
+      <w:numFmt w:val="bullet"/>
+      <w:lvlText w:val=""/>
+      <w:lvlJc w:val="left"/>
+      <w:pPr>
+        <w:ind w:left="3960" w:hanging="440"/>
+      </w:pPr>
+      <w:rPr>
+        <w:rFonts w:ascii="Wingdings" w:hAnsi="Wingdings" w:hint="default"/>
+      </w:rPr>
+    </w:lvl>
+  </w:abstractNum>
+  <w:abstractNum w:abstractNumId="2" w15:restartNumberingAfterBreak="0">
+    <w:nsid w:val="50D70ACC"/>
+    <w:multiLevelType w:val="hybridMultilevel"/>
+    <w:tmpl w:val="E85CA16A"/>
+    <w:lvl w:ilvl="0" w:tplc="04090001">
+      <w:start w:val="1"/>
+      <w:numFmt w:val="bullet"/>
+      <w:lvlText w:val=""/>
+      <w:lvlJc w:val="left"/>
+      <w:pPr>
+        <w:ind w:left="440" w:hanging="440"/>
+      </w:pPr>
+      <w:rPr>
+        <w:rFonts w:ascii="Wingdings" w:hAnsi="Wingdings" w:hint="default"/>
+      </w:rPr>
+    </w:lvl>
+    <w:lvl w:ilvl="1" w:tplc="0409000B" w:tentative="1">
+      <w:start w:val="1"/>
+      <w:numFmt w:val="bullet"/>
+      <w:lvlText w:val=""/>
+      <w:lvlJc w:val="left"/>
+      <w:pPr>
+        <w:ind w:left="880" w:hanging="440"/>
+      </w:pPr>
+      <w:rPr>
+        <w:rFonts w:ascii="Wingdings" w:hAnsi="Wingdings" w:hint="default"/>
+      </w:rPr>
+    </w:lvl>
+    <w:lvl w:ilvl="2" w:tplc="0409000D" w:tentative="1">
+      <w:start w:val="1"/>
+      <w:numFmt w:val="bullet"/>
+      <w:lvlText w:val=""/>
+      <w:lvlJc w:val="left"/>
+      <w:pPr>
+        <w:ind w:left="1320" w:hanging="440"/>
+      </w:pPr>
+      <w:rPr>
+        <w:rFonts w:ascii="Wingdings" w:hAnsi="Wingdings" w:hint="default"/>
+      </w:rPr>
+    </w:lvl>
+    <w:lvl w:ilvl="3" w:tplc="04090001" w:tentative="1">
+      <w:start w:val="1"/>
+      <w:numFmt w:val="bullet"/>
+      <w:lvlText w:val=""/>
+      <w:lvlJc w:val="left"/>
+      <w:pPr>
+        <w:ind w:left="1760" w:hanging="440"/>
+      </w:pPr>
+      <w:rPr>
+        <w:rFonts w:ascii="Wingdings" w:hAnsi="Wingdings" w:hint="default"/>
+      </w:rPr>
+    </w:lvl>
+    <w:lvl w:ilvl="4" w:tplc="0409000B" w:tentative="1">
+      <w:start w:val="1"/>
+      <w:numFmt w:val="bullet"/>
+      <w:lvlText w:val=""/>
+      <w:lvlJc w:val="left"/>
+      <w:pPr>
+        <w:ind w:left="2200" w:hanging="440"/>
+      </w:pPr>
+      <w:rPr>
+        <w:rFonts w:ascii="Wingdings" w:hAnsi="Wingdings" w:hint="default"/>
+      </w:rPr>
+    </w:lvl>
+    <w:lvl w:ilvl="5" w:tplc="0409000D" w:tentative="1">
+      <w:start w:val="1"/>
+      <w:numFmt w:val="bullet"/>
+      <w:lvlText w:val=""/>
+      <w:lvlJc w:val="left"/>
+      <w:pPr>
+        <w:ind w:left="2640" w:hanging="440"/>
+      </w:pPr>
+      <w:rPr>
+        <w:rFonts w:ascii="Wingdings" w:hAnsi="Wingdings" w:hint="default"/>
+      </w:rPr>
+    </w:lvl>
+    <w:lvl w:ilvl="6" w:tplc="04090001" w:tentative="1">
+      <w:start w:val="1"/>
+      <w:numFmt w:val="bullet"/>
+      <w:lvlText w:val=""/>
+      <w:lvlJc w:val="left"/>
+      <w:pPr>
+        <w:ind w:left="3080" w:hanging="440"/>
+      </w:pPr>
+      <w:rPr>
+        <w:rFonts w:ascii="Wingdings" w:hAnsi="Wingdings" w:hint="default"/>
+      </w:rPr>
+    </w:lvl>
+    <w:lvl w:ilvl="7" w:tplc="0409000B" w:tentative="1">
+      <w:start w:val="1"/>
+      <w:numFmt w:val="bullet"/>
+      <w:lvlText w:val=""/>
+      <w:lvlJc w:val="left"/>
+      <w:pPr>
+        <w:ind w:left="3520" w:hanging="440"/>
+      </w:pPr>
+      <w:rPr>
+        <w:rFonts w:ascii="Wingdings" w:hAnsi="Wingdings" w:hint="default"/>
+      </w:rPr>
+    </w:lvl>
+    <w:lvl w:ilvl="8" w:tplc="0409000D" w:tentative="1">
+      <w:start w:val="1"/>
+      <w:numFmt w:val="bullet"/>
+      <w:lvlText w:val=""/>
+      <w:lvlJc w:val="left"/>
+      <w:pPr>
+        <w:ind w:left="3960" w:hanging="440"/>
+      </w:pPr>
+      <w:rPr>
+        <w:rFonts w:ascii="Wingdings" w:hAnsi="Wingdings" w:hint="default"/>
+      </w:rPr>
+    </w:lvl>
+  </w:abstractNum>
   <w:num w:numId="1" w16cid:durableId="941688928">
     <w:abstractNumId w:val="0"/>
+  </w:num>
+  <w:num w:numId="2" w16cid:durableId="1829665648">
+    <w:abstractNumId w:val="1"/>
+  </w:num>
+  <w:num w:numId="3" w16cid:durableId="425007190">
+    <w:abstractNumId w:val="2"/>
   </w:num>
 </w:numbering>
 </file>
@@ -3623,6 +4337,18 @@
     <w:basedOn w:val="a0"/>
     <w:rsid w:val="004E0D28"/>
   </w:style>
+  <w:style w:type="character" w:styleId="af6">
+    <w:name w:val="FollowedHyperlink"/>
+    <w:basedOn w:val="a0"/>
+    <w:uiPriority w:val="99"/>
+    <w:semiHidden/>
+    <w:unhideWhenUsed/>
+    <w:rsid w:val="008D7E0C"/>
+    <w:rPr>
+      <w:color w:val="96607D" w:themeColor="followedHyperlink"/>
+      <w:u w:val="single"/>
+    </w:rPr>
+  </w:style>
 </w:styles>
 </file>
 
